--- a/zht/docx/135.content.docx
+++ b/zht/docx/135.content.docx
@@ -19,7 +19,7 @@
         <w:rPr>
           <w:lang w:val="zh_TW" w:bidi="zh_TW"/>
         </w:rPr>
-        <w:t>Resource: 聖經詞典 (Tyndale)</w:t>
+        <w:t>Resource: Tyndale Open Bible Dictionary</w:t>
       </w:r>
       <w:r>
         <w:rPr>
@@ -112,7 +112,7 @@
         <w:rPr>
           <w:lang w:val="zh_TW" w:bidi="zh_TW"/>
         </w:rPr>
-        <w:t>聖經詞典 (Tyndale)</w:t>
+        <w:t>Tyndale Open Bible Dictionary</w:t>
       </w:r>
     </w:p>
     <w:p>
@@ -149,7 +149,7 @@
         <w:rPr>
           <w:lang w:val="zh_TW" w:bidi="zh_TW"/>
         </w:rPr>
-        <w:t>tu</w:t>
+        <w:t>tang</w:t>
       </w:r>
       <w:r>
         <w:rPr>
@@ -212,7 +212,7 @@
         <w:rPr>
           <w:lang w:val="zh_TW" w:bidi="zh_TW"/>
         </w:rPr>
-        <w:t>土八‧該隱</w:t>
+        <w:t>湯（Pottage）</w:t>
       </w:r>
       <w:r>
         <w:rPr>
@@ -231,7 +231,7 @@
         <w:rPr>
           <w:lang w:val="zh_TW" w:bidi="zh_TW"/>
         </w:rPr>
-        <w:t>拉麥和他的妻子洗拉的兒子（</w:t>
+        <w:t>一種在舊約聖經中常見的紅色蔬菜燉湯（</w:t>
       </w:r>
       <w:hyperlink r:id="rId13">
         <w:r>
@@ -242,14 +242,14 @@
             <w:color w:val="0000EE"/>
             <w:u w:val="single"/>
           </w:rPr>
-          <w:t>創4:22</w:t>
+          <w:t>該2:12</w:t>
         </w:r>
       </w:hyperlink>
       <w:r>
         <w:rPr>
           <w:lang w:val="zh_TW" w:bidi="zh_TW"/>
         </w:rPr>
-        <w:t>）。他是「打造各樣銅鐵利器的」。雖然文本並未聲稱他是第一位或所有鐵匠的「祖師」，但許多學者認為，文本原先與第</w:t>
+        <w:t>）。它通常是以紅豆、香草、洋蔥製成，有時也會加入肉類。這湯的香氣強烈到足以使以掃將長子的名分讓給雅各（</w:t>
       </w:r>
       <w:hyperlink r:id="rId14">
         <w:r>
@@ -260,14 +260,14 @@
             <w:color w:val="0000EE"/>
             <w:u w:val="single"/>
           </w:rPr>
-          <w:t>20</w:t>
+          <w:t>創25:29–34</w:t>
         </w:r>
       </w:hyperlink>
       <w:r>
         <w:rPr>
           <w:lang w:val="zh_TW" w:bidi="zh_TW"/>
         </w:rPr>
-        <w:t>和</w:t>
+        <w:t>）。以利沙的門徒也十分看重這湯所帶來的滋養（</w:t>
       </w:r>
       <w:hyperlink r:id="rId15">
         <w:r>
@@ -278,87 +278,7 @@
             <w:color w:val="0000EE"/>
             <w:u w:val="single"/>
           </w:rPr>
-          <w:t>21</w:t>
-        </w:r>
-      </w:hyperlink>
-      <w:r>
-        <w:rPr>
-          <w:lang w:val="zh_TW" w:bidi="zh_TW"/>
-        </w:rPr>
-        <w:t>節呈平行，以暗示他是第一位。</w:t>
-      </w:r>
-      <w:r>
-        <w:rPr>
-          <w:lang w:val="zh_TW" w:bidi="zh_TW"/>
-        </w:rPr>
-      </w:r>
-      <w:r>
-        <w:rPr>
-          <w:lang w:val="zh_TW" w:bidi="zh_TW"/>
-        </w:rPr>
-      </w:r>
-    </w:p>
-    <w:p>
-      <w:pPr/>
-      <w:r>
-        <w:rPr>
-          <w:lang w:val="zh_TW" w:bidi="zh_TW"/>
-        </w:rPr>
-      </w:r>
-    </w:p>
-    <w:p>
-      <w:pPr>
-        <w:pStyle w:val="Heading2"/>
-      </w:pPr>
-      <w:r>
-        <w:rPr>
-          <w:lang w:val="zh_TW" w:bidi="zh_TW"/>
-        </w:rPr>
-        <w:t>土地</w:t>
-      </w:r>
-      <w:r>
-        <w:rPr>
-          <w:lang w:val="zh_TW" w:bidi="zh_TW"/>
-        </w:rPr>
-      </w:r>
-    </w:p>
-    <w:p>
-      <w:pPr/>
-      <w:r>
-        <w:rPr>
-          <w:lang w:val="zh_TW" w:bidi="zh_TW"/>
-        </w:rPr>
-      </w:r>
-      <w:r>
-        <w:rPr>
-          <w:lang w:val="zh_TW" w:bidi="zh_TW"/>
-        </w:rPr>
-        <w:t>人與土地的關係是舊約聖經中的重要主題。在創世記裡，地與旱地被造，成為人居住並與神相交的地方。人被賦予管理大地、治理動物的任務，好使自己的需要得以滿足，並將榮耀歸給造物主。然而，自從人墮落之後，他們不僅與神和彼此隔絕，也與他們所居住的土地隔絕。他們被趕出伊甸園，大地也受咒詛。他們不得不汗流滿面地勞苦，才能制服土地並維持生計，因為收成被荊棘和蒺藜所阻。</w:t>
-      </w:r>
-    </w:p>
-    <w:p>
-      <w:pPr/>
-      <w:r>
-        <w:rPr>
-          <w:lang w:val="zh_TW" w:bidi="zh_TW"/>
-        </w:rPr>
-      </w:r>
-      <w:r>
-        <w:rPr>
-          <w:lang w:val="zh_TW" w:bidi="zh_TW"/>
-        </w:rPr>
-        <w:t>該隱殺了他的弟弟之後，受到刑罰，要承受更嚴重的土地咒詛。神告訴他，即使他辛苦勞作，土地也不會為他效力，迫使他漂流無定。該隱失去永久的居所，被剝奪享受安息與昌盛的機會。該隱因為犯罪，無法實現他對「歸屬之地」的渴望。（</w:t>
-      </w:r>
-      <w:hyperlink r:id="rId16">
-        <w:r>
-          <w:rPr>
-            <w:lang w:val="zh_TW" w:bidi="zh_TW"/>
-          </w:rPr>
-          <w:rPr>
-            <w:color w:val="0000EE"/>
-            <w:u w:val="single"/>
-          </w:rPr>
-          <w:t>創4:12</w:t>
+          <w:t>王下4:38–41</w:t>
         </w:r>
       </w:hyperlink>
       <w:r>
@@ -366,963 +286,6 @@
           <w:lang w:val="zh_TW" w:bidi="zh_TW"/>
         </w:rPr>
         <w:t>）。</w:t>
-      </w:r>
-    </w:p>
-    <w:p>
-      <w:pPr/>
-      <w:r>
-        <w:rPr>
-          <w:lang w:val="zh_TW" w:bidi="zh_TW"/>
-        </w:rPr>
-      </w:r>
-      <w:r>
-        <w:rPr>
-          <w:lang w:val="zh_TW" w:bidi="zh_TW"/>
-        </w:rPr>
-        <w:t>洪水之後，神因著審判極其邪惡的人而毀滅世界，但人又再一次惹動神的忿怒；人建造巴別塔，是要在不依靠神的情況下高舉人的能力。於是神介入，使人的語言混亂，並「使眾人分散在全地上」（</w:t>
-      </w:r>
-      <w:hyperlink r:id="rId17">
-        <w:r>
-          <w:rPr>
-            <w:lang w:val="zh_TW" w:bidi="zh_TW"/>
-          </w:rPr>
-          <w:rPr>
-            <w:color w:val="0000EE"/>
-            <w:u w:val="single"/>
-          </w:rPr>
-          <w:t>11:9</w:t>
-        </w:r>
-      </w:hyperlink>
-      <w:r>
-        <w:rPr>
-          <w:lang w:val="zh_TW" w:bidi="zh_TW"/>
-        </w:rPr>
-        <w:t>）。</w:t>
-      </w:r>
-      <w:hyperlink r:id="rId18">
-        <w:r>
-          <w:rPr>
-            <w:lang w:val="zh_TW" w:bidi="zh_TW"/>
-          </w:rPr>
-          <w:rPr>
-            <w:color w:val="0000EE"/>
-            <w:u w:val="single"/>
-          </w:rPr>
-          <w:t>創世記一至十一章</w:t>
-        </w:r>
-      </w:hyperlink>
-      <w:r>
-        <w:rPr>
-          <w:lang w:val="zh_TW" w:bidi="zh_TW"/>
-        </w:rPr>
-        <w:t>的敘事呈現出一個連續的脈絡：人因著罪與悖逆，不斷失去土地，並承受隨之而來的匱乏。</w:t>
-      </w:r>
-    </w:p>
-    <w:p>
-      <w:pPr>
-        <w:pStyle w:val="Heading3"/>
-      </w:pPr>
-      <w:r>
-        <w:rPr>
-          <w:lang w:val="zh_TW" w:bidi="zh_TW"/>
-        </w:rPr>
-        <w:t>土地與亞伯拉罕之約</w:t>
-      </w:r>
-    </w:p>
-    <w:p>
-      <w:pPr/>
-      <w:r>
-        <w:rPr>
-          <w:lang w:val="zh_TW" w:bidi="zh_TW"/>
-        </w:rPr>
-      </w:r>
-      <w:r>
-        <w:rPr>
-          <w:lang w:val="zh_TW" w:bidi="zh_TW"/>
-        </w:rPr>
-        <w:t>在亞伯拉罕的時代，神介入人類歷史，為一群分別出來歸於自己的人，預備一個特別的家園。在這裡，聖經中首次提到應許之地的主題。神對亞伯拉罕說：「你要離開本地、本族、父家，往我所要指示你的地去。我必叫你成為大國」（</w:t>
-      </w:r>
-      <w:hyperlink r:id="rId19">
-        <w:r>
-          <w:rPr>
-            <w:lang w:val="zh_TW" w:bidi="zh_TW"/>
-          </w:rPr>
-          <w:rPr>
-            <w:color w:val="0000EE"/>
-            <w:u w:val="single"/>
-          </w:rPr>
-          <w:t>創12:1–2</w:t>
-        </w:r>
-      </w:hyperlink>
-      <w:r>
-        <w:rPr>
-          <w:lang w:val="zh_TW" w:bidi="zh_TW"/>
-        </w:rPr>
-        <w:t>）。這個應許在</w:t>
-      </w:r>
-      <w:hyperlink r:id="rId20">
-        <w:r>
-          <w:rPr>
-            <w:lang w:val="zh_TW" w:bidi="zh_TW"/>
-          </w:rPr>
-          <w:rPr>
-            <w:color w:val="0000EE"/>
-            <w:u w:val="single"/>
-          </w:rPr>
-          <w:t>創十二章7節</w:t>
-        </w:r>
-      </w:hyperlink>
-      <w:r>
-        <w:rPr>
-          <w:lang w:val="zh_TW" w:bidi="zh_TW"/>
-        </w:rPr>
-        <w:t>，</w:t>
-      </w:r>
-      <w:hyperlink r:id="rId21">
-        <w:r>
-          <w:rPr>
-            <w:lang w:val="zh_TW" w:bidi="zh_TW"/>
-          </w:rPr>
-          <w:rPr>
-            <w:color w:val="0000EE"/>
-            <w:u w:val="single"/>
-          </w:rPr>
-          <w:t>十三章14至18節</w:t>
-        </w:r>
-      </w:hyperlink>
-      <w:r>
-        <w:rPr>
-          <w:lang w:val="zh_TW" w:bidi="zh_TW"/>
-        </w:rPr>
-        <w:t>，</w:t>
-      </w:r>
-      <w:hyperlink r:id="rId22">
-        <w:r>
-          <w:rPr>
-            <w:lang w:val="zh_TW" w:bidi="zh_TW"/>
-          </w:rPr>
-          <w:rPr>
-            <w:color w:val="0000EE"/>
-            <w:u w:val="single"/>
-          </w:rPr>
-          <w:t>十五章7至21節</w:t>
-        </w:r>
-      </w:hyperlink>
-      <w:r>
-        <w:rPr>
-          <w:lang w:val="zh_TW" w:bidi="zh_TW"/>
-        </w:rPr>
-        <w:t>，</w:t>
-      </w:r>
-      <w:hyperlink r:id="rId23">
-        <w:r>
-          <w:rPr>
-            <w:lang w:val="zh_TW" w:bidi="zh_TW"/>
-          </w:rPr>
-          <w:rPr>
-            <w:color w:val="0000EE"/>
-            <w:u w:val="single"/>
-          </w:rPr>
-          <w:t>十七章7至8節</w:t>
-        </w:r>
-      </w:hyperlink>
-      <w:r>
-        <w:rPr>
-          <w:lang w:val="zh_TW" w:bidi="zh_TW"/>
-        </w:rPr>
-        <w:t>中進一步擴展。神告訴亞伯拉罕，他的後裔要以迦南地「永遠為業」（</w:t>
-      </w:r>
-      <w:hyperlink r:id="rId24">
-        <w:r>
-          <w:rPr>
-            <w:lang w:val="zh_TW" w:bidi="zh_TW"/>
-          </w:rPr>
-          <w:rPr>
-            <w:color w:val="0000EE"/>
-            <w:u w:val="single"/>
-          </w:rPr>
-          <w:t>17:8</w:t>
-        </w:r>
-      </w:hyperlink>
-      <w:r>
-        <w:rPr>
-          <w:lang w:val="zh_TW" w:bidi="zh_TW"/>
-        </w:rPr>
-        <w:t>）。</w:t>
-      </w:r>
-    </w:p>
-    <w:p>
-      <w:pPr/>
-      <w:r>
-        <w:rPr>
-          <w:lang w:val="zh_TW" w:bidi="zh_TW"/>
-        </w:rPr>
-      </w:r>
-      <w:r>
-        <w:rPr>
-          <w:lang w:val="zh_TW" w:bidi="zh_TW"/>
-        </w:rPr>
-        <w:t>舊約聖經的敘事隨後追溯亞伯拉罕的後裔，經由以撒和雅各，並記載雅各的家族遷往埃及，在那裡大約經過四百年，他們成為強大而人數眾多的民族。在這段時期，神再次重申關於迦南地要歸屬的應許（</w:t>
-      </w:r>
-      <w:hyperlink r:id="rId25">
-        <w:r>
-          <w:rPr>
-            <w:lang w:val="zh_TW" w:bidi="zh_TW"/>
-          </w:rPr>
-          <w:rPr>
-            <w:color w:val="0000EE"/>
-            <w:u w:val="single"/>
-          </w:rPr>
-          <w:t>創28:15，</w:t>
-        </w:r>
-      </w:hyperlink>
-      <w:hyperlink r:id="rId26">
-        <w:r>
-          <w:rPr>
-            <w:lang w:val="zh_TW" w:bidi="zh_TW"/>
-          </w:rPr>
-          <w:rPr>
-            <w:color w:val="0000EE"/>
-            <w:u w:val="single"/>
-          </w:rPr>
-          <w:t>35:11–12，</w:t>
-        </w:r>
-      </w:hyperlink>
-      <w:hyperlink r:id="rId27">
-        <w:r>
-          <w:rPr>
-            <w:lang w:val="zh_TW" w:bidi="zh_TW"/>
-          </w:rPr>
-          <w:rPr>
-            <w:color w:val="0000EE"/>
-            <w:u w:val="single"/>
-          </w:rPr>
-          <w:t>46:3–4，</w:t>
-        </w:r>
-      </w:hyperlink>
-      <w:hyperlink r:id="rId28">
-        <w:r>
-          <w:rPr>
-            <w:lang w:val="zh_TW" w:bidi="zh_TW"/>
-          </w:rPr>
-          <w:rPr>
-            <w:color w:val="0000EE"/>
-            <w:u w:val="single"/>
-          </w:rPr>
-          <w:t>50:24</w:t>
-        </w:r>
-      </w:hyperlink>
-      <w:r>
-        <w:rPr>
-          <w:lang w:val="zh_TW" w:bidi="zh_TW"/>
-        </w:rPr>
-        <w:t>），並且不斷擺在亞伯拉罕後裔面前，作為神立約應許中不可或缺的一部分。</w:t>
-      </w:r>
-    </w:p>
-    <w:p>
-      <w:pPr>
-        <w:pStyle w:val="Heading3"/>
-      </w:pPr>
-      <w:r>
-        <w:rPr>
-          <w:lang w:val="zh_TW" w:bidi="zh_TW"/>
-        </w:rPr>
-        <w:t>土地與摩西之約</w:t>
-      </w:r>
-    </w:p>
-    <w:p>
-      <w:pPr/>
-      <w:r>
-        <w:rPr>
-          <w:lang w:val="zh_TW" w:bidi="zh_TW"/>
-        </w:rPr>
-      </w:r>
-      <w:r>
-        <w:rPr>
-          <w:lang w:val="zh_TW" w:bidi="zh_TW"/>
-        </w:rPr>
-        <w:t>當神呼召摩西帶領以色列人出埃及時，祂將摩西的使命與祂對列祖成就的應許連繫在一起：「我也記念我的約……我要以你們為我的百姓，我也要作你們的神……我起誓應許給亞伯拉罕、以撒、雅各的那地，我要把你們領進去，將那地賜給你們為業」（</w:t>
-      </w:r>
-      <w:hyperlink r:id="rId29">
-        <w:r>
-          <w:rPr>
-            <w:lang w:val="zh_TW" w:bidi="zh_TW"/>
-          </w:rPr>
-          <w:rPr>
-            <w:color w:val="0000EE"/>
-            <w:u w:val="single"/>
-          </w:rPr>
-          <w:t>出6:5–8</w:t>
-        </w:r>
-      </w:hyperlink>
-      <w:r>
-        <w:rPr>
-          <w:lang w:val="zh_TW" w:bidi="zh_TW"/>
-        </w:rPr>
-        <w:t>）。神拯救以色列人出埃及，有兩個原因：第一，是要以色列人在西奈山成為神的約民；第二，是要以色列人承受神應許他們列祖的地。然而，至關重要的是，隨著摩西之約的建立，以色列人能否繼續擁有那地，已取決於他們是否順服。如果以色列人違背約中的義務，他們就要招來咒詛，其中最嚴厲的，便是被趕逐出應許之地（</w:t>
-      </w:r>
-      <w:hyperlink r:id="rId30">
-        <w:r>
-          <w:rPr>
-            <w:lang w:val="zh_TW" w:bidi="zh_TW"/>
-          </w:rPr>
-          <w:rPr>
-            <w:color w:val="0000EE"/>
-            <w:u w:val="single"/>
-          </w:rPr>
-          <w:t>利26:32–33</w:t>
-        </w:r>
-      </w:hyperlink>
-      <w:r>
-        <w:rPr>
-          <w:lang w:val="zh_TW" w:bidi="zh_TW"/>
-        </w:rPr>
-        <w:t>）。這並不表示神會完全或永遠棄絕祂的百姓與那地，因為神也應許說，當祂的百姓悔改時，「我就要記念我與雅各所立的約……並要記念這地」（</w:t>
-      </w:r>
-      <w:hyperlink r:id="rId31">
-        <w:r>
-          <w:rPr>
-            <w:lang w:val="zh_TW" w:bidi="zh_TW"/>
-          </w:rPr>
-          <w:rPr>
-            <w:color w:val="0000EE"/>
-            <w:u w:val="single"/>
-          </w:rPr>
-          <w:t>利26:42</w:t>
-        </w:r>
-      </w:hyperlink>
-      <w:r>
-        <w:rPr>
-          <w:lang w:val="zh_TW" w:bidi="zh_TW"/>
-        </w:rPr>
-        <w:t>）。</w:t>
-      </w:r>
-    </w:p>
-    <w:p>
-      <w:pPr/>
-      <w:r>
-        <w:rPr>
-          <w:lang w:val="zh_TW" w:bidi="zh_TW"/>
-        </w:rPr>
-      </w:r>
-      <w:r>
-        <w:rPr>
-          <w:lang w:val="zh_TW" w:bidi="zh_TW"/>
-        </w:rPr>
-        <w:t>在大衛作王期間，有關土地的應許至少已經部分應驗。雖然約書亞帶領百姓進入那地時，應許已經開始成就，但那時的疆界並未達到神對亞伯拉罕所應許的範圍（</w:t>
-      </w:r>
-      <w:hyperlink r:id="rId32">
-        <w:r>
-          <w:rPr>
-            <w:lang w:val="zh_TW" w:bidi="zh_TW"/>
-          </w:rPr>
-          <w:rPr>
-            <w:color w:val="0000EE"/>
-            <w:u w:val="single"/>
-          </w:rPr>
-          <w:t>創15:18</w:t>
-        </w:r>
-      </w:hyperlink>
-      <w:r>
-        <w:rPr>
-          <w:lang w:val="zh_TW" w:bidi="zh_TW"/>
-        </w:rPr>
-        <w:t>），而且許多已佔領的地方仍有舊居民的抵抗勢力（</w:t>
-      </w:r>
-      <w:hyperlink r:id="rId33">
-        <w:r>
-          <w:rPr>
-            <w:lang w:val="zh_TW" w:bidi="zh_TW"/>
-          </w:rPr>
-          <w:rPr>
-            <w:color w:val="0000EE"/>
-            <w:u w:val="single"/>
-          </w:rPr>
-          <w:t>書13:1–6</w:t>
-        </w:r>
-      </w:hyperlink>
-      <w:r>
-        <w:rPr>
-          <w:lang w:val="zh_TW" w:bidi="zh_TW"/>
-        </w:rPr>
-        <w:t>；</w:t>
-      </w:r>
-      <w:hyperlink r:id="rId34">
-        <w:r>
-          <w:rPr>
-            <w:lang w:val="zh_TW" w:bidi="zh_TW"/>
-          </w:rPr>
-          <w:rPr>
-            <w:color w:val="0000EE"/>
-            <w:u w:val="single"/>
-          </w:rPr>
-          <w:t>士1章</w:t>
-        </w:r>
-      </w:hyperlink>
-      <w:r>
-        <w:rPr>
-          <w:lang w:val="zh_TW" w:bidi="zh_TW"/>
-        </w:rPr>
-        <w:t>）。直到大衛的時代，他們才完全奪取這地，如同起初所應許的一樣。（</w:t>
-      </w:r>
-      <w:hyperlink r:id="rId35">
-        <w:r>
-          <w:rPr>
-            <w:lang w:val="zh_TW" w:bidi="zh_TW"/>
-          </w:rPr>
-          <w:rPr>
-            <w:color w:val="0000EE"/>
-            <w:u w:val="single"/>
-          </w:rPr>
-          <w:t>撒下8章</w:t>
-        </w:r>
-      </w:hyperlink>
-      <w:r>
-        <w:rPr>
-          <w:lang w:val="zh_TW" w:bidi="zh_TW"/>
-        </w:rPr>
-        <w:t>；</w:t>
-      </w:r>
-      <w:hyperlink r:id="rId36">
-        <w:r>
-          <w:rPr>
-            <w:lang w:val="zh_TW" w:bidi="zh_TW"/>
-          </w:rPr>
-          <w:rPr>
-            <w:color w:val="0000EE"/>
-            <w:u w:val="single"/>
-          </w:rPr>
-          <w:t>王上4:21、24</w:t>
-        </w:r>
-      </w:hyperlink>
-      <w:r>
-        <w:rPr>
-          <w:lang w:val="zh_TW" w:bidi="zh_TW"/>
-        </w:rPr>
-        <w:t>）。</w:t>
-      </w:r>
-    </w:p>
-    <w:p>
-      <w:pPr/>
-      <w:r>
-        <w:rPr>
-          <w:lang w:val="zh_TW" w:bidi="zh_TW"/>
-        </w:rPr>
-      </w:r>
-      <w:r>
-        <w:rPr>
-          <w:lang w:val="zh_TW" w:bidi="zh_TW"/>
-        </w:rPr>
-        <w:t>所羅門獻殿時，再一次強調君王要遵守律法，以及約中的順服與承受土地之間的關聯。（</w:t>
-      </w:r>
-      <w:hyperlink r:id="rId37">
-        <w:r>
-          <w:rPr>
-            <w:lang w:val="zh_TW" w:bidi="zh_TW"/>
-          </w:rPr>
-          <w:rPr>
-            <w:color w:val="0000EE"/>
-            <w:u w:val="single"/>
-          </w:rPr>
-          <w:t>王上9:4–9</w:t>
-        </w:r>
-      </w:hyperlink>
-      <w:r>
-        <w:rPr>
-          <w:lang w:val="zh_TW" w:bidi="zh_TW"/>
-        </w:rPr>
-        <w:t>）。百姓不順服神便會失去土地，也使聖殿毀壞。</w:t>
-      </w:r>
-    </w:p>
-    <w:p>
-      <w:pPr/>
-      <w:r>
-        <w:rPr>
-          <w:lang w:val="zh_TW" w:bidi="zh_TW"/>
-        </w:rPr>
-      </w:r>
-      <w:r>
-        <w:rPr>
-          <w:lang w:val="zh_TW" w:bidi="zh_TW"/>
-        </w:rPr>
-        <w:t>分裂王國時期的歷史，大多是百姓與君王共同背約的歷史。耶和華一再藉著先知警告他們，這樣的不順服只會導致被逐出那地，但他們充耳不聞（</w:t>
-      </w:r>
-      <w:hyperlink r:id="rId38">
-        <w:r>
-          <w:rPr>
-            <w:lang w:val="zh_TW" w:bidi="zh_TW"/>
-          </w:rPr>
-          <w:rPr>
-            <w:color w:val="0000EE"/>
-            <w:u w:val="single"/>
-          </w:rPr>
-          <w:t>賽6:11–12</w:t>
-        </w:r>
-      </w:hyperlink>
-      <w:r>
-        <w:rPr>
-          <w:lang w:val="zh_TW" w:bidi="zh_TW"/>
-        </w:rPr>
-        <w:t>；</w:t>
-      </w:r>
-      <w:hyperlink r:id="rId39">
-        <w:r>
-          <w:rPr>
-            <w:lang w:val="zh_TW" w:bidi="zh_TW"/>
-          </w:rPr>
-          <w:rPr>
-            <w:color w:val="0000EE"/>
-            <w:u w:val="single"/>
-          </w:rPr>
-          <w:t>摩5:27，</w:t>
-        </w:r>
-      </w:hyperlink>
-      <w:hyperlink r:id="rId40">
-        <w:r>
-          <w:rPr>
-            <w:lang w:val="zh_TW" w:bidi="zh_TW"/>
-          </w:rPr>
-          <w:rPr>
-            <w:color w:val="0000EE"/>
-            <w:u w:val="single"/>
-          </w:rPr>
-          <w:t>7:17</w:t>
-        </w:r>
-      </w:hyperlink>
-      <w:r>
-        <w:rPr>
-          <w:lang w:val="zh_TW" w:bidi="zh_TW"/>
-        </w:rPr>
-        <w:t>；</w:t>
-      </w:r>
-      <w:hyperlink r:id="rId41">
-        <w:r>
-          <w:rPr>
-            <w:lang w:val="zh_TW" w:bidi="zh_TW"/>
-          </w:rPr>
-          <w:rPr>
-            <w:color w:val="0000EE"/>
-            <w:u w:val="single"/>
-          </w:rPr>
-          <w:t>何9:17</w:t>
-        </w:r>
-      </w:hyperlink>
-      <w:r>
-        <w:rPr>
-          <w:lang w:val="zh_TW" w:bidi="zh_TW"/>
-        </w:rPr>
-        <w:t>）。君王一次又一次證明自己不配擔任這職分。</w:t>
-      </w:r>
-    </w:p>
-    <w:p>
-      <w:pPr/>
-      <w:r>
-        <w:rPr>
-          <w:lang w:val="zh_TW" w:bidi="zh_TW"/>
-        </w:rPr>
-      </w:r>
-      <w:r>
-        <w:rPr>
-          <w:lang w:val="zh_TW" w:bidi="zh_TW"/>
-        </w:rPr>
-        <w:t>當百姓執意行惡時，耶利米宣告尼布甲尼撒要成為耶和華的器皿，把他們趕出那地（</w:t>
-      </w:r>
-      <w:hyperlink r:id="rId42">
-        <w:r>
-          <w:rPr>
-            <w:lang w:val="zh_TW" w:bidi="zh_TW"/>
-          </w:rPr>
-          <w:rPr>
-            <w:color w:val="0000EE"/>
-            <w:u w:val="single"/>
-          </w:rPr>
-          <w:t>耶21:2，</w:t>
-        </w:r>
-      </w:hyperlink>
-      <w:hyperlink r:id="rId43">
-        <w:r>
-          <w:rPr>
-            <w:lang w:val="zh_TW" w:bidi="zh_TW"/>
-          </w:rPr>
-          <w:rPr>
-            <w:color w:val="0000EE"/>
-            <w:u w:val="single"/>
-          </w:rPr>
-          <w:t>22:25，</w:t>
-        </w:r>
-      </w:hyperlink>
-      <w:hyperlink r:id="rId44">
-        <w:r>
-          <w:rPr>
-            <w:lang w:val="zh_TW" w:bidi="zh_TW"/>
-          </w:rPr>
-          <w:rPr>
-            <w:color w:val="0000EE"/>
-            <w:u w:val="single"/>
-          </w:rPr>
-          <w:t>25:8–9，</w:t>
-        </w:r>
-      </w:hyperlink>
-      <w:hyperlink r:id="rId45">
-        <w:r>
-          <w:rPr>
-            <w:lang w:val="zh_TW" w:bidi="zh_TW"/>
-          </w:rPr>
-          <w:rPr>
-            <w:color w:val="0000EE"/>
-            <w:u w:val="single"/>
-          </w:rPr>
-          <w:t>27:6，</w:t>
-        </w:r>
-      </w:hyperlink>
-      <w:hyperlink r:id="rId46">
-        <w:r>
-          <w:rPr>
-            <w:lang w:val="zh_TW" w:bidi="zh_TW"/>
-          </w:rPr>
-          <w:rPr>
-            <w:color w:val="0000EE"/>
-            <w:u w:val="single"/>
-          </w:rPr>
-          <w:t>28:14，</w:t>
-        </w:r>
-      </w:hyperlink>
-      <w:hyperlink r:id="rId47">
-        <w:r>
-          <w:rPr>
-            <w:lang w:val="zh_TW" w:bidi="zh_TW"/>
-          </w:rPr>
-          <w:rPr>
-            <w:color w:val="0000EE"/>
-            <w:u w:val="single"/>
-          </w:rPr>
-          <w:t>29:21</w:t>
-        </w:r>
-      </w:hyperlink>
-      <w:r>
-        <w:rPr>
-          <w:lang w:val="zh_TW" w:bidi="zh_TW"/>
-        </w:rPr>
-        <w:t>）。然而，耶利米與其他先知也把眼光放在被擄以後，宣告將來會復興與歸回應許之地（</w:t>
-      </w:r>
-      <w:hyperlink r:id="rId48">
-        <w:r>
-          <w:rPr>
-            <w:lang w:val="zh_TW" w:bidi="zh_TW"/>
-          </w:rPr>
-          <w:rPr>
-            <w:color w:val="0000EE"/>
-            <w:u w:val="single"/>
-          </w:rPr>
-          <w:t>耶32:6–25</w:t>
-        </w:r>
-      </w:hyperlink>
-      <w:r>
-        <w:rPr>
-          <w:lang w:val="zh_TW" w:bidi="zh_TW"/>
-        </w:rPr>
-        <w:t>）。在歷史上，這些事實際成就於波斯王塞魯士大帝統治時期（公元前538年），並記載在以斯拉記和尼希米記中。</w:t>
-      </w:r>
-    </w:p>
-    <w:p>
-      <w:pPr/>
-      <w:r>
-        <w:rPr>
-          <w:lang w:val="zh_TW" w:bidi="zh_TW"/>
-        </w:rPr>
-      </w:r>
-      <w:r>
-        <w:rPr>
-          <w:lang w:val="zh_TW" w:bidi="zh_TW"/>
-        </w:rPr>
-        <w:t>在解釋時出現的難題，就是要尋找某些有關被擄歸回的預言，如何得到充分的應驗（參</w:t>
-      </w:r>
-      <w:hyperlink r:id="rId49">
-        <w:r>
-          <w:rPr>
-            <w:lang w:val="zh_TW" w:bidi="zh_TW"/>
-          </w:rPr>
-          <w:rPr>
-            <w:color w:val="0000EE"/>
-            <w:u w:val="single"/>
-          </w:rPr>
-          <w:t>結37章</w:t>
-        </w:r>
-      </w:hyperlink>
-      <w:r>
-        <w:rPr>
-          <w:lang w:val="zh_TW" w:bidi="zh_TW"/>
-        </w:rPr>
-        <w:t>；</w:t>
-      </w:r>
-      <w:hyperlink r:id="rId50">
-        <w:r>
-          <w:rPr>
-            <w:lang w:val="zh_TW" w:bidi="zh_TW"/>
-          </w:rPr>
-          <w:rPr>
-            <w:color w:val="0000EE"/>
-            <w:u w:val="single"/>
-          </w:rPr>
-          <w:t>摩9:14–15</w:t>
-        </w:r>
-      </w:hyperlink>
-      <w:r>
-        <w:rPr>
-          <w:lang w:val="zh_TW" w:bidi="zh_TW"/>
-        </w:rPr>
-        <w:t>），因為這些預言描繪的是在一位大衛後裔君王統治下，以色列將大大昌盛，並且永遠得享那地為業。兩約之間似乎並不能成為這些預言的合理應驗。</w:t>
-      </w:r>
-    </w:p>
-    <w:p>
-      <w:pPr>
-        <w:pStyle w:val="Heading3"/>
-      </w:pPr>
-      <w:r>
-        <w:rPr>
-          <w:lang w:val="zh_TW" w:bidi="zh_TW"/>
-        </w:rPr>
-        <w:t>土地與新約</w:t>
-      </w:r>
-    </w:p>
-    <w:p>
-      <w:pPr/>
-      <w:r>
-        <w:rPr>
-          <w:lang w:val="zh_TW" w:bidi="zh_TW"/>
-        </w:rPr>
-      </w:r>
-      <w:r>
-        <w:rPr>
-          <w:lang w:val="zh_TW" w:bidi="zh_TW"/>
-        </w:rPr>
-        <w:t>在新約聖經裡，「土地」的主題不再那麼突出，並且多半被賦予屬靈的象徵意義。希伯來書的作者暗示，亞伯拉罕明白這土地的應許並不只是地理上的成就，而是指向更高且更令人滿足的天家。亞伯拉看透了世界上一切事物的不完全與暫時性，所以眼光超越了土地應許在今世的成就，仰望那有根基的城，就是神所經營所建造的（</w:t>
-      </w:r>
-      <w:hyperlink r:id="rId51">
-        <w:r>
-          <w:rPr>
-            <w:lang w:val="zh_TW" w:bidi="zh_TW"/>
-          </w:rPr>
-          <w:rPr>
-            <w:color w:val="0000EE"/>
-            <w:u w:val="single"/>
-          </w:rPr>
-          <w:t>來11:10</w:t>
-        </w:r>
-      </w:hyperlink>
-      <w:r>
-        <w:rPr>
-          <w:lang w:val="zh_TW" w:bidi="zh_TW"/>
-        </w:rPr>
-        <w:t>），並且尋求一個「更美的家鄉，就是在天上的」（</w:t>
-      </w:r>
-      <w:hyperlink r:id="rId52">
-        <w:r>
-          <w:rPr>
-            <w:lang w:val="zh_TW" w:bidi="zh_TW"/>
-          </w:rPr>
-          <w:rPr>
-            <w:color w:val="0000EE"/>
-            <w:u w:val="single"/>
-          </w:rPr>
-          <w:t>16節</w:t>
-        </w:r>
-      </w:hyperlink>
-      <w:r>
-        <w:rPr>
-          <w:lang w:val="zh_TW" w:bidi="zh_TW"/>
-        </w:rPr>
-        <w:t>）。在新約聖經中，以色列所得的土地應許與進入迦南，被理解為預表將來神子民要進入的天上安息（</w:t>
-      </w:r>
-      <w:hyperlink r:id="rId53">
-        <w:r>
-          <w:rPr>
-            <w:lang w:val="zh_TW" w:bidi="zh_TW"/>
-          </w:rPr>
-          <w:rPr>
-            <w:color w:val="0000EE"/>
-            <w:u w:val="single"/>
-          </w:rPr>
-          <w:t>來3–4章</w:t>
-        </w:r>
-      </w:hyperlink>
-      <w:r>
-        <w:rPr>
-          <w:lang w:val="zh_TW" w:bidi="zh_TW"/>
-        </w:rPr>
-        <w:t>）。或許，這也解釋了舊約聖經為何強調以色列人遵行神律法與承受土地之間的關聯。當以色列人未能活出聖潔，他們就失去預表蒙福的資格，因此不得進入那地，或被逐出那地。新約聖經顯明，神的旨意是為祂的子民預備一個永恆的家鄉。在那裡，神這位君王直接而公義地掌權，萬事都順服祂的旨意，死亡與罪惡被廢去，祂子民一切的需要都要完全得著滿足（</w:t>
-      </w:r>
-      <w:hyperlink r:id="rId54">
-        <w:r>
-          <w:rPr>
-            <w:lang w:val="zh_TW" w:bidi="zh_TW"/>
-          </w:rPr>
-          <w:rPr>
-            <w:color w:val="0000EE"/>
-            <w:u w:val="single"/>
-          </w:rPr>
-          <w:t>來11:13–16</w:t>
-        </w:r>
-      </w:hyperlink>
-      <w:r>
-        <w:rPr>
-          <w:lang w:val="zh_TW" w:bidi="zh_TW"/>
-        </w:rPr>
-        <w:t>；</w:t>
-      </w:r>
-      <w:hyperlink r:id="rId55">
-        <w:r>
-          <w:rPr>
-            <w:lang w:val="zh_TW" w:bidi="zh_TW"/>
-          </w:rPr>
-          <w:rPr>
-            <w:color w:val="0000EE"/>
-            <w:u w:val="single"/>
-          </w:rPr>
-          <w:t>啟21章</w:t>
-        </w:r>
-      </w:hyperlink>
-      <w:r>
-        <w:rPr>
-          <w:lang w:val="zh_TW" w:bidi="zh_TW"/>
-        </w:rPr>
-        <w:t>）。</w:t>
-      </w:r>
-    </w:p>
-    <w:p>
-      <w:pPr/>
-      <w:r>
-        <w:rPr>
-          <w:lang w:val="zh_TW" w:bidi="zh_TW"/>
-        </w:rPr>
-      </w:r>
-      <w:r>
-        <w:rPr>
-          <w:lang w:val="zh_TW" w:bidi="zh_TW"/>
-        </w:rPr>
-        <w:t>一些人認為，舊約有關土地的應許僅具有預表性的意義。因著基督道成肉身的光照，凡聖經中有關將來那地的應許，都要在教會裡得著屬靈層面得著應驗。如今教會就是新的以色列，承受舊約聖經應許的後嗣。因為神的國如今是一個屬靈的現實，所以若仍期待舊約中有關以色列歸回那地、並在大衛之子基督的統治下，進入和平與昌盛時期的預言，在將來會有實際的應驗，就被視為誤解舊約（參</w:t>
-      </w:r>
-      <w:hyperlink r:id="rId56">
-        <w:r>
-          <w:rPr>
-            <w:lang w:val="zh_TW" w:bidi="zh_TW"/>
-          </w:rPr>
-          <w:rPr>
-            <w:color w:val="0000EE"/>
-            <w:u w:val="single"/>
-          </w:rPr>
-          <w:t>賽2:1–5，</w:t>
-        </w:r>
-      </w:hyperlink>
-      <w:hyperlink r:id="rId57">
-        <w:r>
-          <w:rPr>
-            <w:lang w:val="zh_TW" w:bidi="zh_TW"/>
-          </w:rPr>
-          <w:rPr>
-            <w:color w:val="0000EE"/>
-            <w:u w:val="single"/>
-          </w:rPr>
-          <w:t>11:6–11；</w:t>
-        </w:r>
-      </w:hyperlink>
-      <w:hyperlink r:id="rId49">
-        <w:r>
-          <w:rPr>
-            <w:lang w:val="zh_TW" w:bidi="zh_TW"/>
-          </w:rPr>
-          <w:rPr>
-            <w:color w:val="0000EE"/>
-            <w:u w:val="single"/>
-          </w:rPr>
-          <w:t>結37；</w:t>
-        </w:r>
-      </w:hyperlink>
-      <w:hyperlink r:id="rId50">
-        <w:r>
-          <w:rPr>
-            <w:lang w:val="zh_TW" w:bidi="zh_TW"/>
-          </w:rPr>
-          <w:rPr>
-            <w:color w:val="0000EE"/>
-            <w:u w:val="single"/>
-          </w:rPr>
-          <w:t>摩9:14–15</w:t>
-        </w:r>
-      </w:hyperlink>
-      <w:r>
-        <w:rPr>
-          <w:lang w:val="zh_TW" w:bidi="zh_TW"/>
-        </w:rPr>
-        <w:t>）。住在基督裡，就被看作是對舊約時代有形地理應許的充分應驗。</w:t>
-      </w:r>
-    </w:p>
-    <w:p>
-      <w:pPr/>
-      <w:r>
-        <w:rPr>
-          <w:lang w:val="zh_TW" w:bidi="zh_TW"/>
-        </w:rPr>
-      </w:r>
-      <w:r>
-        <w:rPr>
-          <w:lang w:val="zh_TW" w:bidi="zh_TW"/>
-        </w:rPr>
-        <w:t>另一些人雖然不否認這些舊約現實具有預表性的意義，但他們認為有關土地的應許，仍然在其原本的具體、地理層面上有效。他們指出，保羅在</w:t>
-      </w:r>
-      <w:hyperlink r:id="rId58">
-        <w:r>
-          <w:rPr>
-            <w:lang w:val="zh_TW" w:bidi="zh_TW"/>
-          </w:rPr>
-          <w:rPr>
-            <w:color w:val="0000EE"/>
-            <w:u w:val="single"/>
-          </w:rPr>
-          <w:t>羅馬書九至十一章</w:t>
-        </w:r>
-      </w:hyperlink>
-      <w:r>
-        <w:rPr>
-          <w:lang w:val="zh_TW" w:bidi="zh_TW"/>
-        </w:rPr>
-        <w:t>論證，以色列民族仍有未來。雖然以色列在歷史中不斷不順服神，最終更拒絕彌賽亞，但神的揀選與呼召是不可廢棄的，以色列仍要被接回到那棵他們先前被折下的橄欖樹上。路加福音記載，耶路撒冷要被外邦人踐踏，直到外邦人的日期滿足（</w:t>
-      </w:r>
-      <w:hyperlink r:id="rId59">
-        <w:r>
-          <w:rPr>
-            <w:lang w:val="zh_TW" w:bidi="zh_TW"/>
-          </w:rPr>
-          <w:rPr>
-            <w:color w:val="0000EE"/>
-            <w:u w:val="single"/>
-          </w:rPr>
-          <w:t>路21:24</w:t>
-        </w:r>
-      </w:hyperlink>
-      <w:r>
-        <w:rPr>
-          <w:lang w:val="zh_TW" w:bidi="zh_TW"/>
-        </w:rPr>
-        <w:t>），表明將來必有一個時期，耶路撒冷要再度歸於猶太民族。然而，這並不必然意味著今日的以色列國，就是直接應驗舊約應許的歸回。舊約顯明，歸回的契機要出於信心（</w:t>
-      </w:r>
-      <w:hyperlink r:id="rId60">
-        <w:r>
-          <w:rPr>
-            <w:lang w:val="zh_TW" w:bidi="zh_TW"/>
-          </w:rPr>
-          <w:rPr>
-            <w:color w:val="0000EE"/>
-            <w:u w:val="single"/>
-          </w:rPr>
-          <w:t>申30:1–16</w:t>
-        </w:r>
-      </w:hyperlink>
-      <w:r>
-        <w:rPr>
-          <w:lang w:val="zh_TW" w:bidi="zh_TW"/>
-        </w:rPr>
-        <w:t>）；以色列人今天回到故土，卻仍舊不信神。同時，猶太民族在歷世歷代中的奇妙保存，以及近代以色列國的重建，也許可以理解為預示或徵象，舊約土地的應許將來會更完全成就。</w:t>
       </w:r>
       <w:r>
         <w:rPr>

--- a/zht/docx/135.content.docx
+++ b/zht/docx/135.content.docx
@@ -149,7 +149,7 @@
         <w:rPr>
           <w:lang w:val="zh_TW" w:bidi="zh_TW"/>
         </w:rPr>
-        <w:t>tang</w:t>
+        <w:t>suo</w:t>
       </w:r>
       <w:r>
         <w:rPr>
@@ -212,7 +212,7 @@
         <w:rPr>
           <w:lang w:val="zh_TW" w:bidi="zh_TW"/>
         </w:rPr>
-        <w:t>湯（Pottage）</w:t>
+        <w:t>瑣轄</w:t>
       </w:r>
       <w:r>
         <w:rPr>
@@ -221,7 +221,15 @@
       </w:r>
     </w:p>
     <w:p>
-      <w:pPr/>
+      <w:pPr>
+        <w:pStyle w:val="ListNumber"/>
+        <w:numPr>
+          <w:ilvl w:val="0"/>
+          <w:numId w:val="14"/>
+        </w:numPr>
+        <w:spacing w:line="240" w:lineRule="auto"/>
+        <w:ind w:left="720"/>
+      </w:pPr>
       <w:r>
         <w:rPr>
           <w:lang w:val="zh_TW" w:bidi="zh_TW"/>
@@ -231,7 +239,7 @@
         <w:rPr>
           <w:lang w:val="zh_TW" w:bidi="zh_TW"/>
         </w:rPr>
-        <w:t>一種在舊約聖經中常見的紅色蔬菜燉湯（</w:t>
+        <w:t>赫人以弗崙的父親。亞伯拉罕從以弗崙那裡買了麥比拉洞（</w:t>
       </w:r>
       <w:hyperlink r:id="rId13">
         <w:r>
@@ -242,14 +250,14 @@
             <w:color w:val="0000EE"/>
             <w:u w:val="single"/>
           </w:rPr>
-          <w:t>該2:12</w:t>
+          <w:t>創23:7–9</w:t>
         </w:r>
       </w:hyperlink>
       <w:r>
         <w:rPr>
           <w:lang w:val="zh_TW" w:bidi="zh_TW"/>
         </w:rPr>
-        <w:t>）。它通常是以紅豆、香草、洋蔥製成，有時也會加入肉類。這湯的香氣強烈到足以使以掃將長子的名分讓給雅各（</w:t>
+        <w:t>，</w:t>
       </w:r>
       <w:hyperlink r:id="rId14">
         <w:r>
@@ -260,14 +268,32 @@
             <w:color w:val="0000EE"/>
             <w:u w:val="single"/>
           </w:rPr>
-          <w:t>創25:29–34</w:t>
+          <w:t>25:9</w:t>
         </w:r>
       </w:hyperlink>
       <w:r>
         <w:rPr>
           <w:lang w:val="zh_TW" w:bidi="zh_TW"/>
         </w:rPr>
-        <w:t>）。以利沙的門徒也十分看重這湯所帶來的滋養（</w:t>
+        <w:t>）。</w:t>
+      </w:r>
+    </w:p>
+    <w:p>
+      <w:pPr>
+        <w:pStyle w:val="ListNumber"/>
+        <w:spacing w:line="240" w:lineRule="auto"/>
+        <w:ind w:left="720"/>
+      </w:pPr>
+      <w:r>
+        <w:rPr>
+          <w:lang w:val="zh_TW" w:bidi="zh_TW"/>
+        </w:rPr>
+      </w:r>
+      <w:r>
+        <w:rPr>
+          <w:lang w:val="zh_TW" w:bidi="zh_TW"/>
+        </w:rPr>
+        <w:t>在</w:t>
       </w:r>
       <w:hyperlink r:id="rId15">
         <w:r>
@@ -278,14 +304,88 @@
             <w:color w:val="0000EE"/>
             <w:u w:val="single"/>
           </w:rPr>
-          <w:t>王下4:38–41</w:t>
+          <w:t>創世記四十六章10節</w:t>
         </w:r>
       </w:hyperlink>
       <w:r>
         <w:rPr>
           <w:lang w:val="zh_TW" w:bidi="zh_TW"/>
         </w:rPr>
-        <w:t>）。</w:t>
+        <w:t>和</w:t>
+      </w:r>
+      <w:hyperlink r:id="rId16">
+        <w:r>
+          <w:rPr>
+            <w:lang w:val="zh_TW" w:bidi="zh_TW"/>
+          </w:rPr>
+          <w:rPr>
+            <w:color w:val="0000EE"/>
+            <w:u w:val="single"/>
+          </w:rPr>
+          <w:t>出埃及記六章15節</w:t>
+        </w:r>
+      </w:hyperlink>
+      <w:r>
+        <w:rPr>
+          <w:lang w:val="zh_TW" w:bidi="zh_TW"/>
+        </w:rPr>
+        <w:t>中，西緬的兒子謝拉（Zerah）的另一種拼寫方式。（譯註：和合本在這兩處經文中未將其譯為謝拉，僅譯為瑣轄）</w:t>
+        <w:br/>
+      </w:r>
+      <w:r>
+        <w:rPr>
+          <w:i/>
+          <w:lang w:val="zh_TW" w:bidi="zh_TW"/>
+        </w:rPr>
+        <w:t xml:space="preserve">見 </w:t>
+      </w:r>
+      <w:r>
+        <w:rPr>
+          <w:lang w:val="zh_TW" w:bidi="zh_TW"/>
+        </w:rPr>
+        <w:t>謝拉#3</w:t>
+      </w:r>
+      <w:r>
+        <w:rPr>
+          <w:lang w:val="zh_TW" w:bidi="zh_TW"/>
+        </w:rPr>
+        <w:t>。</w:t>
+      </w:r>
+    </w:p>
+    <w:p>
+      <w:pPr>
+        <w:pStyle w:val="ListNumber"/>
+        <w:spacing w:line="240" w:lineRule="auto"/>
+        <w:ind w:left="720"/>
+      </w:pPr>
+      <w:r>
+        <w:rPr>
+          <w:lang w:val="zh_TW" w:bidi="zh_TW"/>
+        </w:rPr>
+      </w:r>
+      <w:hyperlink r:id="rId17">
+        <w:r>
+          <w:rPr>
+            <w:lang w:val="zh_TW" w:bidi="zh_TW"/>
+          </w:rPr>
+          <w:rPr>
+            <w:color w:val="0000EE"/>
+            <w:u w:val="single"/>
+          </w:rPr>
+          <w:t>歷代志上四章7節</w:t>
+        </w:r>
+      </w:hyperlink>
+      <w:r>
+        <w:rPr>
+          <w:lang w:val="zh_TW" w:bidi="zh_TW"/>
+        </w:rPr>
+        <w:t>中，以斯哈（Izhar ）的另一種拼寫方式。（譯註：和合本在此節經文未將其譯為以斯哈，僅譯為</w:t>
+      </w:r>
+      <w:r>
+        <w:rPr>
+          <w:lang w:val="zh_TW" w:bidi="zh_TW"/>
+        </w:rPr>
+        <w:t>瑣轄）</w:t>
       </w:r>
       <w:r>
         <w:rPr>
@@ -2187,6 +2287,12 @@
   </w:num>
   <w:num w:numId="13" w16cid:durableId="592781308">
     <w:abstractNumId w:val="11"/>
+  </w:num>
+  <w:num w:numId="14">
+    <w:abstractNumId w:val="3"/>
+    <w:lvlOverride w:ilvl="0">
+      <w:startOverride w:val="1"/>
+    </w:lvlOverride>
   </w:num>
   <w:numIdMacAtCleanup w:val="10"/>
 </w:numbering>

--- a/zht/docx/135.content.docx
+++ b/zht/docx/135.content.docx
@@ -149,7 +149,7 @@
         <w:rPr>
           <w:lang w:val="zh_TW" w:bidi="zh_TW"/>
         </w:rPr>
-        <w:t>suo</w:t>
+        <w:t>sha</w:t>
       </w:r>
       <w:r>
         <w:rPr>
@@ -212,7 +212,7 @@
         <w:rPr>
           <w:lang w:val="zh_TW" w:bidi="zh_TW"/>
         </w:rPr>
-        <w:t>瑣轄</w:t>
+        <w:t>沙拉</w:t>
       </w:r>
       <w:r>
         <w:rPr>
@@ -222,24 +222,39 @@
     </w:p>
     <w:p>
       <w:pPr>
-        <w:pStyle w:val="ListNumber"/>
-        <w:numPr>
-          <w:ilvl w:val="0"/>
-          <w:numId w:val="14"/>
-        </w:numPr>
-        <w:spacing w:line="240" w:lineRule="auto"/>
-        <w:ind w:left="720"/>
-      </w:pPr>
-      <w:r>
-        <w:rPr>
-          <w:lang w:val="zh_TW" w:bidi="zh_TW"/>
-        </w:rPr>
-      </w:r>
-      <w:r>
-        <w:rPr>
-          <w:lang w:val="zh_TW" w:bidi="zh_TW"/>
-        </w:rPr>
-        <w:t>赫人以弗崙的父親。亞伯拉罕從以弗崙那裡買了麥比拉洞（</w:t>
+        <w:pStyle w:val="Heading2"/>
+      </w:pPr>
+      <w:r>
+        <w:rPr>
+          <w:lang w:val="zh_TW" w:bidi="zh_TW"/>
+        </w:rPr>
+        <w:t>沙拉（</w:t>
+      </w:r>
+      <w:r>
+        <w:rPr>
+          <w:lang w:val="zh_TW" w:bidi="zh_TW"/>
+        </w:rPr>
+        <w:t>Salah</w:t>
+      </w:r>
+      <w:r>
+        <w:rPr>
+          <w:lang w:val="zh_TW" w:bidi="zh_TW"/>
+        </w:rPr>
+        <w:t>）</w:t>
+      </w:r>
+    </w:p>
+    <w:p>
+      <w:pPr/>
+      <w:r>
+        <w:rPr>
+          <w:lang w:val="zh_TW" w:bidi="zh_TW"/>
+        </w:rPr>
+      </w:r>
+      <w:r>
+        <w:rPr>
+          <w:lang w:val="zh_TW" w:bidi="zh_TW"/>
+        </w:rPr>
+        <w:t>在</w:t>
       </w:r>
       <w:hyperlink r:id="rId13">
         <w:r>
@@ -250,14 +265,14 @@
             <w:color w:val="0000EE"/>
             <w:u w:val="single"/>
           </w:rPr>
-          <w:t>創23:7–9</w:t>
+          <w:t>創世記十章24節</w:t>
         </w:r>
       </w:hyperlink>
       <w:r>
         <w:rPr>
           <w:lang w:val="zh_TW" w:bidi="zh_TW"/>
         </w:rPr>
-        <w:t>，</w:t>
+        <w:t>和</w:t>
       </w:r>
       <w:hyperlink r:id="rId14">
         <w:r>
@@ -268,19 +283,76 @@
             <w:color w:val="0000EE"/>
             <w:u w:val="single"/>
           </w:rPr>
-          <w:t>25:9</w:t>
+          <w:t>十一章12至15節</w:t>
         </w:r>
       </w:hyperlink>
       <w:r>
         <w:rPr>
           <w:lang w:val="zh_TW" w:bidi="zh_TW"/>
         </w:rPr>
-        <w:t>）。</w:t>
+        <w:t>中，這是沙拉（Shelah）——希伯的父親——在某些譯本中的拼寫形式。</w:t>
+      </w:r>
+      <w:r>
+        <w:rPr>
+          <w:i/>
+          <w:lang w:val="zh_TW" w:bidi="zh_TW"/>
+        </w:rPr>
+        <w:t>見</w:t>
+      </w:r>
+      <w:r>
+        <w:rPr>
+          <w:lang w:val="zh_TW" w:bidi="zh_TW"/>
+        </w:rPr>
+        <w:t>沙拉 #1</w:t>
+      </w:r>
+      <w:r>
+        <w:rPr>
+          <w:lang w:val="zh_TW" w:bidi="zh_TW"/>
+        </w:rPr>
+        <w:t>。</w:t>
+      </w:r>
+      <w:r>
+        <w:rPr>
+          <w:lang w:val="zh_TW" w:bidi="zh_TW"/>
+        </w:rPr>
+      </w:r>
+      <w:r>
+        <w:rPr>
+          <w:lang w:val="zh_TW" w:bidi="zh_TW"/>
+        </w:rPr>
       </w:r>
     </w:p>
     <w:p>
+      <w:pPr/>
+      <w:r>
+        <w:rPr>
+          <w:lang w:val="zh_TW" w:bidi="zh_TW"/>
+        </w:rPr>
+      </w:r>
+    </w:p>
+    <w:p>
+      <w:pPr>
+        <w:pStyle w:val="Heading2"/>
+      </w:pPr>
+      <w:r>
+        <w:rPr>
+          <w:lang w:val="zh_TW" w:bidi="zh_TW"/>
+        </w:rPr>
+        <w:t>沙拉</w:t>
+      </w:r>
+      <w:r>
+        <w:rPr>
+          <w:lang w:val="zh_TW" w:bidi="zh_TW"/>
+        </w:rPr>
+      </w:r>
+    </w:p>
+    <w:p>
       <w:pPr>
         <w:pStyle w:val="ListNumber"/>
+        <w:numPr>
+          <w:ilvl w:val="0"/>
+          <w:numId w:val="14"/>
+        </w:numPr>
         <w:spacing w:line="240" w:lineRule="auto"/>
         <w:ind w:left="720"/>
       </w:pPr>
@@ -293,7 +365,43 @@
         <w:rPr>
           <w:lang w:val="zh_TW" w:bidi="zh_TW"/>
         </w:rPr>
-        <w:t>在</w:t>
+        <w:t>亞法撒的兒子，也是希伯的父親（</w:t>
+      </w:r>
+      <w:hyperlink r:id="rId13">
+        <w:r>
+          <w:rPr>
+            <w:lang w:val="zh_TW" w:bidi="zh_TW"/>
+          </w:rPr>
+          <w:rPr>
+            <w:color w:val="0000EE"/>
+            <w:u w:val="single"/>
+          </w:rPr>
+          <w:t>創10:24</w:t>
+        </w:r>
+      </w:hyperlink>
+      <w:r>
+        <w:rPr>
+          <w:lang w:val="zh_TW" w:bidi="zh_TW"/>
+        </w:rPr>
+        <w:t>，</w:t>
+      </w:r>
+      <w:hyperlink r:id="rId14">
+        <w:r>
+          <w:rPr>
+            <w:lang w:val="zh_TW" w:bidi="zh_TW"/>
+          </w:rPr>
+          <w:rPr>
+            <w:color w:val="0000EE"/>
+            <w:u w:val="single"/>
+          </w:rPr>
+          <w:t>11:12–15</w:t>
+        </w:r>
+      </w:hyperlink>
+      <w:r>
+        <w:rPr>
+          <w:lang w:val="zh_TW" w:bidi="zh_TW"/>
+        </w:rPr>
+        <w:t>；</w:t>
       </w:r>
       <w:hyperlink r:id="rId15">
         <w:r>
@@ -304,14 +412,14 @@
             <w:color w:val="0000EE"/>
             <w:u w:val="single"/>
           </w:rPr>
-          <w:t>創世記四十六章10節</w:t>
+          <w:t>代上1:18</w:t>
         </w:r>
       </w:hyperlink>
       <w:r>
         <w:rPr>
           <w:lang w:val="zh_TW" w:bidi="zh_TW"/>
         </w:rPr>
-        <w:t>和</w:t>
+        <w:t>）。在路加福音所記載的耶穌祖先名單中，沙拉被列為該南的兒子，而該南則是亞法撒的兒子（</w:t>
       </w:r>
       <w:hyperlink r:id="rId16">
         <w:r>
@@ -322,14 +430,14 @@
             <w:color w:val="0000EE"/>
             <w:u w:val="single"/>
           </w:rPr>
-          <w:t>出埃及記六章15節</w:t>
+          <w:t>路3:35</w:t>
         </w:r>
       </w:hyperlink>
       <w:r>
         <w:rPr>
           <w:lang w:val="zh_TW" w:bidi="zh_TW"/>
         </w:rPr>
-        <w:t>中，西緬的兒子謝拉（Zerah）的另一種拼寫方式。（譯註：和合本在這兩處經文中未將其譯為謝拉，僅譯為瑣轄）</w:t>
+        <w:t>）。</w:t>
         <w:br/>
       </w:r>
       <w:r>
@@ -337,19 +445,19 @@
           <w:i/>
           <w:lang w:val="zh_TW" w:bidi="zh_TW"/>
         </w:rPr>
-        <w:t xml:space="preserve">見 </w:t>
-      </w:r>
-      <w:r>
-        <w:rPr>
-          <w:lang w:val="zh_TW" w:bidi="zh_TW"/>
-        </w:rPr>
-        <w:t>謝拉#3</w:t>
-      </w:r>
-      <w:r>
-        <w:rPr>
-          <w:lang w:val="zh_TW" w:bidi="zh_TW"/>
-        </w:rPr>
-        <w:t>。</w:t>
+        <w:t>見</w:t>
+      </w:r>
+      <w:r>
+        <w:rPr>
+          <w:lang w:val="zh_TW" w:bidi="zh_TW"/>
+        </w:rPr>
+        <w:t>耶穌基督的家譜</w:t>
+      </w:r>
+      <w:r>
+        <w:rPr>
+          <w:lang w:val="zh_TW" w:bidi="zh_TW"/>
+        </w:rPr>
+        <w:t xml:space="preserve">。 </w:t>
       </w:r>
     </w:p>
     <w:p>
@@ -362,6 +470,24 @@
         <w:rPr>
           <w:lang w:val="zh_TW" w:bidi="zh_TW"/>
         </w:rPr>
+      </w:r>
+      <w:r>
+        <w:rPr>
+          <w:lang w:val="zh_TW" w:bidi="zh_TW"/>
+        </w:rPr>
+        <w:t>猶大與迦南女子書亞所生的第三個兒子，出生在猶大的小鎮</w:t>
+      </w:r>
+      <w:r>
+        <w:rPr>
+          <w:lang w:val="zh_TW" w:bidi="zh_TW"/>
+        </w:rPr>
+        <w:t>基悉</w:t>
+      </w:r>
+      <w:r>
+        <w:rPr>
+          <w:lang w:val="zh_TW" w:bidi="zh_TW"/>
+        </w:rPr>
+        <w:t>（</w:t>
       </w:r>
       <w:hyperlink r:id="rId17">
         <w:r>
@@ -372,20 +498,469 @@
             <w:color w:val="0000EE"/>
             <w:u w:val="single"/>
           </w:rPr>
-          <w:t>歷代志上四章7節</w:t>
+          <w:t>創38:5</w:t>
         </w:r>
       </w:hyperlink>
       <w:r>
         <w:rPr>
           <w:lang w:val="zh_TW" w:bidi="zh_TW"/>
         </w:rPr>
-        <w:t>中，以斯哈（Izhar ）的另一種拼寫方式。（譯註：和合本在此節經文未將其譯為以斯哈，僅譯為</w:t>
-      </w:r>
-      <w:r>
-        <w:rPr>
-          <w:lang w:val="zh_TW" w:bidi="zh_TW"/>
-        </w:rPr>
-        <w:t>瑣轄）</w:t>
+        <w:t>；</w:t>
+      </w:r>
+      <w:hyperlink r:id="rId18">
+        <w:r>
+          <w:rPr>
+            <w:lang w:val="zh_TW" w:bidi="zh_TW"/>
+          </w:rPr>
+          <w:rPr>
+            <w:color w:val="0000EE"/>
+            <w:u w:val="single"/>
+          </w:rPr>
+          <w:t>代上2:3</w:t>
+        </w:r>
+      </w:hyperlink>
+      <w:r>
+        <w:rPr>
+          <w:lang w:val="zh_TW" w:bidi="zh_TW"/>
+        </w:rPr>
+        <w:t>；譯註：和合本將此人名譯為「示拉」）。沙拉為示拉族的起源（譯註：和合本譯為「示拉」；</w:t>
+      </w:r>
+      <w:hyperlink r:id="rId19">
+        <w:r>
+          <w:rPr>
+            <w:lang w:val="zh_TW" w:bidi="zh_TW"/>
+          </w:rPr>
+          <w:rPr>
+            <w:color w:val="0000EE"/>
+            <w:u w:val="single"/>
+          </w:rPr>
+          <w:t>民26:20</w:t>
+        </w:r>
+      </w:hyperlink>
+      <w:r>
+        <w:rPr>
+          <w:lang w:val="zh_TW" w:bidi="zh_TW"/>
+        </w:rPr>
+        <w:t>）。在</w:t>
+      </w:r>
+      <w:hyperlink r:id="rId20">
+        <w:r>
+          <w:rPr>
+            <w:lang w:val="zh_TW" w:bidi="zh_TW"/>
+          </w:rPr>
+          <w:rPr>
+            <w:color w:val="0000EE"/>
+            <w:u w:val="single"/>
+          </w:rPr>
+          <w:t>尼希米記十一章5節</w:t>
+        </w:r>
+      </w:hyperlink>
+      <w:r>
+        <w:rPr>
+          <w:lang w:val="zh_TW" w:bidi="zh_TW"/>
+        </w:rPr>
+        <w:t>和</w:t>
+      </w:r>
+      <w:hyperlink r:id="rId21">
+        <w:r>
+          <w:rPr>
+            <w:lang w:val="zh_TW" w:bidi="zh_TW"/>
+          </w:rPr>
+          <w:rPr>
+            <w:color w:val="0000EE"/>
+            <w:u w:val="single"/>
+          </w:rPr>
+          <w:t>歷代志上九章5節</w:t>
+        </w:r>
+      </w:hyperlink>
+      <w:r>
+        <w:rPr>
+          <w:lang w:val="zh_TW" w:bidi="zh_TW"/>
+        </w:rPr>
+        <w:t>中，原本的「示羅/示羅尼（Shilonite）」（譯註：和合本在這兩處將其分別譯為「示羅尼」和「示羅」）可能應該要被更正為「示拉（Shelanite）」。</w:t>
+      </w:r>
+      <w:r>
+        <w:rPr>
+          <w:lang w:val="zh_TW" w:bidi="zh_TW"/>
+        </w:rPr>
+      </w:r>
+      <w:r>
+        <w:rPr>
+          <w:lang w:val="zh_TW" w:bidi="zh_TW"/>
+        </w:rPr>
+      </w:r>
+    </w:p>
+    <w:p>
+      <w:pPr/>
+      <w:r>
+        <w:rPr>
+          <w:lang w:val="zh_TW" w:bidi="zh_TW"/>
+        </w:rPr>
+      </w:r>
+    </w:p>
+    <w:p>
+      <w:pPr>
+        <w:pStyle w:val="Heading2"/>
+      </w:pPr>
+      <w:r>
+        <w:rPr>
+          <w:lang w:val="zh_TW" w:bidi="zh_TW"/>
+        </w:rPr>
+        <w:t>沙列</w:t>
+      </w:r>
+      <w:r>
+        <w:rPr>
+          <w:lang w:val="zh_TW" w:bidi="zh_TW"/>
+        </w:rPr>
+      </w:r>
+    </w:p>
+    <w:p>
+      <w:pPr/>
+      <w:r>
+        <w:rPr>
+          <w:lang w:val="zh_TW" w:bidi="zh_TW"/>
+        </w:rPr>
+      </w:r>
+      <w:r>
+        <w:rPr>
+          <w:lang w:val="zh_TW" w:bidi="zh_TW"/>
+        </w:rPr>
+        <w:t>約</w:t>
+      </w:r>
+      <w:r>
+        <w:rPr>
+          <w:lang w:val="zh_TW" w:bidi="zh_TW"/>
+        </w:rPr>
+        <w:t>坍</w:t>
+      </w:r>
+      <w:r>
+        <w:rPr>
+          <w:lang w:val="zh_TW" w:bidi="zh_TW"/>
+        </w:rPr>
+        <w:t>的兒子，也是一個居住在葉門（Yemen）的阿拉伯支族的祖先（</w:t>
+      </w:r>
+      <w:hyperlink r:id="rId22">
+        <w:r>
+          <w:rPr>
+            <w:lang w:val="zh_TW" w:bidi="zh_TW"/>
+          </w:rPr>
+          <w:rPr>
+            <w:color w:val="0000EE"/>
+            <w:u w:val="single"/>
+          </w:rPr>
+          <w:t>創10:26</w:t>
+        </w:r>
+      </w:hyperlink>
+      <w:r>
+        <w:rPr>
+          <w:lang w:val="zh_TW" w:bidi="zh_TW"/>
+        </w:rPr>
+        <w:t>；</w:t>
+      </w:r>
+      <w:hyperlink r:id="rId23">
+        <w:r>
+          <w:rPr>
+            <w:lang w:val="zh_TW" w:bidi="zh_TW"/>
+          </w:rPr>
+          <w:rPr>
+            <w:color w:val="0000EE"/>
+            <w:u w:val="single"/>
+          </w:rPr>
+          <w:t>代上1:20</w:t>
+        </w:r>
+      </w:hyperlink>
+      <w:r>
+        <w:rPr>
+          <w:lang w:val="zh_TW" w:bidi="zh_TW"/>
+        </w:rPr>
+        <w:t>）。</w:t>
+      </w:r>
+      <w:r>
+        <w:rPr>
+          <w:lang w:val="zh_TW" w:bidi="zh_TW"/>
+        </w:rPr>
+      </w:r>
+      <w:r>
+        <w:rPr>
+          <w:lang w:val="zh_TW" w:bidi="zh_TW"/>
+        </w:rPr>
+      </w:r>
+    </w:p>
+    <w:p>
+      <w:pPr/>
+      <w:r>
+        <w:rPr>
+          <w:lang w:val="zh_TW" w:bidi="zh_TW"/>
+        </w:rPr>
+      </w:r>
+    </w:p>
+    <w:p>
+      <w:pPr>
+        <w:pStyle w:val="Heading2"/>
+      </w:pPr>
+      <w:r>
+        <w:rPr>
+          <w:lang w:val="zh_TW" w:bidi="zh_TW"/>
+        </w:rPr>
+        <w:t>沙微谷</w:t>
+      </w:r>
+      <w:r>
+        <w:rPr>
+          <w:lang w:val="zh_TW" w:bidi="zh_TW"/>
+        </w:rPr>
+      </w:r>
+    </w:p>
+    <w:p>
+      <w:pPr/>
+      <w:r>
+        <w:rPr>
+          <w:lang w:val="zh_TW" w:bidi="zh_TW"/>
+        </w:rPr>
+      </w:r>
+      <w:r>
+        <w:rPr>
+          <w:lang w:val="zh_TW" w:bidi="zh_TW"/>
+        </w:rPr>
+        <w:t>這是</w:t>
+      </w:r>
+      <w:hyperlink r:id="rId24">
+        <w:r>
+          <w:rPr>
+            <w:lang w:val="zh_TW" w:bidi="zh_TW"/>
+          </w:rPr>
+          <w:rPr>
+            <w:color w:val="0000EE"/>
+            <w:u w:val="single"/>
+          </w:rPr>
+          <w:t>創世記十四章17節</w:t>
+        </w:r>
+      </w:hyperlink>
+      <w:r>
+        <w:rPr>
+          <w:lang w:val="zh_TW" w:bidi="zh_TW"/>
+        </w:rPr>
+        <w:t>中提到的王谷的另一個名稱。這片山谷位於耶路撒冷附近。</w:t>
+      </w:r>
+      <w:r>
+        <w:rPr>
+          <w:i/>
+          <w:lang w:val="zh_TW" w:bidi="zh_TW"/>
+        </w:rPr>
+        <w:t>見</w:t>
+      </w:r>
+      <w:r>
+        <w:rPr>
+          <w:lang w:val="zh_TW" w:bidi="zh_TW"/>
+        </w:rPr>
+        <w:t>王谷</w:t>
+      </w:r>
+      <w:r>
+        <w:rPr>
+          <w:lang w:val="zh_TW" w:bidi="zh_TW"/>
+        </w:rPr>
+        <w:t>。</w:t>
+      </w:r>
+      <w:r>
+        <w:rPr>
+          <w:lang w:val="zh_TW" w:bidi="zh_TW"/>
+        </w:rPr>
+      </w:r>
+      <w:r>
+        <w:rPr>
+          <w:lang w:val="zh_TW" w:bidi="zh_TW"/>
+        </w:rPr>
+      </w:r>
+    </w:p>
+    <w:p>
+      <w:pPr/>
+      <w:r>
+        <w:rPr>
+          <w:lang w:val="zh_TW" w:bidi="zh_TW"/>
+        </w:rPr>
+      </w:r>
+    </w:p>
+    <w:p>
+      <w:pPr>
+        <w:pStyle w:val="Heading2"/>
+      </w:pPr>
+      <w:r>
+        <w:rPr>
+          <w:lang w:val="zh_TW" w:bidi="zh_TW"/>
+        </w:rPr>
+        <w:t>沙微谷</w:t>
+      </w:r>
+      <w:r>
+        <w:rPr>
+          <w:lang w:val="zh_TW" w:bidi="zh_TW"/>
+        </w:rPr>
+      </w:r>
+    </w:p>
+    <w:p>
+      <w:pPr>
+        <w:pStyle w:val="Heading2"/>
+      </w:pPr>
+      <w:r>
+        <w:rPr>
+          <w:lang w:val="zh_TW" w:bidi="zh_TW"/>
+        </w:rPr>
+        <w:t>沙微谷（</w:t>
+      </w:r>
+      <w:r>
+        <w:rPr>
+          <w:lang w:val="zh_TW" w:bidi="zh_TW"/>
+        </w:rPr>
+        <w:t>Valley of Shaveh</w:t>
+      </w:r>
+      <w:r>
+        <w:rPr>
+          <w:lang w:val="zh_TW" w:bidi="zh_TW"/>
+        </w:rPr>
+        <w:t>）</w:t>
+      </w:r>
+    </w:p>
+    <w:p>
+      <w:pPr/>
+      <w:r>
+        <w:rPr>
+          <w:lang w:val="zh_TW" w:bidi="zh_TW"/>
+        </w:rPr>
+      </w:r>
+      <w:r>
+        <w:rPr>
+          <w:lang w:val="zh_TW" w:bidi="zh_TW"/>
+        </w:rPr>
+        <w:t>位於撒冷附近的山谷，在</w:t>
+      </w:r>
+      <w:hyperlink r:id="rId24">
+        <w:r>
+          <w:rPr>
+            <w:lang w:val="zh_TW" w:bidi="zh_TW"/>
+          </w:rPr>
+          <w:rPr>
+            <w:color w:val="0000EE"/>
+            <w:u w:val="single"/>
+          </w:rPr>
+          <w:t>創世記十四章17節</w:t>
+        </w:r>
+      </w:hyperlink>
+      <w:r>
+        <w:rPr>
+          <w:lang w:val="zh_TW" w:bidi="zh_TW"/>
+        </w:rPr>
+        <w:t>中也被稱為王谷。見</w:t>
+      </w:r>
+      <w:r>
+        <w:rPr>
+          <w:lang w:val="zh_TW" w:bidi="zh_TW"/>
+        </w:rPr>
+        <w:t>王谷</w:t>
+      </w:r>
+      <w:r>
+        <w:rPr>
+          <w:lang w:val="zh_TW" w:bidi="zh_TW"/>
+        </w:rPr>
+        <w:t>。</w:t>
+      </w:r>
+      <w:r>
+        <w:rPr>
+          <w:lang w:val="zh_TW" w:bidi="zh_TW"/>
+        </w:rPr>
+      </w:r>
+      <w:r>
+        <w:rPr>
+          <w:lang w:val="zh_TW" w:bidi="zh_TW"/>
+        </w:rPr>
+      </w:r>
+    </w:p>
+    <w:p>
+      <w:pPr/>
+      <w:r>
+        <w:rPr>
+          <w:lang w:val="zh_TW" w:bidi="zh_TW"/>
+        </w:rPr>
+      </w:r>
+    </w:p>
+    <w:p>
+      <w:pPr>
+        <w:pStyle w:val="Heading2"/>
+      </w:pPr>
+      <w:r>
+        <w:rPr>
+          <w:lang w:val="zh_TW" w:bidi="zh_TW"/>
+        </w:rPr>
+        <w:t>沙微‧基列亭</w:t>
+      </w:r>
+      <w:r>
+        <w:rPr>
+          <w:lang w:val="zh_TW" w:bidi="zh_TW"/>
+        </w:rPr>
+      </w:r>
+    </w:p>
+    <w:p>
+      <w:pPr>
+        <w:pStyle w:val="Heading2"/>
+      </w:pPr>
+      <w:r>
+        <w:rPr>
+          <w:lang w:val="zh_TW" w:bidi="zh_TW"/>
+        </w:rPr>
+        <w:t>沙微‧基列亭（Shaveh Kiriathaim）</w:t>
+      </w:r>
+    </w:p>
+    <w:p>
+      <w:pPr/>
+      <w:r>
+        <w:rPr>
+          <w:lang w:val="zh_TW" w:bidi="zh_TW"/>
+        </w:rPr>
+      </w:r>
+      <w:r>
+        <w:rPr>
+          <w:lang w:val="zh_TW" w:bidi="zh_TW"/>
+        </w:rPr>
+        <w:t>這是</w:t>
+      </w:r>
+      <w:r>
+        <w:rPr>
+          <w:lang w:val="zh_TW" w:bidi="zh_TW"/>
+        </w:rPr>
+        <w:t>死海以東、靠近基列亭城的一片平原，為以米人所居住</w:t>
+      </w:r>
+      <w:r>
+        <w:rPr>
+          <w:lang w:val="zh_TW" w:bidi="zh_TW"/>
+        </w:rPr>
+        <w:t>。沙微·基列亭的以米人被列為</w:t>
+      </w:r>
+      <w:r>
+        <w:rPr>
+          <w:lang w:val="zh_TW" w:bidi="zh_TW"/>
+        </w:rPr>
+        <w:t>基大老瑪</w:t>
+      </w:r>
+      <w:r>
+        <w:rPr>
+          <w:lang w:val="zh_TW" w:bidi="zh_TW"/>
+        </w:rPr>
+        <w:t>王及其盟軍擊敗的眾多部族之一（</w:t>
+      </w:r>
+      <w:hyperlink r:id="rId25">
+        <w:r>
+          <w:rPr>
+            <w:lang w:val="zh_TW" w:bidi="zh_TW"/>
+          </w:rPr>
+          <w:rPr>
+            <w:color w:val="0000EE"/>
+            <w:u w:val="single"/>
+          </w:rPr>
+          <w:t>創14:5</w:t>
+        </w:r>
+      </w:hyperlink>
+      <w:r>
+        <w:rPr>
+          <w:lang w:val="zh_TW" w:bidi="zh_TW"/>
+        </w:rPr>
+        <w:t>；在一些譯本中，這詞拼寫為「Kiriathaim」）。這片平原後來是由呂便的子孫所繼承。</w:t>
       </w:r>
       <w:r>
         <w:rPr>

--- a/zht/docx/135.content.docx
+++ b/zht/docx/135.content.docx
@@ -19,7 +19,7 @@
         <w:rPr>
           <w:lang w:val="zh_TW" w:bidi="zh_TW"/>
         </w:rPr>
-        <w:t>Resource: Tyndale Open Bible Dictionary</w:t>
+        <w:t>Resource: Aquifer Open Bible Dictionary</w:t>
       </w:r>
       <w:r>
         <w:rPr>
@@ -112,7 +112,7 @@
         <w:rPr>
           <w:lang w:val="zh_TW" w:bidi="zh_TW"/>
         </w:rPr>
-        <w:t>Tyndale Open Bible Dictionary</w:t>
+        <w:t>Aquifer Open Bible Dictionary</w:t>
       </w:r>
     </w:p>
     <w:p>
@@ -149,7 +149,7 @@
         <w:rPr>
           <w:lang w:val="zh_TW" w:bidi="zh_TW"/>
         </w:rPr>
-        <w:t>sha</w:t>
+        <w:t>sao</w:t>
       </w:r>
       <w:r>
         <w:rPr>
@@ -212,35 +212,12 @@
         <w:rPr>
           <w:lang w:val="zh_TW" w:bidi="zh_TW"/>
         </w:rPr>
-        <w:t>沙拉</w:t>
-      </w:r>
-      <w:r>
-        <w:rPr>
-          <w:lang w:val="zh_TW" w:bidi="zh_TW"/>
-        </w:rPr>
-      </w:r>
-    </w:p>
-    <w:p>
-      <w:pPr>
-        <w:pStyle w:val="Heading2"/>
-      </w:pPr>
-      <w:r>
-        <w:rPr>
-          <w:lang w:val="zh_TW" w:bidi="zh_TW"/>
-        </w:rPr>
-        <w:t>沙拉（</w:t>
-      </w:r>
-      <w:r>
-        <w:rPr>
-          <w:lang w:val="zh_TW" w:bidi="zh_TW"/>
-        </w:rPr>
-        <w:t>Salah</w:t>
-      </w:r>
-      <w:r>
-        <w:rPr>
-          <w:lang w:val="zh_TW" w:bidi="zh_TW"/>
-        </w:rPr>
-        <w:t>）</w:t>
+        <w:t>掃羅</w:t>
+      </w:r>
+      <w:r>
+        <w:rPr>
+          <w:lang w:val="zh_TW" w:bidi="zh_TW"/>
+        </w:rPr>
       </w:r>
     </w:p>
     <w:p>
@@ -254,72 +231,20 @@
         <w:rPr>
           <w:lang w:val="zh_TW" w:bidi="zh_TW"/>
         </w:rPr>
-        <w:t>在</w:t>
-      </w:r>
-      <w:hyperlink r:id="rId13">
-        <w:r>
-          <w:rPr>
-            <w:lang w:val="zh_TW" w:bidi="zh_TW"/>
-          </w:rPr>
-          <w:rPr>
-            <w:color w:val="0000EE"/>
-            <w:u w:val="single"/>
-          </w:rPr>
-          <w:t>創世記十章24節</w:t>
-        </w:r>
-      </w:hyperlink>
-      <w:r>
-        <w:rPr>
-          <w:lang w:val="zh_TW" w:bidi="zh_TW"/>
-        </w:rPr>
-        <w:t>和</w:t>
-      </w:r>
-      <w:hyperlink r:id="rId14">
-        <w:r>
-          <w:rPr>
-            <w:lang w:val="zh_TW" w:bidi="zh_TW"/>
-          </w:rPr>
-          <w:rPr>
-            <w:color w:val="0000EE"/>
-            <w:u w:val="single"/>
-          </w:rPr>
-          <w:t>十一章12至15節</w:t>
-        </w:r>
-      </w:hyperlink>
-      <w:r>
-        <w:rPr>
-          <w:lang w:val="zh_TW" w:bidi="zh_TW"/>
-        </w:rPr>
-        <w:t>中，這是沙拉（Shelah）——希伯的父親——在某些譯本中的拼寫形式。</w:t>
+        <w:t>這名字的意思是「求來的」，含有「向</w:t>
       </w:r>
       <w:r>
         <w:rPr>
           <w:i/>
           <w:lang w:val="zh_TW" w:bidi="zh_TW"/>
         </w:rPr>
-        <w:t>見</w:t>
-      </w:r>
-      <w:r>
-        <w:rPr>
-          <w:lang w:val="zh_TW" w:bidi="zh_TW"/>
-        </w:rPr>
-        <w:t>沙拉 #1</w:t>
-      </w:r>
-      <w:r>
-        <w:rPr>
-          <w:lang w:val="zh_TW" w:bidi="zh_TW"/>
-        </w:rPr>
-        <w:t>。</w:t>
-      </w:r>
-      <w:r>
-        <w:rPr>
-          <w:lang w:val="zh_TW" w:bidi="zh_TW"/>
-        </w:rPr>
-      </w:r>
-      <w:r>
-        <w:rPr>
-          <w:lang w:val="zh_TW" w:bidi="zh_TW"/>
-        </w:rPr>
+        <w:t>神</w:t>
+      </w:r>
+      <w:r>
+        <w:rPr>
+          <w:lang w:val="zh_TW" w:bidi="zh_TW"/>
+        </w:rPr>
+        <w:t>求得」的意思。這個名字歷史悠久，在聖經出現之前已有人使用。敘利亞（古代以巴拉〔Ebla〕）馬爾迪赫遺址（Tell Mardikh）出土的公元前三千年文獻中已出現過這個名字；它似乎也曾在公元前二千年的敘利亞沿海城烏加里特（Ugarit）被使用。</w:t>
       </w:r>
     </w:p>
     <w:p>
@@ -329,21 +254,24 @@
           <w:lang w:val="zh_TW" w:bidi="zh_TW"/>
         </w:rPr>
       </w:r>
-    </w:p>
-    <w:p>
-      <w:pPr>
-        <w:pStyle w:val="Heading2"/>
-      </w:pPr>
-      <w:r>
-        <w:rPr>
-          <w:lang w:val="zh_TW" w:bidi="zh_TW"/>
-        </w:rPr>
-        <w:t>沙拉</w:t>
-      </w:r>
-      <w:r>
-        <w:rPr>
-          <w:lang w:val="zh_TW" w:bidi="zh_TW"/>
-        </w:rPr>
+      <w:r>
+        <w:rPr>
+          <w:lang w:val="zh_TW" w:bidi="zh_TW"/>
+        </w:rPr>
+        <w:t>除了常見的拼寫方式（Saul）外，較早期的英文譯本有時會把這名字拼成Shaul。除了最著名的掃羅王之外，舊約聖經還提到另一位名叫掃羅（Shaul）的人，不過關於他的資料不多（參</w:t>
+      </w:r>
+      <w:r>
+        <w:rPr>
+          <w:i/>
+          <w:lang w:val="zh_TW" w:bidi="zh_TW"/>
+        </w:rPr>
+        <w:t>掃羅〔Shaul〕</w:t>
+      </w:r>
+      <w:r>
+        <w:rPr>
+          <w:lang w:val="zh_TW" w:bidi="zh_TW"/>
+        </w:rPr>
+        <w:t>）。</w:t>
       </w:r>
     </w:p>
     <w:p>
@@ -365,7 +293,7 @@
         <w:rPr>
           <w:lang w:val="zh_TW" w:bidi="zh_TW"/>
         </w:rPr>
-        <w:t>亞法撒的兒子，也是希伯的父親（</w:t>
+        <w:t>掃羅是以東的一位王，記載於一份古老的以東王名單中；他屬於早於以色列時代的以東（位於外約旦）諸王之一（</w:t>
       </w:r>
       <w:hyperlink r:id="rId13">
         <w:r>
@@ -376,14 +304,14 @@
             <w:color w:val="0000EE"/>
             <w:u w:val="single"/>
           </w:rPr>
-          <w:t>創10:24</w:t>
+          <w:t>創36:37–38</w:t>
         </w:r>
       </w:hyperlink>
       <w:r>
         <w:rPr>
           <w:lang w:val="zh_TW" w:bidi="zh_TW"/>
         </w:rPr>
-        <w:t>，</w:t>
+        <w:t>；</w:t>
       </w:r>
       <w:hyperlink r:id="rId14">
         <w:r>
@@ -394,70 +322,14 @@
             <w:color w:val="0000EE"/>
             <w:u w:val="single"/>
           </w:rPr>
-          <w:t>11:12–15</w:t>
+          <w:t>代上1:48–49</w:t>
         </w:r>
       </w:hyperlink>
       <w:r>
         <w:rPr>
           <w:lang w:val="zh_TW" w:bidi="zh_TW"/>
         </w:rPr>
-        <w:t>；</w:t>
-      </w:r>
-      <w:hyperlink r:id="rId15">
-        <w:r>
-          <w:rPr>
-            <w:lang w:val="zh_TW" w:bidi="zh_TW"/>
-          </w:rPr>
-          <w:rPr>
-            <w:color w:val="0000EE"/>
-            <w:u w:val="single"/>
-          </w:rPr>
-          <w:t>代上1:18</w:t>
-        </w:r>
-      </w:hyperlink>
-      <w:r>
-        <w:rPr>
-          <w:lang w:val="zh_TW" w:bidi="zh_TW"/>
-        </w:rPr>
-        <w:t>）。在路加福音所記載的耶穌祖先名單中，沙拉被列為該南的兒子，而該南則是亞法撒的兒子（</w:t>
-      </w:r>
-      <w:hyperlink r:id="rId16">
-        <w:r>
-          <w:rPr>
-            <w:lang w:val="zh_TW" w:bidi="zh_TW"/>
-          </w:rPr>
-          <w:rPr>
-            <w:color w:val="0000EE"/>
-            <w:u w:val="single"/>
-          </w:rPr>
-          <w:t>路3:35</w:t>
-        </w:r>
-      </w:hyperlink>
-      <w:r>
-        <w:rPr>
-          <w:lang w:val="zh_TW" w:bidi="zh_TW"/>
-        </w:rPr>
-        <w:t>）。</w:t>
-        <w:br/>
-      </w:r>
-      <w:r>
-        <w:rPr>
-          <w:i/>
-          <w:lang w:val="zh_TW" w:bidi="zh_TW"/>
-        </w:rPr>
-        <w:t>見</w:t>
-      </w:r>
-      <w:r>
-        <w:rPr>
-          <w:lang w:val="zh_TW" w:bidi="zh_TW"/>
-        </w:rPr>
-        <w:t>耶穌基督的家譜</w:t>
-      </w:r>
-      <w:r>
-        <w:rPr>
-          <w:lang w:val="zh_TW" w:bidi="zh_TW"/>
-        </w:rPr>
-        <w:t xml:space="preserve">。 </w:t>
+        <w:t>）。經文說他來自「大河邊的利河伯」；這裡的「大河」可能是指以東附近的一條小河。</w:t>
       </w:r>
     </w:p>
     <w:p>
@@ -475,19 +347,64 @@
         <w:rPr>
           <w:lang w:val="zh_TW" w:bidi="zh_TW"/>
         </w:rPr>
-        <w:t>猶大與迦南女子書亞所生的第三個兒子，出生在猶大的小鎮</w:t>
-      </w:r>
-      <w:r>
-        <w:rPr>
-          <w:lang w:val="zh_TW" w:bidi="zh_TW"/>
-        </w:rPr>
-        <w:t>基悉</w:t>
-      </w:r>
-      <w:r>
-        <w:rPr>
-          <w:lang w:val="zh_TW" w:bidi="zh_TW"/>
-        </w:rPr>
-        <w:t>（</w:t>
+        <w:t>掃羅，掃羅是以色列第一位君王，也是舊約聖經中最著名、記載最詳盡的同名人物。他屬於便雅憫支派。便雅憫支派是以色列較小的支派之一，其地業位於迦南城耶路撒冷的北面。他的父親是基士，亞別的兒子。掃羅出生於基比亞。這是一座位於山地的小城，距離耶路撒冷以北數英里。除了外出和率軍征戰之外，基比亞一直是掃羅終生居住的家鄉。掃羅有一位妻子亞希暖，以及五個兒女——三個兒子和兩個女兒（</w:t>
+      </w:r>
+      <w:hyperlink r:id="rId15">
+        <w:r>
+          <w:rPr>
+            <w:lang w:val="zh_TW" w:bidi="zh_TW"/>
+          </w:rPr>
+          <w:rPr>
+            <w:color w:val="0000EE"/>
+            <w:u w:val="single"/>
+          </w:rPr>
+          <w:t>撒上14:49–50</w:t>
+        </w:r>
+      </w:hyperlink>
+      <w:r>
+        <w:rPr>
+          <w:lang w:val="zh_TW" w:bidi="zh_TW"/>
+        </w:rPr>
+        <w:t>）。他最著名的兒子約拿單後來擔任高級軍事職務，協助掃羅。掃羅的三個兒子與他一同陣亡於戰場上（</w:t>
+      </w:r>
+      <w:hyperlink r:id="rId16">
+        <w:r>
+          <w:rPr>
+            <w:lang w:val="zh_TW" w:bidi="zh_TW"/>
+          </w:rPr>
+          <w:rPr>
+            <w:color w:val="0000EE"/>
+            <w:u w:val="single"/>
+          </w:rPr>
+          <w:t>31:2</w:t>
+        </w:r>
+      </w:hyperlink>
+      <w:r>
+        <w:rPr>
+          <w:lang w:val="zh_TW" w:bidi="zh_TW"/>
+        </w:rPr>
+        <w:t>）。在兩個女兒之中，較著名的是小女兒米甲；她後來嫁給大衛。</w:t>
+        <w:br/>
+      </w:r>
+      <w:r>
+        <w:rPr>
+          <w:lang w:val="zh_TW" w:bidi="zh_TW"/>
+        </w:rPr>
+        <w:t>戰士掃羅</w:t>
+        <w:br/>
+      </w:r>
+      <w:r>
+        <w:rPr>
+          <w:lang w:val="zh_TW" w:bidi="zh_TW"/>
+        </w:rPr>
+        <w:t>掃羅生活在以色列各支派歷史上的關鍵時期。雖然無法確定具體年代，但他活躍於公元前11世紀後半葉，並可能在約公元前1020年至1000年間作王。在掃羅登基之前，以色列各支派已瀕臨軍事崩潰。非利士人是一個軍事力量強大的民族，定居於地中海沿岸。他們不但在沿海地區站穩陣腳，還計劃向東擴張，進而控制整個巴勒斯坦。要達成這個目標，他們首先必須消滅定居在約旦河西山地和約旦河東地區的以色列人。以色列人缺乏強大而持久的軍事領導，因此非利士人對以色列的存續構成了嚴重威脅。</w:t>
+        <w:br/>
+      </w:r>
+      <w:r>
+        <w:rPr>
+          <w:lang w:val="zh_TW" w:bidi="zh_TW"/>
+        </w:rPr>
+        <w:t>後來促成掃羅掌權的一場重大危機，是以色列軍隊在以便以謝附近、靠近亞弗的地方遭非利士人徹底擊敗（</w:t>
       </w:r>
       <w:hyperlink r:id="rId17">
         <w:r>
@@ -498,14 +415,14 @@
             <w:color w:val="0000EE"/>
             <w:u w:val="single"/>
           </w:rPr>
-          <w:t>創38:5</w:t>
+          <w:t>撒上4:1–22</w:t>
         </w:r>
       </w:hyperlink>
       <w:r>
         <w:rPr>
           <w:lang w:val="zh_TW" w:bidi="zh_TW"/>
         </w:rPr>
-        <w:t>；</w:t>
+        <w:t>）。這場得勝使非利士人大致控制了約旦河西的以色列地區。他們又在所佔領的地區設立駐軍，藉此維持統治。非利士人擊敗以色列之後，以色列變得衰弱，使他們容易受到其它邊境敵人的攻擊。位於外約旦以色列地以東的亞捫人攻擊雅比城，並圍困該城（</w:t>
       </w:r>
       <w:hyperlink r:id="rId18">
         <w:r>
@@ -516,14 +433,14 @@
             <w:color w:val="0000EE"/>
             <w:u w:val="single"/>
           </w:rPr>
-          <w:t>代上2:3</w:t>
+          <w:t>11:1</w:t>
         </w:r>
       </w:hyperlink>
       <w:r>
         <w:rPr>
           <w:lang w:val="zh_TW" w:bidi="zh_TW"/>
         </w:rPr>
-        <w:t>；譯註：和合本將此人名譯為「示拉」）。沙拉為示拉族的起源（譯註：和合本譯為「示拉」；</w:t>
+        <w:t>）。掃羅召集一支由自願參戰的人組成的軍隊，解救了雅比的居民，並擊敗亞捫人（</w:t>
       </w:r>
       <w:hyperlink r:id="rId19">
         <w:r>
@@ -534,14 +451,14 @@
             <w:color w:val="0000EE"/>
             <w:u w:val="single"/>
           </w:rPr>
-          <w:t>民26:20</w:t>
+          <w:t>11</w:t>
         </w:r>
       </w:hyperlink>
       <w:r>
         <w:rPr>
           <w:lang w:val="zh_TW" w:bidi="zh_TW"/>
         </w:rPr>
-        <w:t>）。在</w:t>
+        <w:t>節）。這件事之後，掃羅成為王。在此之前，撒母耳已經膏立他作百姓的君或領袖；而他在雅比之役得勝後，便在吉甲的聖所正式就任王位（</w:t>
       </w:r>
       <w:hyperlink r:id="rId20">
         <w:r>
@@ -552,14 +469,28 @@
             <w:color w:val="0000EE"/>
             <w:u w:val="single"/>
           </w:rPr>
-          <w:t>尼希米記十一章5節</w:t>
+          <w:t>15</w:t>
         </w:r>
       </w:hyperlink>
       <w:r>
         <w:rPr>
           <w:lang w:val="zh_TW" w:bidi="zh_TW"/>
         </w:rPr>
-        <w:t>和</w:t>
+        <w:t>節）。</w:t>
+        <w:br/>
+      </w:r>
+      <w:r>
+        <w:rPr>
+          <w:lang w:val="zh_TW" w:bidi="zh_TW"/>
+        </w:rPr>
+        <w:t>以色列人擊敗了亞捫人後，士氣大振，但並沒有消除非利士人所帶來的軍事危機和威脅。事實上，掃羅登基的地點本身就很有意義。吉甲位於靠近耶利哥的約旦河谷，人們選擇在那裡舉行登基儀式，部分原因是示羅原有的聖所已落入非利士人手中。吉甲是少數仍未受非利士人控制的地區之一。因此，如果掃羅的王位要有實際意義，他就必須立刻處理非利士人的威脅；否則，將不再有以色列讓他治理。</w:t>
+        <w:br/>
+      </w:r>
+      <w:r>
+        <w:rPr>
+          <w:lang w:val="zh_TW" w:bidi="zh_TW"/>
+        </w:rPr>
+        <w:t>掃羅迅速採取行動。雖然今天已難以重建當時的詳細歷史經過，但聖經仍提供了掃羅對抗非利士人爭戰的大致輪廓。他先攻擊了基比亞的駐軍，後來又攻擊位於基比亞東北約6.4公里（4英里）的密抹駐軍（</w:t>
       </w:r>
       <w:hyperlink r:id="rId21">
         <w:r>
@@ -570,76 +501,463 @@
             <w:color w:val="0000EE"/>
             <w:u w:val="single"/>
           </w:rPr>
-          <w:t>歷代志上九章5節</w:t>
+          <w:t>撒上13:16–23</w:t>
         </w:r>
       </w:hyperlink>
       <w:r>
         <w:rPr>
           <w:lang w:val="zh_TW" w:bidi="zh_TW"/>
         </w:rPr>
-        <w:t>中，原本的「示羅/示羅尼（Shilonite）」（譯註：和合本在這兩處將其分別譯為「示羅尼」和「示羅」）可能應該要被更正為「示拉（Shelanite）」。</w:t>
-      </w:r>
-      <w:r>
-        <w:rPr>
-          <w:lang w:val="zh_TW" w:bidi="zh_TW"/>
-        </w:rPr>
-      </w:r>
-      <w:r>
-        <w:rPr>
-          <w:lang w:val="zh_TW" w:bidi="zh_TW"/>
-        </w:rPr>
+        <w:t>）。掃羅在密抹大大得勝，其中部分原因是得到兒子約拿單在爭戰中協助他。非利士軍兵潰敗，並從那一帶山區撤退（</w:t>
+      </w:r>
+      <w:hyperlink r:id="rId22">
+        <w:r>
+          <w:rPr>
+            <w:lang w:val="zh_TW" w:bidi="zh_TW"/>
+          </w:rPr>
+          <w:rPr>
+            <w:color w:val="0000EE"/>
+            <w:u w:val="single"/>
+          </w:rPr>
+          <w:t>14:15–23</w:t>
+        </w:r>
+      </w:hyperlink>
+      <w:r>
+        <w:rPr>
+          <w:lang w:val="zh_TW" w:bidi="zh_TW"/>
+        </w:rPr>
+        <w:t>）。掃羅以自己的家鄉基比亞作為軍事基地，並在那裡建造了一座堡壘。</w:t>
+        <w:br/>
+      </w:r>
+      <w:r>
+        <w:rPr>
+          <w:lang w:val="zh_TW" w:bidi="zh_TW"/>
+        </w:rPr>
+        <w:t>在首次對抗非利士人的爭戰之後，掃羅多年來一直忙於各種軍事行動。他持續與東部邊境的仇敵交戰，尤其是位於死海東面的亞捫人和摩押人（</w:t>
+      </w:r>
+      <w:hyperlink r:id="rId23">
+        <w:r>
+          <w:rPr>
+            <w:lang w:val="zh_TW" w:bidi="zh_TW"/>
+          </w:rPr>
+          <w:rPr>
+            <w:color w:val="0000EE"/>
+            <w:u w:val="single"/>
+          </w:rPr>
+          <w:t>撒上14:47</w:t>
+        </w:r>
+      </w:hyperlink>
+      <w:r>
+        <w:rPr>
+          <w:lang w:val="zh_TW" w:bidi="zh_TW"/>
+        </w:rPr>
+        <w:t>）。他也在南部邊境對以色列人的宿敵亞瑪力人發動大規模爭戰（</w:t>
+      </w:r>
+      <w:hyperlink r:id="rId24">
+        <w:r>
+          <w:rPr>
+            <w:lang w:val="zh_TW" w:bidi="zh_TW"/>
+          </w:rPr>
+          <w:rPr>
+            <w:color w:val="0000EE"/>
+            <w:u w:val="single"/>
+          </w:rPr>
+          <w:t>15:7</w:t>
+        </w:r>
+      </w:hyperlink>
+      <w:r>
+        <w:rPr>
+          <w:lang w:val="zh_TW" w:bidi="zh_TW"/>
+        </w:rPr>
+        <w:t>），並且得勝。此外，在整個期間，他都必須時刻留意西部邊境非利士人的動向。</w:t>
+        <w:br/>
+      </w:r>
+      <w:r>
+        <w:rPr>
+          <w:lang w:val="zh_TW" w:bidi="zh_TW"/>
+        </w:rPr>
+        <w:t>掃羅身為軍事統帥，面對一項極其艱鉅的任務。他的領土大多是山地，因此較容易防守。然而，他四面都被覬覦其土地的仇敵包圍。他缺乏充足的武器（因為非利士人控制了鐵器的供應）、沒有龐大的常備軍、各地之間聯絡不易，也未能得到全體以色列人的全力支持。在這樣極為不利的情況下，他仍然取得了數年的成功。然而，最終連他的軍事才能也無法再取得成功。</w:t>
+        <w:br/>
+      </w:r>
+      <w:r>
+        <w:rPr>
+          <w:lang w:val="zh_TW" w:bidi="zh_TW"/>
+        </w:rPr>
+        <w:t>非利士人在亞弗附近集結了一支大軍（</w:t>
+      </w:r>
+      <w:hyperlink r:id="rId25">
+        <w:r>
+          <w:rPr>
+            <w:lang w:val="zh_TW" w:bidi="zh_TW"/>
+          </w:rPr>
+          <w:rPr>
+            <w:color w:val="0000EE"/>
+            <w:u w:val="single"/>
+          </w:rPr>
+          <w:t>撒上29:1</w:t>
+        </w:r>
+      </w:hyperlink>
+      <w:r>
+        <w:rPr>
+          <w:lang w:val="zh_TW" w:bidi="zh_TW"/>
+        </w:rPr>
+        <w:t>）。然而，他們沒有直接進攻掃羅的山地領土，反而先向北推進，然後從耶斯列附近防守薄弱的地點進入以色列境內（</w:t>
+      </w:r>
+      <w:hyperlink r:id="rId26">
+        <w:r>
+          <w:rPr>
+            <w:lang w:val="zh_TW" w:bidi="zh_TW"/>
+          </w:rPr>
+          <w:rPr>
+            <w:color w:val="0000EE"/>
+            <w:u w:val="single"/>
+          </w:rPr>
+          <w:t>11</w:t>
+        </w:r>
+      </w:hyperlink>
+      <w:r>
+        <w:rPr>
+          <w:lang w:val="zh_TW" w:bidi="zh_TW"/>
+        </w:rPr>
+        <w:t>節）。掃羅試圖召集足夠的兵力來應對非利士人的威脅，卻未能成功。由於準備不足、兵力有限，他仍在基利波山準備迎戰（</w:t>
+      </w:r>
+      <w:hyperlink r:id="rId27">
+        <w:r>
+          <w:rPr>
+            <w:lang w:val="zh_TW" w:bidi="zh_TW"/>
+          </w:rPr>
+          <w:rPr>
+            <w:color w:val="0000EE"/>
+            <w:u w:val="single"/>
+          </w:rPr>
+          <w:t>31:1</w:t>
+        </w:r>
+      </w:hyperlink>
+      <w:r>
+        <w:rPr>
+          <w:lang w:val="zh_TW" w:bidi="zh_TW"/>
+        </w:rPr>
+        <w:t>）。他本不該投入這場戰役，因為這場戰役根本沒有得勝的可能。他的兒子們在戰場上陣亡；掃羅為了不落在非利士人手中，便自殺身亡（</w:t>
+      </w:r>
+      <w:hyperlink r:id="rId28">
+        <w:r>
+          <w:rPr>
+            <w:lang w:val="zh_TW" w:bidi="zh_TW"/>
+          </w:rPr>
+          <w:rPr>
+            <w:color w:val="0000EE"/>
+            <w:u w:val="single"/>
+          </w:rPr>
+          <w:t>2–6</w:t>
+        </w:r>
+      </w:hyperlink>
+      <w:r>
+        <w:rPr>
+          <w:lang w:val="zh_TW" w:bidi="zh_TW"/>
+        </w:rPr>
+        <w:t>節）。</w:t>
+        <w:br/>
+      </w:r>
+      <w:r>
+        <w:rPr>
+          <w:lang w:val="zh_TW" w:bidi="zh_TW"/>
+        </w:rPr>
+        <w:t>從軍事角度來看，掃羅是在危機時刻登上王位的。他曾避免災難臨到，並為自己的國爭取到一段喘息的時間。然而，他戰死的那場爭戰卻為以色列帶來災難。他死後留下的以色列，處境比他剛掌權時更為艱難。</w:t>
+        <w:br/>
+      </w:r>
+      <w:r>
+        <w:rPr>
+          <w:lang w:val="zh_TW" w:bidi="zh_TW"/>
+        </w:rPr>
+        <w:t>君王掃羅</w:t>
+        <w:br/>
+      </w:r>
+      <w:r>
+        <w:rPr>
+          <w:lang w:val="zh_TW" w:bidi="zh_TW"/>
+        </w:rPr>
+        <w:t>如果說掃羅作為以色列的軍事統帥已經面對艱鉅的任務，那麼作為以色列的君王，他所面對的挑戰更大。在掃羅之前，以色列一直沒有君王。以色列沒有王權，主要是出於宗教上的原因。神是以色列獨一真正的王；祂才是統治者（</w:t>
+      </w:r>
+      <w:hyperlink r:id="rId29">
+        <w:r>
+          <w:rPr>
+            <w:lang w:val="zh_TW" w:bidi="zh_TW"/>
+          </w:rPr>
+          <w:rPr>
+            <w:color w:val="0000EE"/>
+            <w:u w:val="single"/>
+          </w:rPr>
+          <w:t>出15:18</w:t>
+        </w:r>
+      </w:hyperlink>
+      <w:r>
+        <w:rPr>
+          <w:lang w:val="zh_TW" w:bidi="zh_TW"/>
+        </w:rPr>
+        <w:t>）。因此，雖然以色列早期歷史中曾出現一些擁有很大權力的領袖，例如摩西、約書亞和某些士師，但沒有人採用君王的稱號或職分。因為人們認為，這樣做會削弱神作為君王的核心地位。然而，律法已經為王權的出現作出安排（</w:t>
+      </w:r>
+      <w:hyperlink r:id="rId30">
+        <w:r>
+          <w:rPr>
+            <w:lang w:val="zh_TW" w:bidi="zh_TW"/>
+          </w:rPr>
+          <w:rPr>
+            <w:color w:val="0000EE"/>
+            <w:u w:val="single"/>
+          </w:rPr>
+          <w:t>申19:14–20</w:t>
+        </w:r>
+      </w:hyperlink>
+      <w:r>
+        <w:rPr>
+          <w:lang w:val="zh_TW" w:bidi="zh_TW"/>
+        </w:rPr>
+        <w:t>）；關於以色列的王權，</w:t>
+      </w:r>
+      <w:r>
+        <w:rPr>
+          <w:i/>
+          <w:lang w:val="zh_TW" w:bidi="zh_TW"/>
+        </w:rPr>
+        <w:t>見</w:t>
+      </w:r>
+      <w:r>
+        <w:rPr>
+          <w:lang w:val="zh_TW" w:bidi="zh_TW"/>
+        </w:rPr>
+        <w:t xml:space="preserve"> 王，王權。</w:t>
+        <w:br/>
+      </w:r>
+      <w:r>
+        <w:rPr>
+          <w:lang w:val="zh_TW" w:bidi="zh_TW"/>
+        </w:rPr>
+        <w:t>以色列之所以建立君主政體（monarchy），完全是出於現實需要；而這種需要正是非利士人持續不斷的軍事威脅所造成的。如果只是短暫的外敵威脅，設立一位臨時領袖（士師）便足以應付。然而，面對威脅以色列生存、長期而嚴重的危機，這種臨時措施無法解決問題。如果以色列要作為一個民族繼續存留下去（而事實上，他們當時幾乎無法存續下去），就必須建立一個中央軍事政府，對組成以色列的各支派擁有公認的權柄。因此，君主政體得以建立，掃羅也成為第一位君王，而他所面對的困難極其巨大。</w:t>
+        <w:br/>
+      </w:r>
+      <w:r>
+        <w:rPr>
+          <w:lang w:val="zh_TW" w:bidi="zh_TW"/>
+        </w:rPr>
+        <w:t>由於以色列從未有過王國，因此沒有任何先例可循。掃羅的職責究竟是甚麼？首先，他的職責是軍事方面的，因為建立君主政體本來就是為了應付軍事威脅。在這方面，掃羅在統治初期相當成功。然而，除了軍事責任之外，掃羅作為君王還面對極其艱鉅的挑戰。按照希伯來人的神學觀念，許多以色列人從一開始就反對王權，這樣的反對幾乎是無可避免的。事實上，撒母耳雖然膏立掃羅，又主持他的登基儀式，但他對王權（</w:t>
+      </w:r>
+      <w:hyperlink r:id="rId31">
+        <w:r>
+          <w:rPr>
+            <w:lang w:val="zh_TW" w:bidi="zh_TW"/>
+          </w:rPr>
+          <w:rPr>
+            <w:color w:val="0000EE"/>
+            <w:u w:val="single"/>
+          </w:rPr>
+          <w:t>撒上8:6</w:t>
+        </w:r>
+      </w:hyperlink>
+      <w:r>
+        <w:rPr>
+          <w:lang w:val="zh_TW" w:bidi="zh_TW"/>
+        </w:rPr>
+        <w:t>）以及後來對掃羅本人（</w:t>
+      </w:r>
+      <w:hyperlink r:id="rId32">
+        <w:r>
+          <w:rPr>
+            <w:lang w:val="zh_TW" w:bidi="zh_TW"/>
+          </w:rPr>
+          <w:rPr>
+            <w:color w:val="0000EE"/>
+            <w:u w:val="single"/>
+          </w:rPr>
+          <w:t>15:23</w:t>
+        </w:r>
+      </w:hyperlink>
+      <w:r>
+        <w:rPr>
+          <w:lang w:val="zh_TW" w:bidi="zh_TW"/>
+        </w:rPr>
+        <w:t>）的態度，似乎並不十分明確。此外，沒有人清楚界定君王究竟可以做甚麼。他是軍事領袖，這一點很明確；但他是否也負有宗教方面的責任呢？雖然後人對掃羅的評價往往相當苛刻，但我們不應忽略他所承擔任務的艱難。單是軍事問題，就已足以使大多數傑出人物難以應付；然而，掃羅還必須塑造君王這個全新的角色。在實際施政方面，掃羅的領導相當樸實，也值得稱許。他不像許多東方君王那樣追求排場和奢華。他的宮廷規模很小，設在自己的軍事據點基比亞；幾乎沒有證據顯示那裡擁有龐大的財富。實際上，他沒有龐大的常備軍。他身邊只有少數親信，尤其是他的兒子約拿單和元帥押尼珥。他也留意並提拔有潛力的年輕人，例如大衛。與後來大衛和所羅門宮廷的輝煌相比，掃羅的宮廷顯得簡樸而樸實。然而，掃羅作為全國領袖，與膏立他的撒母耳發生了衝突。撒母耳在掃羅作王之前，對以色列一直具有重要影響力。雖然問題主要可能出在掃羅身上，但撒母耳似乎也沒有給予太多支持和幫助。有一次，撒母耳因掃羅在吉甲等待期間代行祭司職分獻祭，而嚴厲責備並定他的罪（</w:t>
+      </w:r>
+      <w:hyperlink r:id="rId33">
+        <w:r>
+          <w:rPr>
+            <w:lang w:val="zh_TW" w:bidi="zh_TW"/>
+          </w:rPr>
+          <w:rPr>
+            <w:color w:val="0000EE"/>
+            <w:u w:val="single"/>
+          </w:rPr>
+          <w:t>撒上13:8–15</w:t>
+        </w:r>
+      </w:hyperlink>
+      <w:r>
+        <w:rPr>
+          <w:lang w:val="zh_TW" w:bidi="zh_TW"/>
+        </w:rPr>
+        <w:t>）。這樣的責備無疑有其道理，但人們也能理解掃羅所面對的困境。君王究竟是否具有祭司的職責？這個問題當時並不明確。此外，掃羅當時正處於危急關頭。他已等候撒母耳七天；隨著日子一天天過去，軍中逃兵越來越多，兵力不斷減少。因此，掃羅採取了行動。他或許不能因此獲得開脫，但人們不難理解他的作法；而這件事本身也反映出，作為一國的第一位君王是何等困難。後來，在與亞瑪力人的戰事之後，撒母耳再次宣告神定了掃羅的罪。</w:t>
+        <w:br/>
+      </w:r>
+      <w:r>
+        <w:rPr>
+          <w:lang w:val="zh_TW" w:bidi="zh_TW"/>
+        </w:rPr>
+        <w:t>掃羅是以色列的第一位君王，卻不是最偉大的君王。然而，無論人們怎樣批評掃羅的領導，都不應忽略他的長處。他面對了極其艱難的處境，並且在一段時間內取得了成功。能做到他所做到之事的人，其實寥寥可數。最終，掃羅以失敗告終；然而，如果繼承他王位的不是大衛，他的成就或許會得到更多肯定。大衛的恩賜和才能實在卓越非凡，以致掃羅那些較為平凡的成就相形見絀，人們記得的往往只剩下他的失敗。</w:t>
+        <w:br/>
+      </w:r>
+      <w:r>
+        <w:rPr>
+          <w:lang w:val="zh_TW" w:bidi="zh_TW"/>
+        </w:rPr>
+        <w:t>掃羅其人</w:t>
+        <w:br/>
+      </w:r>
+      <w:r>
+        <w:rPr>
+          <w:lang w:val="zh_TW" w:bidi="zh_TW"/>
+        </w:rPr>
+        <w:t>舊約聖經的作者以十分引人入勝的方式描寫掃羅的故事。有些舊約聖經人物的形象較為模糊，但掃羅卻是以一個有血有肉的人物形象呈現在讀者面前，無論是他的長處還是缺點，都清楚可見。從許多方面來看，掃羅是一位傑出的人物；然而，在他生命後期，他性格中的缺陷也越來越明顯。掃羅出身富裕家庭。聖經形容他身材高大、相貌俊美（</w:t>
+      </w:r>
+      <w:hyperlink r:id="rId34">
+        <w:r>
+          <w:rPr>
+            <w:lang w:val="zh_TW" w:bidi="zh_TW"/>
+          </w:rPr>
+          <w:rPr>
+            <w:color w:val="0000EE"/>
+            <w:u w:val="single"/>
+          </w:rPr>
+          <w:t>撒上9:1–2</w:t>
+        </w:r>
+      </w:hyperlink>
+      <w:r>
+        <w:rPr>
+          <w:lang w:val="zh_TW" w:bidi="zh_TW"/>
+        </w:rPr>
+        <w:t>）。他極有勇氣，而他在軍事上的成功，部分原因是他勇敢無懼。在作王初期，掃羅被描繪成一位本性寬厚的人。他善待朋友，忠於朋友；對那些反對他的人，也不輕易懷恨在心（</w:t>
+      </w:r>
+      <w:hyperlink r:id="rId35">
+        <w:r>
+          <w:rPr>
+            <w:lang w:val="zh_TW" w:bidi="zh_TW"/>
+          </w:rPr>
+          <w:rPr>
+            <w:color w:val="0000EE"/>
+            <w:u w:val="single"/>
+          </w:rPr>
+          <w:t>11:12–13</w:t>
+        </w:r>
+      </w:hyperlink>
+      <w:r>
+        <w:rPr>
+          <w:lang w:val="zh_TW" w:bidi="zh_TW"/>
+        </w:rPr>
+        <w:t>）。然而，在掃羅早年，真正使他剛強的，是他與神的關係。儘管他擁有許多天賦和才能，掃羅之所以成為王，是因為神揀選了他（</w:t>
+      </w:r>
+      <w:hyperlink r:id="rId36">
+        <w:r>
+          <w:rPr>
+            <w:lang w:val="zh_TW" w:bidi="zh_TW"/>
+          </w:rPr>
+          <w:rPr>
+            <w:color w:val="0000EE"/>
+            <w:u w:val="single"/>
+          </w:rPr>
+          <w:t>10:1</w:t>
+        </w:r>
+      </w:hyperlink>
+      <w:r>
+        <w:rPr>
+          <w:lang w:val="zh_TW" w:bidi="zh_TW"/>
+        </w:rPr>
+        <w:t>），也是因為「耶和華的靈」臨到他（</w:t>
+      </w:r>
+      <w:hyperlink r:id="rId37">
+        <w:r>
+          <w:rPr>
+            <w:lang w:val="zh_TW" w:bidi="zh_TW"/>
+          </w:rPr>
+          <w:rPr>
+            <w:color w:val="0000EE"/>
+            <w:u w:val="single"/>
+          </w:rPr>
+          <w:t>6</w:t>
+        </w:r>
+      </w:hyperlink>
+      <w:r>
+        <w:rPr>
+          <w:lang w:val="zh_TW" w:bidi="zh_TW"/>
+        </w:rPr>
+        <w:t>節）。</w:t>
+        <w:br/>
+      </w:r>
+      <w:r>
+        <w:rPr>
+          <w:lang w:val="zh_TW" w:bidi="zh_TW"/>
+        </w:rPr>
+        <w:t>掃羅於其晚年發生了改變，使他成為一個充滿悲劇色彩、令人憐憫的人。掃羅與年輕的大衛之間的許多事件，讓人看見這種轉變。大衛原本是掃羅的朋友，後來掃羅卻視他為仇敵，並成為掃羅毫無根據的猜疑和不理性嫉妒的對象。掃羅有時神智清醒，有時卻陷入憂鬱和妄想。妄想影響了他的判斷能力。他不再專注於抵抗入侵的非利士人，反而把精力轉去追捕大衛。聖經作者把這種改變描述為「耶和華的靈離開掃羅」以及「有惡魔從耶和華那裡來擾亂他」（</w:t>
+      </w:r>
+      <w:hyperlink r:id="rId38">
+        <w:r>
+          <w:rPr>
+            <w:lang w:val="zh_TW" w:bidi="zh_TW"/>
+          </w:rPr>
+          <w:rPr>
+            <w:color w:val="0000EE"/>
+            <w:u w:val="single"/>
+          </w:rPr>
+          <w:t>撒上16:14</w:t>
+        </w:r>
+      </w:hyperlink>
+      <w:r>
+        <w:rPr>
+          <w:lang w:val="zh_TW" w:bidi="zh_TW"/>
+        </w:rPr>
+        <w:t>）。許多現代學者認為，這可能是某種精神疾病的開始，例如躁鬱症；其特徵是人有時精神旺盛、思路清晰，有時卻陷入嚴重的憂鬱和妄想。然而，對古代歷史人物進行心理分析存在一定風險，主要因為現存文獻資料很少足以支持這類分析。聖經作者則從神學角度解釋掃羅的改變：神的靈離開了他。若從人的角度來看，掃羅無力承擔擺在他面前那極其艱鉅的任務。這項責任過於複雜，使他不堪重負；而且他對那位把這重大責任交託給他的神，也失去了原有的信心。最終，掃羅的人生以悲劇告終。</w:t>
+        <w:br/>
+      </w:r>
+      <w:r>
+        <w:rPr>
+          <w:i/>
+          <w:lang w:val="zh_TW" w:bidi="zh_TW"/>
+        </w:rPr>
+        <w:t>另見</w:t>
+      </w:r>
+      <w:r>
+        <w:rPr>
+          <w:lang w:val="zh_TW" w:bidi="zh_TW"/>
+        </w:rPr>
+        <w:t xml:space="preserve"> </w:t>
+      </w:r>
+      <w:r>
+        <w:rPr>
+          <w:lang w:val="zh_TW" w:bidi="zh_TW"/>
+        </w:rPr>
+        <w:t>大衛</w:t>
+      </w:r>
+      <w:r>
+        <w:rPr>
+          <w:lang w:val="zh_TW" w:bidi="zh_TW"/>
+        </w:rPr>
+        <w:t>。</w:t>
       </w:r>
     </w:p>
     <w:p>
-      <w:pPr/>
-      <w:r>
-        <w:rPr>
-          <w:lang w:val="zh_TW" w:bidi="zh_TW"/>
-        </w:rPr>
-      </w:r>
-    </w:p>
-    <w:p>
-      <w:pPr>
-        <w:pStyle w:val="Heading2"/>
-      </w:pPr>
-      <w:r>
-        <w:rPr>
-          <w:lang w:val="zh_TW" w:bidi="zh_TW"/>
-        </w:rPr>
-        <w:t>沙列</w:t>
-      </w:r>
-      <w:r>
-        <w:rPr>
-          <w:lang w:val="zh_TW" w:bidi="zh_TW"/>
-        </w:rPr>
-      </w:r>
-    </w:p>
-    <w:p>
-      <w:pPr/>
-      <w:r>
-        <w:rPr>
-          <w:lang w:val="zh_TW" w:bidi="zh_TW"/>
-        </w:rPr>
-      </w:r>
-      <w:r>
-        <w:rPr>
-          <w:lang w:val="zh_TW" w:bidi="zh_TW"/>
-        </w:rPr>
-        <w:t>約</w:t>
-      </w:r>
-      <w:r>
-        <w:rPr>
-          <w:lang w:val="zh_TW" w:bidi="zh_TW"/>
-        </w:rPr>
-        <w:t>坍</w:t>
-      </w:r>
-      <w:r>
-        <w:rPr>
-          <w:lang w:val="zh_TW" w:bidi="zh_TW"/>
-        </w:rPr>
-        <w:t>的兒子，也是一個居住在葉門（Yemen）的阿拉伯支族的祖先（</w:t>
-      </w:r>
-      <w:hyperlink r:id="rId22">
+      <w:pPr>
+        <w:pStyle w:val="ListNumber"/>
+        <w:spacing w:line="240" w:lineRule="auto"/>
+        <w:ind w:left="720"/>
+      </w:pPr>
+      <w:r>
+        <w:rPr>
+          <w:lang w:val="zh_TW" w:bidi="zh_TW"/>
+        </w:rPr>
+      </w:r>
+      <w:r>
+        <w:rPr>
+          <w:lang w:val="zh_TW" w:bidi="zh_TW"/>
+        </w:rPr>
+        <w:t>新約聖經提到的掃羅，後來改名為保羅（</w:t>
+      </w:r>
+      <w:hyperlink r:id="rId39">
         <w:r>
           <w:rPr>
             <w:lang w:val="zh_TW" w:bidi="zh_TW"/>
@@ -648,101 +966,17 @@
             <w:color w:val="0000EE"/>
             <w:u w:val="single"/>
           </w:rPr>
-          <w:t>創10:26</w:t>
+          <w:t>徒13:9</w:t>
         </w:r>
       </w:hyperlink>
       <w:r>
         <w:rPr>
           <w:lang w:val="zh_TW" w:bidi="zh_TW"/>
         </w:rPr>
-        <w:t>；</w:t>
-      </w:r>
-      <w:hyperlink r:id="rId23">
-        <w:r>
-          <w:rPr>
-            <w:lang w:val="zh_TW" w:bidi="zh_TW"/>
-          </w:rPr>
-          <w:rPr>
-            <w:color w:val="0000EE"/>
-            <w:u w:val="single"/>
-          </w:rPr>
-          <w:t>代上1:20</w:t>
-        </w:r>
-      </w:hyperlink>
-      <w:r>
-        <w:rPr>
-          <w:lang w:val="zh_TW" w:bidi="zh_TW"/>
-        </w:rPr>
         <w:t>）。</w:t>
       </w:r>
       <w:r>
         <w:rPr>
-          <w:lang w:val="zh_TW" w:bidi="zh_TW"/>
-        </w:rPr>
-      </w:r>
-      <w:r>
-        <w:rPr>
-          <w:lang w:val="zh_TW" w:bidi="zh_TW"/>
-        </w:rPr>
-      </w:r>
-    </w:p>
-    <w:p>
-      <w:pPr/>
-      <w:r>
-        <w:rPr>
-          <w:lang w:val="zh_TW" w:bidi="zh_TW"/>
-        </w:rPr>
-      </w:r>
-    </w:p>
-    <w:p>
-      <w:pPr>
-        <w:pStyle w:val="Heading2"/>
-      </w:pPr>
-      <w:r>
-        <w:rPr>
-          <w:lang w:val="zh_TW" w:bidi="zh_TW"/>
-        </w:rPr>
-        <w:t>沙微谷</w:t>
-      </w:r>
-      <w:r>
-        <w:rPr>
-          <w:lang w:val="zh_TW" w:bidi="zh_TW"/>
-        </w:rPr>
-      </w:r>
-    </w:p>
-    <w:p>
-      <w:pPr/>
-      <w:r>
-        <w:rPr>
-          <w:lang w:val="zh_TW" w:bidi="zh_TW"/>
-        </w:rPr>
-      </w:r>
-      <w:r>
-        <w:rPr>
-          <w:lang w:val="zh_TW" w:bidi="zh_TW"/>
-        </w:rPr>
-        <w:t>這是</w:t>
-      </w:r>
-      <w:hyperlink r:id="rId24">
-        <w:r>
-          <w:rPr>
-            <w:lang w:val="zh_TW" w:bidi="zh_TW"/>
-          </w:rPr>
-          <w:rPr>
-            <w:color w:val="0000EE"/>
-            <w:u w:val="single"/>
-          </w:rPr>
-          <w:t>創世記十四章17節</w:t>
-        </w:r>
-      </w:hyperlink>
-      <w:r>
-        <w:rPr>
-          <w:lang w:val="zh_TW" w:bidi="zh_TW"/>
-        </w:rPr>
-        <w:t>中提到的王谷的另一個名稱。這片山谷位於耶路撒冷附近。</w:t>
-      </w:r>
-      <w:r>
-        <w:rPr>
           <w:i/>
           <w:lang w:val="zh_TW" w:bidi="zh_TW"/>
         </w:rPr>
@@ -752,215 +986,19 @@
         <w:rPr>
           <w:lang w:val="zh_TW" w:bidi="zh_TW"/>
         </w:rPr>
-        <w:t>王谷</w:t>
+        <w:t xml:space="preserve"> </w:t>
+      </w:r>
+      <w:r>
+        <w:rPr>
+          <w:lang w:val="zh_TW" w:bidi="zh_TW"/>
+        </w:rPr>
+        <w:t>使徒保羅</w:t>
       </w:r>
       <w:r>
         <w:rPr>
           <w:lang w:val="zh_TW" w:bidi="zh_TW"/>
         </w:rPr>
         <w:t>。</w:t>
-      </w:r>
-      <w:r>
-        <w:rPr>
-          <w:lang w:val="zh_TW" w:bidi="zh_TW"/>
-        </w:rPr>
-      </w:r>
-      <w:r>
-        <w:rPr>
-          <w:lang w:val="zh_TW" w:bidi="zh_TW"/>
-        </w:rPr>
-      </w:r>
-    </w:p>
-    <w:p>
-      <w:pPr/>
-      <w:r>
-        <w:rPr>
-          <w:lang w:val="zh_TW" w:bidi="zh_TW"/>
-        </w:rPr>
-      </w:r>
-    </w:p>
-    <w:p>
-      <w:pPr>
-        <w:pStyle w:val="Heading2"/>
-      </w:pPr>
-      <w:r>
-        <w:rPr>
-          <w:lang w:val="zh_TW" w:bidi="zh_TW"/>
-        </w:rPr>
-        <w:t>沙微谷</w:t>
-      </w:r>
-      <w:r>
-        <w:rPr>
-          <w:lang w:val="zh_TW" w:bidi="zh_TW"/>
-        </w:rPr>
-      </w:r>
-    </w:p>
-    <w:p>
-      <w:pPr>
-        <w:pStyle w:val="Heading2"/>
-      </w:pPr>
-      <w:r>
-        <w:rPr>
-          <w:lang w:val="zh_TW" w:bidi="zh_TW"/>
-        </w:rPr>
-        <w:t>沙微谷（</w:t>
-      </w:r>
-      <w:r>
-        <w:rPr>
-          <w:lang w:val="zh_TW" w:bidi="zh_TW"/>
-        </w:rPr>
-        <w:t>Valley of Shaveh</w:t>
-      </w:r>
-      <w:r>
-        <w:rPr>
-          <w:lang w:val="zh_TW" w:bidi="zh_TW"/>
-        </w:rPr>
-        <w:t>）</w:t>
-      </w:r>
-    </w:p>
-    <w:p>
-      <w:pPr/>
-      <w:r>
-        <w:rPr>
-          <w:lang w:val="zh_TW" w:bidi="zh_TW"/>
-        </w:rPr>
-      </w:r>
-      <w:r>
-        <w:rPr>
-          <w:lang w:val="zh_TW" w:bidi="zh_TW"/>
-        </w:rPr>
-        <w:t>位於撒冷附近的山谷，在</w:t>
-      </w:r>
-      <w:hyperlink r:id="rId24">
-        <w:r>
-          <w:rPr>
-            <w:lang w:val="zh_TW" w:bidi="zh_TW"/>
-          </w:rPr>
-          <w:rPr>
-            <w:color w:val="0000EE"/>
-            <w:u w:val="single"/>
-          </w:rPr>
-          <w:t>創世記十四章17節</w:t>
-        </w:r>
-      </w:hyperlink>
-      <w:r>
-        <w:rPr>
-          <w:lang w:val="zh_TW" w:bidi="zh_TW"/>
-        </w:rPr>
-        <w:t>中也被稱為王谷。見</w:t>
-      </w:r>
-      <w:r>
-        <w:rPr>
-          <w:lang w:val="zh_TW" w:bidi="zh_TW"/>
-        </w:rPr>
-        <w:t>王谷</w:t>
-      </w:r>
-      <w:r>
-        <w:rPr>
-          <w:lang w:val="zh_TW" w:bidi="zh_TW"/>
-        </w:rPr>
-        <w:t>。</w:t>
-      </w:r>
-      <w:r>
-        <w:rPr>
-          <w:lang w:val="zh_TW" w:bidi="zh_TW"/>
-        </w:rPr>
-      </w:r>
-      <w:r>
-        <w:rPr>
-          <w:lang w:val="zh_TW" w:bidi="zh_TW"/>
-        </w:rPr>
-      </w:r>
-    </w:p>
-    <w:p>
-      <w:pPr/>
-      <w:r>
-        <w:rPr>
-          <w:lang w:val="zh_TW" w:bidi="zh_TW"/>
-        </w:rPr>
-      </w:r>
-    </w:p>
-    <w:p>
-      <w:pPr>
-        <w:pStyle w:val="Heading2"/>
-      </w:pPr>
-      <w:r>
-        <w:rPr>
-          <w:lang w:val="zh_TW" w:bidi="zh_TW"/>
-        </w:rPr>
-        <w:t>沙微‧基列亭</w:t>
-      </w:r>
-      <w:r>
-        <w:rPr>
-          <w:lang w:val="zh_TW" w:bidi="zh_TW"/>
-        </w:rPr>
-      </w:r>
-    </w:p>
-    <w:p>
-      <w:pPr>
-        <w:pStyle w:val="Heading2"/>
-      </w:pPr>
-      <w:r>
-        <w:rPr>
-          <w:lang w:val="zh_TW" w:bidi="zh_TW"/>
-        </w:rPr>
-        <w:t>沙微‧基列亭（Shaveh Kiriathaim）</w:t>
-      </w:r>
-    </w:p>
-    <w:p>
-      <w:pPr/>
-      <w:r>
-        <w:rPr>
-          <w:lang w:val="zh_TW" w:bidi="zh_TW"/>
-        </w:rPr>
-      </w:r>
-      <w:r>
-        <w:rPr>
-          <w:lang w:val="zh_TW" w:bidi="zh_TW"/>
-        </w:rPr>
-        <w:t>這是</w:t>
-      </w:r>
-      <w:r>
-        <w:rPr>
-          <w:lang w:val="zh_TW" w:bidi="zh_TW"/>
-        </w:rPr>
-        <w:t>死海以東、靠近基列亭城的一片平原，為以米人所居住</w:t>
-      </w:r>
-      <w:r>
-        <w:rPr>
-          <w:lang w:val="zh_TW" w:bidi="zh_TW"/>
-        </w:rPr>
-        <w:t>。沙微·基列亭的以米人被列為</w:t>
-      </w:r>
-      <w:r>
-        <w:rPr>
-          <w:lang w:val="zh_TW" w:bidi="zh_TW"/>
-        </w:rPr>
-        <w:t>基大老瑪</w:t>
-      </w:r>
-      <w:r>
-        <w:rPr>
-          <w:lang w:val="zh_TW" w:bidi="zh_TW"/>
-        </w:rPr>
-        <w:t>王及其盟軍擊敗的眾多部族之一（</w:t>
-      </w:r>
-      <w:hyperlink r:id="rId25">
-        <w:r>
-          <w:rPr>
-            <w:lang w:val="zh_TW" w:bidi="zh_TW"/>
-          </w:rPr>
-          <w:rPr>
-            <w:color w:val="0000EE"/>
-            <w:u w:val="single"/>
-          </w:rPr>
-          <w:t>創14:5</w:t>
-        </w:r>
-      </w:hyperlink>
-      <w:r>
-        <w:rPr>
-          <w:lang w:val="zh_TW" w:bidi="zh_TW"/>
-        </w:rPr>
-        <w:t>；在一些譯本中，這詞拼寫為「Kiriathaim」）。這片平原後來是由呂便的子孫所繼承。</w:t>
       </w:r>
       <w:r>
         <w:rPr>

--- a/zht/docx/135.content.docx
+++ b/zht/docx/135.content.docx
@@ -149,7 +149,7 @@
         <w:rPr>
           <w:lang w:val="zh_TW" w:bidi="zh_TW"/>
         </w:rPr>
-        <w:t>sao</w:t>
+        <w:t>rong</w:t>
       </w:r>
       <w:r>
         <w:rPr>
@@ -212,7 +212,7 @@
         <w:rPr>
           <w:lang w:val="zh_TW" w:bidi="zh_TW"/>
         </w:rPr>
-        <w:t>掃羅</w:t>
+        <w:t>榮耀</w:t>
       </w:r>
       <w:r>
         <w:rPr>
@@ -231,20 +231,18 @@
         <w:rPr>
           <w:lang w:val="zh_TW" w:bidi="zh_TW"/>
         </w:rPr>
-        <w:t>這名字的意思是「求來的」，含有「向</w:t>
-      </w:r>
-      <w:r>
-        <w:rPr>
-          <w:i/>
-          <w:lang w:val="zh_TW" w:bidi="zh_TW"/>
-        </w:rPr>
-        <w:t>神</w:t>
-      </w:r>
-      <w:r>
-        <w:rPr>
-          <w:lang w:val="zh_TW" w:bidi="zh_TW"/>
-        </w:rPr>
-        <w:t>求得」的意思。這個名字歷史悠久，在聖經出現之前已有人使用。敘利亞（古代以巴拉〔Ebla〕）馬爾迪赫遺址（Tell Mardikh）出土的公元前三千年文獻中已出現過這個名字；它似乎也曾在公元前二千年的敘利亞沿海城烏加里特（Ugarit）被使用。</w:t>
+        <w:t>神的獨特的榮光及其對人的影響。</w:t>
+      </w:r>
+    </w:p>
+    <w:p>
+      <w:pPr>
+        <w:pStyle w:val="Heading3"/>
+      </w:pPr>
+      <w:r>
+        <w:rPr>
+          <w:lang w:val="zh_TW" w:bidi="zh_TW"/>
+        </w:rPr>
+        <w:t>神的榮耀</w:t>
       </w:r>
     </w:p>
     <w:p>
@@ -258,96 +256,68 @@
         <w:rPr>
           <w:lang w:val="zh_TW" w:bidi="zh_TW"/>
         </w:rPr>
-        <w:t>除了常見的拼寫方式（Saul）外，較早期的英文譯本有時會把這名字拼成Shaul。除了最著名的掃羅王之外，舊約聖經還提到另一位名叫掃羅（Shaul）的人，不過關於他的資料不多（參</w:t>
-      </w:r>
-      <w:r>
-        <w:rPr>
-          <w:i/>
-          <w:lang w:val="zh_TW" w:bidi="zh_TW"/>
-        </w:rPr>
-        <w:t>掃羅〔Shaul〕</w:t>
-      </w:r>
-      <w:r>
-        <w:rPr>
-          <w:lang w:val="zh_TW" w:bidi="zh_TW"/>
-        </w:rPr>
-        <w:t>）。</w:t>
+        <w:t>神的榮耀可以從兩個方面來描述：（1）作為一種普遍的屬性（attribute)；（2）作為指特定歷史中祂臨在的顯現。</w:t>
       </w:r>
     </w:p>
     <w:p>
       <w:pPr>
-        <w:pStyle w:val="ListNumber"/>
-        <w:numPr>
-          <w:ilvl w:val="0"/>
-          <w:numId w:val="14"/>
-        </w:numPr>
-        <w:spacing w:line="240" w:lineRule="auto"/>
-        <w:ind w:left="720"/>
-      </w:pPr>
-      <w:r>
-        <w:rPr>
-          <w:lang w:val="zh_TW" w:bidi="zh_TW"/>
-        </w:rPr>
-      </w:r>
-      <w:r>
-        <w:rPr>
-          <w:lang w:val="zh_TW" w:bidi="zh_TW"/>
-        </w:rPr>
-        <w:t>掃羅是以東的一位王，記載於一份古老的以東王名單中；他屬於早於以色列時代的以東（位於外約旦）諸王之一（</w:t>
-      </w:r>
-      <w:hyperlink r:id="rId13">
-        <w:r>
-          <w:rPr>
-            <w:lang w:val="zh_TW" w:bidi="zh_TW"/>
-          </w:rPr>
-          <w:rPr>
-            <w:color w:val="0000EE"/>
-            <w:u w:val="single"/>
-          </w:rPr>
-          <w:t>創36:37–38</w:t>
-        </w:r>
-      </w:hyperlink>
-      <w:r>
-        <w:rPr>
-          <w:lang w:val="zh_TW" w:bidi="zh_TW"/>
-        </w:rPr>
-        <w:t>；</w:t>
-      </w:r>
-      <w:hyperlink r:id="rId14">
-        <w:r>
-          <w:rPr>
-            <w:lang w:val="zh_TW" w:bidi="zh_TW"/>
-          </w:rPr>
-          <w:rPr>
-            <w:color w:val="0000EE"/>
-            <w:u w:val="single"/>
-          </w:rPr>
-          <w:t>代上1:48–49</w:t>
-        </w:r>
-      </w:hyperlink>
-      <w:r>
-        <w:rPr>
-          <w:lang w:val="zh_TW" w:bidi="zh_TW"/>
-        </w:rPr>
-        <w:t>）。經文說他來自「大河邊的利河伯」；這裡的「大河」可能是指以東附近的一條小河。</w:t>
+        <w:pStyle w:val="Heading4"/>
+      </w:pPr>
+      <w:r>
+        <w:rPr>
+          <w:lang w:val="zh_TW" w:bidi="zh_TW"/>
+        </w:rPr>
+        <w:t>作為屬性</w:t>
       </w:r>
     </w:p>
     <w:p>
-      <w:pPr>
-        <w:pStyle w:val="ListNumber"/>
-        <w:spacing w:line="240" w:lineRule="auto"/>
-        <w:ind w:left="720"/>
-      </w:pPr>
-      <w:r>
-        <w:rPr>
-          <w:lang w:val="zh_TW" w:bidi="zh_TW"/>
-        </w:rPr>
-      </w:r>
-      <w:r>
-        <w:rPr>
-          <w:lang w:val="zh_TW" w:bidi="zh_TW"/>
-        </w:rPr>
-        <w:t>掃羅，掃羅是以色列第一位君王，也是舊約聖經中最著名、記載最詳盡的同名人物。他屬於便雅憫支派。便雅憫支派是以色列較小的支派之一，其地業位於迦南城耶路撒冷的北面。他的父親是基士，亞別的兒子。掃羅出生於基比亞。這是一座位於山地的小城，距離耶路撒冷以北數英里。除了外出和率軍征戰之外，基比亞一直是掃羅終生居住的家鄉。掃羅有一位妻子亞希暖，以及五個兒女——三個兒子和兩個女兒（</w:t>
+      <w:pPr/>
+      <w:r>
+        <w:rPr>
+          <w:lang w:val="zh_TW" w:bidi="zh_TW"/>
+        </w:rPr>
+      </w:r>
+      <w:r>
+        <w:rPr>
+          <w:lang w:val="zh_TW" w:bidi="zh_TW"/>
+        </w:rPr>
+        <w:t>神的榮耀主要指祂的威嚴之美和和榮光，也指祂品格的彰顯（</w:t>
+      </w:r>
+      <w:hyperlink r:id="rId13">
+        <w:r>
+          <w:rPr>
+            <w:lang w:val="zh_TW" w:bidi="zh_TW"/>
+          </w:rPr>
+          <w:rPr>
+            <w:color w:val="0000EE"/>
+            <w:u w:val="single"/>
+          </w:rPr>
+          <w:t>羅3:23</w:t>
+        </w:r>
+      </w:hyperlink>
+      <w:r>
+        <w:rPr>
+          <w:lang w:val="zh_TW" w:bidi="zh_TW"/>
+        </w:rPr>
+        <w:t>）。聖經記載讚美祂榮耀的名（</w:t>
+      </w:r>
+      <w:hyperlink r:id="rId14">
+        <w:r>
+          <w:rPr>
+            <w:lang w:val="zh_TW" w:bidi="zh_TW"/>
+          </w:rPr>
+          <w:rPr>
+            <w:color w:val="0000EE"/>
+            <w:u w:val="single"/>
+          </w:rPr>
+          <w:t>尼9:5</w:t>
+        </w:r>
+      </w:hyperlink>
+      <w:r>
+        <w:rPr>
+          <w:lang w:val="zh_TW" w:bidi="zh_TW"/>
+        </w:rPr>
+        <w:t>），稱祂為榮耀的父（</w:t>
       </w:r>
       <w:hyperlink r:id="rId15">
         <w:r>
@@ -358,14 +328,14 @@
             <w:color w:val="0000EE"/>
             <w:u w:val="single"/>
           </w:rPr>
-          <w:t>撒上14:49–50</w:t>
-        </w:r>
-      </w:hyperlink>
-      <w:r>
-        <w:rPr>
-          <w:lang w:val="zh_TW" w:bidi="zh_TW"/>
-        </w:rPr>
-        <w:t>）。他最著名的兒子約拿單後來擔任高級軍事職務，協助掃羅。掃羅的三個兒子與他一同陣亡於戰場上（</w:t>
+          <w:t>弗1:17</w:t>
+        </w:r>
+      </w:hyperlink>
+      <w:r>
+        <w:rPr>
+          <w:lang w:val="zh_TW" w:bidi="zh_TW"/>
+        </w:rPr>
+        <w:t>）和榮耀的王（</w:t>
       </w:r>
       <w:hyperlink r:id="rId16">
         <w:r>
@@ -376,35 +346,14 @@
             <w:color w:val="0000EE"/>
             <w:u w:val="single"/>
           </w:rPr>
-          <w:t>31:2</w:t>
-        </w:r>
-      </w:hyperlink>
-      <w:r>
-        <w:rPr>
-          <w:lang w:val="zh_TW" w:bidi="zh_TW"/>
-        </w:rPr>
-        <w:t>）。在兩個女兒之中，較著名的是小女兒米甲；她後來嫁給大衛。</w:t>
-        <w:br/>
-      </w:r>
-      <w:r>
-        <w:rPr>
-          <w:lang w:val="zh_TW" w:bidi="zh_TW"/>
-        </w:rPr>
-        <w:t>戰士掃羅</w:t>
-        <w:br/>
-      </w:r>
-      <w:r>
-        <w:rPr>
-          <w:lang w:val="zh_TW" w:bidi="zh_TW"/>
-        </w:rPr>
-        <w:t>掃羅生活在以色列各支派歷史上的關鍵時期。雖然無法確定具體年代，但他活躍於公元前11世紀後半葉，並可能在約公元前1020年至1000年間作王。在掃羅登基之前，以色列各支派已瀕臨軍事崩潰。非利士人是一個軍事力量強大的民族，定居於地中海沿岸。他們不但在沿海地區站穩陣腳，還計劃向東擴張，進而控制整個巴勒斯坦。要達成這個目標，他們首先必須消滅定居在約旦河西山地和約旦河東地區的以色列人。以色列人缺乏強大而持久的軍事領導，因此非利士人對以色列的存續構成了嚴重威脅。</w:t>
-        <w:br/>
-      </w:r>
-      <w:r>
-        <w:rPr>
-          <w:lang w:val="zh_TW" w:bidi="zh_TW"/>
-        </w:rPr>
-        <w:t>後來促成掃羅掌權的一場重大危機，是以色列軍隊在以便以謝附近、靠近亞弗的地方遭非利士人徹底擊敗（</w:t>
+          <w:t>詩24篇</w:t>
+        </w:r>
+      </w:hyperlink>
+      <w:r>
+        <w:rPr>
+          <w:lang w:val="zh_TW" w:bidi="zh_TW"/>
+        </w:rPr>
+        <w:t>）；祂被高舉在諸天之上，祂的榮耀遍滿全地（</w:t>
       </w:r>
       <w:hyperlink r:id="rId17">
         <w:r>
@@ -415,15 +364,9 @@
             <w:color w:val="0000EE"/>
             <w:u w:val="single"/>
           </w:rPr>
-          <w:t>撒上4:1–22</w:t>
-        </w:r>
-      </w:hyperlink>
-      <w:r>
-        <w:rPr>
-          <w:lang w:val="zh_TW" w:bidi="zh_TW"/>
-        </w:rPr>
-        <w:t>）。這場得勝使非利士人大致控制了約旦河西的以色列地區。他們又在所佔領的地區設立駐軍，藉此維持統治。非利士人擊敗以色列之後，以色列變得衰弱，使他們容易受到其它邊境敵人的攻擊。位於外約旦以色列地以東的亞捫人攻擊雅比城，並圍困該城（</w:t>
-      </w:r>
+          <w:t>詩57:5、11，</w:t>
+        </w:r>
+      </w:hyperlink>
       <w:hyperlink r:id="rId18">
         <w:r>
           <w:rPr>
@@ -433,15 +376,9 @@
             <w:color w:val="0000EE"/>
             <w:u w:val="single"/>
           </w:rPr>
-          <w:t>11:1</w:t>
-        </w:r>
-      </w:hyperlink>
-      <w:r>
-        <w:rPr>
-          <w:lang w:val="zh_TW" w:bidi="zh_TW"/>
-        </w:rPr>
-        <w:t>）。掃羅召集一支由自願參戰的人組成的軍隊，解救了雅比的居民，並擊敗亞捫人（</w:t>
-      </w:r>
+          <w:t>108:5，</w:t>
+        </w:r>
+      </w:hyperlink>
       <w:hyperlink r:id="rId19">
         <w:r>
           <w:rPr>
@@ -451,14 +388,14 @@
             <w:color w:val="0000EE"/>
             <w:u w:val="single"/>
           </w:rPr>
-          <w:t>11</w:t>
-        </w:r>
-      </w:hyperlink>
-      <w:r>
-        <w:rPr>
-          <w:lang w:val="zh_TW" w:bidi="zh_TW"/>
-        </w:rPr>
-        <w:t>節）。這件事之後，掃羅成為王。在此之前，撒母耳已經膏立他作百姓的君或領袖；而他在雅比之役得勝後，便在吉甲的聖所正式就任王位（</w:t>
+          <w:t>113:4</w:t>
+        </w:r>
+      </w:hyperlink>
+      <w:r>
+        <w:rPr>
+          <w:lang w:val="zh_TW" w:bidi="zh_TW"/>
+        </w:rPr>
+        <w:t>）。祂是榮耀的神，曾向舊約的族長顯現（</w:t>
       </w:r>
       <w:hyperlink r:id="rId20">
         <w:r>
@@ -469,28 +406,14 @@
             <w:color w:val="0000EE"/>
             <w:u w:val="single"/>
           </w:rPr>
-          <w:t>15</w:t>
-        </w:r>
-      </w:hyperlink>
-      <w:r>
-        <w:rPr>
-          <w:lang w:val="zh_TW" w:bidi="zh_TW"/>
-        </w:rPr>
-        <w:t>節）。</w:t>
-        <w:br/>
-      </w:r>
-      <w:r>
-        <w:rPr>
-          <w:lang w:val="zh_TW" w:bidi="zh_TW"/>
-        </w:rPr>
-        <w:t>以色列人擊敗了亞捫人後，士氣大振，但並沒有消除非利士人所帶來的軍事危機和威脅。事實上，掃羅登基的地點本身就很有意義。吉甲位於靠近耶利哥的約旦河谷，人們選擇在那裡舉行登基儀式，部分原因是示羅原有的聖所已落入非利士人手中。吉甲是少數仍未受非利士人控制的地區之一。因此，如果掃羅的王位要有實際意義，他就必須立刻處理非利士人的威脅；否則，將不再有以色列讓他治理。</w:t>
-        <w:br/>
-      </w:r>
-      <w:r>
-        <w:rPr>
-          <w:lang w:val="zh_TW" w:bidi="zh_TW"/>
-        </w:rPr>
-        <w:t>掃羅迅速採取行動。雖然今天已難以重建當時的詳細歷史經過，但聖經仍提供了掃羅對抗非利士人爭戰的大致輪廓。他先攻擊了基比亞的駐軍，後來又攻擊位於基比亞東北約6.4公里（4英里）的密抹駐軍（</w:t>
+          <w:t>徒7:2</w:t>
+        </w:r>
+      </w:hyperlink>
+      <w:r>
+        <w:rPr>
+          <w:lang w:val="zh_TW" w:bidi="zh_TW"/>
+        </w:rPr>
+        <w:t>）。祂嫉妒地維護祂的榮耀，不容讓歸予他人（</w:t>
       </w:r>
       <w:hyperlink r:id="rId21">
         <w:r>
@@ -501,14 +424,14 @@
             <w:color w:val="0000EE"/>
             <w:u w:val="single"/>
           </w:rPr>
-          <w:t>撒上13:16–23</w:t>
-        </w:r>
-      </w:hyperlink>
-      <w:r>
-        <w:rPr>
-          <w:lang w:val="zh_TW" w:bidi="zh_TW"/>
-        </w:rPr>
-        <w:t>）。掃羅在密抹大大得勝，其中部分原因是得到兒子約拿單在爭戰中協助他。非利士軍兵潰敗，並從那一帶山區撤退（</w:t>
+          <w:t>賽42:8</w:t>
+        </w:r>
+      </w:hyperlink>
+      <w:r>
+        <w:rPr>
+          <w:lang w:val="zh_TW" w:bidi="zh_TW"/>
+        </w:rPr>
+        <w:t>）；祂的作為旨在榮耀祂自己（</w:t>
       </w:r>
       <w:hyperlink r:id="rId22">
         <w:r>
@@ -519,21 +442,14 @@
             <w:color w:val="0000EE"/>
             <w:u w:val="single"/>
           </w:rPr>
-          <w:t>14:15–23</w:t>
-        </w:r>
-      </w:hyperlink>
-      <w:r>
-        <w:rPr>
-          <w:lang w:val="zh_TW" w:bidi="zh_TW"/>
-        </w:rPr>
-        <w:t>）。掃羅以自己的家鄉基比亞作為軍事基地，並在那裡建造了一座堡壘。</w:t>
-        <w:br/>
-      </w:r>
-      <w:r>
-        <w:rPr>
-          <w:lang w:val="zh_TW" w:bidi="zh_TW"/>
-        </w:rPr>
-        <w:t>在首次對抗非利士人的爭戰之後，掃羅多年來一直忙於各種軍事行動。他持續與東部邊境的仇敵交戰，尤其是位於死海東面的亞捫人和摩押人（</w:t>
+          <w:t>詩79:9</w:t>
+        </w:r>
+      </w:hyperlink>
+      <w:r>
+        <w:rPr>
+          <w:lang w:val="zh_TW" w:bidi="zh_TW"/>
+        </w:rPr>
+        <w:t>；</w:t>
       </w:r>
       <w:hyperlink r:id="rId23">
         <w:r>
@@ -544,418 +460,262 @@
             <w:color w:val="0000EE"/>
             <w:u w:val="single"/>
           </w:rPr>
-          <w:t>撒上14:47</w:t>
-        </w:r>
-      </w:hyperlink>
-      <w:r>
-        <w:rPr>
-          <w:lang w:val="zh_TW" w:bidi="zh_TW"/>
-        </w:rPr>
-        <w:t>）。他也在南部邊境對以色列人的宿敵亞瑪力人發動大規模爭戰（</w:t>
-      </w:r>
-      <w:hyperlink r:id="rId24">
-        <w:r>
-          <w:rPr>
-            <w:lang w:val="zh_TW" w:bidi="zh_TW"/>
-          </w:rPr>
-          <w:rPr>
-            <w:color w:val="0000EE"/>
-            <w:u w:val="single"/>
-          </w:rPr>
-          <w:t>15:7</w:t>
-        </w:r>
-      </w:hyperlink>
-      <w:r>
-        <w:rPr>
-          <w:lang w:val="zh_TW" w:bidi="zh_TW"/>
-        </w:rPr>
-        <w:t>），並且得勝。此外，在整個期間，他都必須時刻留意西部邊境非利士人的動向。</w:t>
-        <w:br/>
-      </w:r>
-      <w:r>
-        <w:rPr>
-          <w:lang w:val="zh_TW" w:bidi="zh_TW"/>
-        </w:rPr>
-        <w:t>掃羅身為軍事統帥，面對一項極其艱鉅的任務。他的領土大多是山地，因此較容易防守。然而，他四面都被覬覦其土地的仇敵包圍。他缺乏充足的武器（因為非利士人控制了鐵器的供應）、沒有龐大的常備軍、各地之間聯絡不易，也未能得到全體以色列人的全力支持。在這樣極為不利的情況下，他仍然取得了數年的成功。然而，最終連他的軍事才能也無法再取得成功。</w:t>
-        <w:br/>
-      </w:r>
-      <w:r>
-        <w:rPr>
-          <w:lang w:val="zh_TW" w:bidi="zh_TW"/>
-        </w:rPr>
-        <w:t>非利士人在亞弗附近集結了一支大軍（</w:t>
-      </w:r>
-      <w:hyperlink r:id="rId25">
-        <w:r>
-          <w:rPr>
-            <w:lang w:val="zh_TW" w:bidi="zh_TW"/>
-          </w:rPr>
-          <w:rPr>
-            <w:color w:val="0000EE"/>
-            <w:u w:val="single"/>
-          </w:rPr>
-          <w:t>撒上29:1</w:t>
-        </w:r>
-      </w:hyperlink>
-      <w:r>
-        <w:rPr>
-          <w:lang w:val="zh_TW" w:bidi="zh_TW"/>
-        </w:rPr>
-        <w:t>）。然而，他們沒有直接進攻掃羅的山地領土，反而先向北推進，然後從耶斯列附近防守薄弱的地點進入以色列境內（</w:t>
-      </w:r>
-      <w:hyperlink r:id="rId26">
-        <w:r>
-          <w:rPr>
-            <w:lang w:val="zh_TW" w:bidi="zh_TW"/>
-          </w:rPr>
-          <w:rPr>
-            <w:color w:val="0000EE"/>
-            <w:u w:val="single"/>
-          </w:rPr>
-          <w:t>11</w:t>
-        </w:r>
-      </w:hyperlink>
-      <w:r>
-        <w:rPr>
-          <w:lang w:val="zh_TW" w:bidi="zh_TW"/>
-        </w:rPr>
-        <w:t>節）。掃羅試圖召集足夠的兵力來應對非利士人的威脅，卻未能成功。由於準備不足、兵力有限，他仍在基利波山準備迎戰（</w:t>
-      </w:r>
-      <w:hyperlink r:id="rId27">
-        <w:r>
-          <w:rPr>
-            <w:lang w:val="zh_TW" w:bidi="zh_TW"/>
-          </w:rPr>
-          <w:rPr>
-            <w:color w:val="0000EE"/>
-            <w:u w:val="single"/>
-          </w:rPr>
-          <w:t>31:1</w:t>
-        </w:r>
-      </w:hyperlink>
-      <w:r>
-        <w:rPr>
-          <w:lang w:val="zh_TW" w:bidi="zh_TW"/>
-        </w:rPr>
-        <w:t>）。他本不該投入這場戰役，因為這場戰役根本沒有得勝的可能。他的兒子們在戰場上陣亡；掃羅為了不落在非利士人手中，便自殺身亡（</w:t>
-      </w:r>
-      <w:hyperlink r:id="rId28">
-        <w:r>
-          <w:rPr>
-            <w:lang w:val="zh_TW" w:bidi="zh_TW"/>
-          </w:rPr>
-          <w:rPr>
-            <w:color w:val="0000EE"/>
-            <w:u w:val="single"/>
-          </w:rPr>
-          <w:t>2–6</w:t>
-        </w:r>
-      </w:hyperlink>
-      <w:r>
-        <w:rPr>
-          <w:lang w:val="zh_TW" w:bidi="zh_TW"/>
-        </w:rPr>
-        <w:t>節）。</w:t>
-        <w:br/>
-      </w:r>
-      <w:r>
-        <w:rPr>
-          <w:lang w:val="zh_TW" w:bidi="zh_TW"/>
-        </w:rPr>
-        <w:t>從軍事角度來看，掃羅是在危機時刻登上王位的。他曾避免災難臨到，並為自己的國爭取到一段喘息的時間。然而，他戰死的那場爭戰卻為以色列帶來災難。他死後留下的以色列，處境比他剛掌權時更為艱難。</w:t>
-        <w:br/>
-      </w:r>
-      <w:r>
-        <w:rPr>
-          <w:lang w:val="zh_TW" w:bidi="zh_TW"/>
-        </w:rPr>
-        <w:t>君王掃羅</w:t>
-        <w:br/>
-      </w:r>
-      <w:r>
-        <w:rPr>
-          <w:lang w:val="zh_TW" w:bidi="zh_TW"/>
-        </w:rPr>
-        <w:t>如果說掃羅作為以色列的軍事統帥已經面對艱鉅的任務，那麼作為以色列的君王，他所面對的挑戰更大。在掃羅之前，以色列一直沒有君王。以色列沒有王權，主要是出於宗教上的原因。神是以色列獨一真正的王；祂才是統治者（</w:t>
-      </w:r>
-      <w:hyperlink r:id="rId29">
-        <w:r>
-          <w:rPr>
-            <w:lang w:val="zh_TW" w:bidi="zh_TW"/>
-          </w:rPr>
-          <w:rPr>
-            <w:color w:val="0000EE"/>
-            <w:u w:val="single"/>
-          </w:rPr>
-          <w:t>出15:18</w:t>
-        </w:r>
-      </w:hyperlink>
-      <w:r>
-        <w:rPr>
-          <w:lang w:val="zh_TW" w:bidi="zh_TW"/>
-        </w:rPr>
-        <w:t>）。因此，雖然以色列早期歷史中曾出現一些擁有很大權力的領袖，例如摩西、約書亞和某些士師，但沒有人採用君王的稱號或職分。因為人們認為，這樣做會削弱神作為君王的核心地位。然而，律法已經為王權的出現作出安排（</w:t>
-      </w:r>
-      <w:hyperlink r:id="rId30">
-        <w:r>
-          <w:rPr>
-            <w:lang w:val="zh_TW" w:bidi="zh_TW"/>
-          </w:rPr>
-          <w:rPr>
-            <w:color w:val="0000EE"/>
-            <w:u w:val="single"/>
-          </w:rPr>
-          <w:t>申19:14–20</w:t>
-        </w:r>
-      </w:hyperlink>
-      <w:r>
-        <w:rPr>
-          <w:lang w:val="zh_TW" w:bidi="zh_TW"/>
-        </w:rPr>
-        <w:t>）；關於以色列的王權，</w:t>
-      </w:r>
-      <w:r>
-        <w:rPr>
-          <w:i/>
-          <w:lang w:val="zh_TW" w:bidi="zh_TW"/>
-        </w:rPr>
-        <w:t>見</w:t>
-      </w:r>
-      <w:r>
-        <w:rPr>
-          <w:lang w:val="zh_TW" w:bidi="zh_TW"/>
-        </w:rPr>
-        <w:t xml:space="preserve"> 王，王權。</w:t>
-        <w:br/>
-      </w:r>
-      <w:r>
-        <w:rPr>
-          <w:lang w:val="zh_TW" w:bidi="zh_TW"/>
-        </w:rPr>
-        <w:t>以色列之所以建立君主政體（monarchy），完全是出於現實需要；而這種需要正是非利士人持續不斷的軍事威脅所造成的。如果只是短暫的外敵威脅，設立一位臨時領袖（士師）便足以應付。然而，面對威脅以色列生存、長期而嚴重的危機，這種臨時措施無法解決問題。如果以色列要作為一個民族繼續存留下去（而事實上，他們當時幾乎無法存續下去），就必須建立一個中央軍事政府，對組成以色列的各支派擁有公認的權柄。因此，君主政體得以建立，掃羅也成為第一位君王，而他所面對的困難極其巨大。</w:t>
-        <w:br/>
-      </w:r>
-      <w:r>
-        <w:rPr>
-          <w:lang w:val="zh_TW" w:bidi="zh_TW"/>
-        </w:rPr>
-        <w:t>由於以色列從未有過王國，因此沒有任何先例可循。掃羅的職責究竟是甚麼？首先，他的職責是軍事方面的，因為建立君主政體本來就是為了應付軍事威脅。在這方面，掃羅在統治初期相當成功。然而，除了軍事責任之外，掃羅作為君王還面對極其艱鉅的挑戰。按照希伯來人的神學觀念，許多以色列人從一開始就反對王權，這樣的反對幾乎是無可避免的。事實上，撒母耳雖然膏立掃羅，又主持他的登基儀式，但他對王權（</w:t>
-      </w:r>
-      <w:hyperlink r:id="rId31">
-        <w:r>
-          <w:rPr>
-            <w:lang w:val="zh_TW" w:bidi="zh_TW"/>
-          </w:rPr>
-          <w:rPr>
-            <w:color w:val="0000EE"/>
-            <w:u w:val="single"/>
-          </w:rPr>
-          <w:t>撒上8:6</w:t>
-        </w:r>
-      </w:hyperlink>
-      <w:r>
-        <w:rPr>
-          <w:lang w:val="zh_TW" w:bidi="zh_TW"/>
-        </w:rPr>
-        <w:t>）以及後來對掃羅本人（</w:t>
-      </w:r>
-      <w:hyperlink r:id="rId32">
-        <w:r>
-          <w:rPr>
-            <w:lang w:val="zh_TW" w:bidi="zh_TW"/>
-          </w:rPr>
-          <w:rPr>
-            <w:color w:val="0000EE"/>
-            <w:u w:val="single"/>
-          </w:rPr>
-          <w:t>15:23</w:t>
-        </w:r>
-      </w:hyperlink>
-      <w:r>
-        <w:rPr>
-          <w:lang w:val="zh_TW" w:bidi="zh_TW"/>
-        </w:rPr>
-        <w:t>）的態度，似乎並不十分明確。此外，沒有人清楚界定君王究竟可以做甚麼。他是軍事領袖，這一點很明確；但他是否也負有宗教方面的責任呢？雖然後人對掃羅的評價往往相當苛刻，但我們不應忽略他所承擔任務的艱難。單是軍事問題，就已足以使大多數傑出人物難以應付；然而，掃羅還必須塑造君王這個全新的角色。在實際施政方面，掃羅的領導相當樸實，也值得稱許。他不像許多東方君王那樣追求排場和奢華。他的宮廷規模很小，設在自己的軍事據點基比亞；幾乎沒有證據顯示那裡擁有龐大的財富。實際上，他沒有龐大的常備軍。他身邊只有少數親信，尤其是他的兒子約拿單和元帥押尼珥。他也留意並提拔有潛力的年輕人，例如大衛。與後來大衛和所羅門宮廷的輝煌相比，掃羅的宮廷顯得簡樸而樸實。然而，掃羅作為全國領袖，與膏立他的撒母耳發生了衝突。撒母耳在掃羅作王之前，對以色列一直具有重要影響力。雖然問題主要可能出在掃羅身上，但撒母耳似乎也沒有給予太多支持和幫助。有一次，撒母耳因掃羅在吉甲等待期間代行祭司職分獻祭，而嚴厲責備並定他的罪（</w:t>
-      </w:r>
-      <w:hyperlink r:id="rId33">
-        <w:r>
-          <w:rPr>
-            <w:lang w:val="zh_TW" w:bidi="zh_TW"/>
-          </w:rPr>
-          <w:rPr>
-            <w:color w:val="0000EE"/>
-            <w:u w:val="single"/>
-          </w:rPr>
-          <w:t>撒上13:8–15</w:t>
-        </w:r>
-      </w:hyperlink>
-      <w:r>
-        <w:rPr>
-          <w:lang w:val="zh_TW" w:bidi="zh_TW"/>
-        </w:rPr>
-        <w:t>）。這樣的責備無疑有其道理，但人們也能理解掃羅所面對的困境。君王究竟是否具有祭司的職責？這個問題當時並不明確。此外，掃羅當時正處於危急關頭。他已等候撒母耳七天；隨著日子一天天過去，軍中逃兵越來越多，兵力不斷減少。因此，掃羅採取了行動。他或許不能因此獲得開脫，但人們不難理解他的作法；而這件事本身也反映出，作為一國的第一位君王是何等困難。後來，在與亞瑪力人的戰事之後，撒母耳再次宣告神定了掃羅的罪。</w:t>
-        <w:br/>
-      </w:r>
-      <w:r>
-        <w:rPr>
-          <w:lang w:val="zh_TW" w:bidi="zh_TW"/>
-        </w:rPr>
-        <w:t>掃羅是以色列的第一位君王，卻不是最偉大的君王。然而，無論人們怎樣批評掃羅的領導，都不應忽略他的長處。他面對了極其艱難的處境，並且在一段時間內取得了成功。能做到他所做到之事的人，其實寥寥可數。最終，掃羅以失敗告終；然而，如果繼承他王位的不是大衛，他的成就或許會得到更多肯定。大衛的恩賜和才能實在卓越非凡，以致掃羅那些較為平凡的成就相形見絀，人們記得的往往只剩下他的失敗。</w:t>
-        <w:br/>
-      </w:r>
-      <w:r>
-        <w:rPr>
-          <w:lang w:val="zh_TW" w:bidi="zh_TW"/>
-        </w:rPr>
-        <w:t>掃羅其人</w:t>
-        <w:br/>
-      </w:r>
-      <w:r>
-        <w:rPr>
-          <w:lang w:val="zh_TW" w:bidi="zh_TW"/>
-        </w:rPr>
-        <w:t>舊約聖經的作者以十分引人入勝的方式描寫掃羅的故事。有些舊約聖經人物的形象較為模糊，但掃羅卻是以一個有血有肉的人物形象呈現在讀者面前，無論是他的長處還是缺點，都清楚可見。從許多方面來看，掃羅是一位傑出的人物；然而，在他生命後期，他性格中的缺陷也越來越明顯。掃羅出身富裕家庭。聖經形容他身材高大、相貌俊美（</w:t>
-      </w:r>
-      <w:hyperlink r:id="rId34">
-        <w:r>
-          <w:rPr>
-            <w:lang w:val="zh_TW" w:bidi="zh_TW"/>
-          </w:rPr>
-          <w:rPr>
-            <w:color w:val="0000EE"/>
-            <w:u w:val="single"/>
-          </w:rPr>
-          <w:t>撒上9:1–2</w:t>
-        </w:r>
-      </w:hyperlink>
-      <w:r>
-        <w:rPr>
-          <w:lang w:val="zh_TW" w:bidi="zh_TW"/>
-        </w:rPr>
-        <w:t>）。他極有勇氣，而他在軍事上的成功，部分原因是他勇敢無懼。在作王初期，掃羅被描繪成一位本性寬厚的人。他善待朋友，忠於朋友；對那些反對他的人，也不輕易懷恨在心（</w:t>
-      </w:r>
-      <w:hyperlink r:id="rId35">
-        <w:r>
-          <w:rPr>
-            <w:lang w:val="zh_TW" w:bidi="zh_TW"/>
-          </w:rPr>
-          <w:rPr>
-            <w:color w:val="0000EE"/>
-            <w:u w:val="single"/>
-          </w:rPr>
-          <w:t>11:12–13</w:t>
-        </w:r>
-      </w:hyperlink>
-      <w:r>
-        <w:rPr>
-          <w:lang w:val="zh_TW" w:bidi="zh_TW"/>
-        </w:rPr>
-        <w:t>）。然而，在掃羅早年，真正使他剛強的，是他與神的關係。儘管他擁有許多天賦和才能，掃羅之所以成為王，是因為神揀選了他（</w:t>
-      </w:r>
-      <w:hyperlink r:id="rId36">
-        <w:r>
-          <w:rPr>
-            <w:lang w:val="zh_TW" w:bidi="zh_TW"/>
-          </w:rPr>
-          <w:rPr>
-            <w:color w:val="0000EE"/>
-            <w:u w:val="single"/>
-          </w:rPr>
-          <w:t>10:1</w:t>
-        </w:r>
-      </w:hyperlink>
-      <w:r>
-        <w:rPr>
-          <w:lang w:val="zh_TW" w:bidi="zh_TW"/>
-        </w:rPr>
-        <w:t>），也是因為「耶和華的靈」臨到他（</w:t>
-      </w:r>
-      <w:hyperlink r:id="rId37">
-        <w:r>
-          <w:rPr>
-            <w:lang w:val="zh_TW" w:bidi="zh_TW"/>
-          </w:rPr>
-          <w:rPr>
-            <w:color w:val="0000EE"/>
-            <w:u w:val="single"/>
-          </w:rPr>
-          <w:t>6</w:t>
-        </w:r>
-      </w:hyperlink>
-      <w:r>
-        <w:rPr>
-          <w:lang w:val="zh_TW" w:bidi="zh_TW"/>
-        </w:rPr>
-        <w:t>節）。</w:t>
-        <w:br/>
-      </w:r>
-      <w:r>
-        <w:rPr>
-          <w:lang w:val="zh_TW" w:bidi="zh_TW"/>
-        </w:rPr>
-        <w:t>掃羅於其晚年發生了改變，使他成為一個充滿悲劇色彩、令人憐憫的人。掃羅與年輕的大衛之間的許多事件，讓人看見這種轉變。大衛原本是掃羅的朋友，後來掃羅卻視他為仇敵，並成為掃羅毫無根據的猜疑和不理性嫉妒的對象。掃羅有時神智清醒，有時卻陷入憂鬱和妄想。妄想影響了他的判斷能力。他不再專注於抵抗入侵的非利士人，反而把精力轉去追捕大衛。聖經作者把這種改變描述為「耶和華的靈離開掃羅」以及「有惡魔從耶和華那裡來擾亂他」（</w:t>
-      </w:r>
-      <w:hyperlink r:id="rId38">
-        <w:r>
-          <w:rPr>
-            <w:lang w:val="zh_TW" w:bidi="zh_TW"/>
-          </w:rPr>
-          <w:rPr>
-            <w:color w:val="0000EE"/>
-            <w:u w:val="single"/>
-          </w:rPr>
-          <w:t>撒上16:14</w:t>
-        </w:r>
-      </w:hyperlink>
-      <w:r>
-        <w:rPr>
-          <w:lang w:val="zh_TW" w:bidi="zh_TW"/>
-        </w:rPr>
-        <w:t>）。許多現代學者認為，這可能是某種精神疾病的開始，例如躁鬱症；其特徵是人有時精神旺盛、思路清晰，有時卻陷入嚴重的憂鬱和妄想。然而，對古代歷史人物進行心理分析存在一定風險，主要因為現存文獻資料很少足以支持這類分析。聖經作者則從神學角度解釋掃羅的改變：神的靈離開了他。若從人的角度來看，掃羅無力承擔擺在他面前那極其艱鉅的任務。這項責任過於複雜，使他不堪重負；而且他對那位把這重大責任交託給他的神，也失去了原有的信心。最終，掃羅的人生以悲劇告終。</w:t>
-        <w:br/>
-      </w:r>
-      <w:r>
-        <w:rPr>
-          <w:i/>
-          <w:lang w:val="zh_TW" w:bidi="zh_TW"/>
-        </w:rPr>
-        <w:t>另見</w:t>
-      </w:r>
-      <w:r>
-        <w:rPr>
-          <w:lang w:val="zh_TW" w:bidi="zh_TW"/>
-        </w:rPr>
-        <w:t xml:space="preserve"> </w:t>
-      </w:r>
-      <w:r>
-        <w:rPr>
-          <w:lang w:val="zh_TW" w:bidi="zh_TW"/>
-        </w:rPr>
-        <w:t>大衛</w:t>
-      </w:r>
-      <w:r>
-        <w:rPr>
-          <w:lang w:val="zh_TW" w:bidi="zh_TW"/>
-        </w:rPr>
-        <w:t>。</w:t>
+          <w:t>賽48:11</w:t>
+        </w:r>
+      </w:hyperlink>
+      <w:r>
+        <w:rPr>
+          <w:lang w:val="zh_TW" w:bidi="zh_TW"/>
+        </w:rPr>
+        <w:t>）。</w:t>
       </w:r>
     </w:p>
     <w:p>
-      <w:pPr>
-        <w:pStyle w:val="ListNumber"/>
-        <w:spacing w:line="240" w:lineRule="auto"/>
-        <w:ind w:left="720"/>
-      </w:pPr>
-      <w:r>
-        <w:rPr>
-          <w:lang w:val="zh_TW" w:bidi="zh_TW"/>
-        </w:rPr>
-      </w:r>
-      <w:r>
-        <w:rPr>
-          <w:lang w:val="zh_TW" w:bidi="zh_TW"/>
-        </w:rPr>
-        <w:t>新約聖經提到的掃羅，後來改名為保羅（</w:t>
+      <w:pPr/>
+      <w:r>
+        <w:rPr>
+          <w:lang w:val="zh_TW" w:bidi="zh_TW"/>
+        </w:rPr>
+      </w:r>
+      <w:r>
+        <w:rPr>
+          <w:lang w:val="zh_TW" w:bidi="zh_TW"/>
+        </w:rPr>
+        <w:t>神的榮耀由受造之物所宣揚（</w:t>
+      </w:r>
+      <w:hyperlink r:id="rId24">
+        <w:r>
+          <w:rPr>
+            <w:lang w:val="zh_TW" w:bidi="zh_TW"/>
+          </w:rPr>
+          <w:rPr>
+            <w:color w:val="0000EE"/>
+            <w:u w:val="single"/>
+          </w:rPr>
+          <w:t>詩19:1，</w:t>
+        </w:r>
+      </w:hyperlink>
+      <w:hyperlink r:id="rId25">
+        <w:r>
+          <w:rPr>
+            <w:lang w:val="zh_TW" w:bidi="zh_TW"/>
+          </w:rPr>
+          <w:rPr>
+            <w:color w:val="0000EE"/>
+            <w:u w:val="single"/>
+          </w:rPr>
+          <w:t>97:6</w:t>
+        </w:r>
+      </w:hyperlink>
+      <w:r>
+        <w:rPr>
+          <w:lang w:val="zh_TW" w:bidi="zh_TW"/>
+        </w:rPr>
+        <w:t>；</w:t>
+      </w:r>
+      <w:hyperlink r:id="rId26">
+        <w:r>
+          <w:rPr>
+            <w:lang w:val="zh_TW" w:bidi="zh_TW"/>
+          </w:rPr>
+          <w:rPr>
+            <w:color w:val="0000EE"/>
+            <w:u w:val="single"/>
+          </w:rPr>
+          <w:t>羅1:20</w:t>
+        </w:r>
+      </w:hyperlink>
+      <w:r>
+        <w:rPr>
+          <w:lang w:val="zh_TW" w:bidi="zh_TW"/>
+        </w:rPr>
+        <w:t>），也藉著祂拯救和解救的偉大行動彰顯（</w:t>
+      </w:r>
+      <w:hyperlink r:id="rId27">
+        <w:r>
+          <w:rPr>
+            <w:lang w:val="zh_TW" w:bidi="zh_TW"/>
+          </w:rPr>
+          <w:rPr>
+            <w:color w:val="0000EE"/>
+            <w:u w:val="single"/>
+          </w:rPr>
+          <w:t>代上16:24</w:t>
+        </w:r>
+      </w:hyperlink>
+      <w:r>
+        <w:rPr>
+          <w:lang w:val="zh_TW" w:bidi="zh_TW"/>
+        </w:rPr>
+        <w:t>；</w:t>
+      </w:r>
+      <w:hyperlink r:id="rId28">
+        <w:r>
+          <w:rPr>
+            <w:lang w:val="zh_TW" w:bidi="zh_TW"/>
+          </w:rPr>
+          <w:rPr>
+            <w:color w:val="0000EE"/>
+            <w:u w:val="single"/>
+          </w:rPr>
+          <w:t>詩72:18–19，</w:t>
+        </w:r>
+      </w:hyperlink>
+      <w:hyperlink r:id="rId29">
+        <w:r>
+          <w:rPr>
+            <w:lang w:val="zh_TW" w:bidi="zh_TW"/>
+          </w:rPr>
+          <w:rPr>
+            <w:color w:val="0000EE"/>
+            <w:u w:val="single"/>
+          </w:rPr>
+          <w:t>96:3，</w:t>
+        </w:r>
+      </w:hyperlink>
+      <w:hyperlink r:id="rId30">
+        <w:r>
+          <w:rPr>
+            <w:lang w:val="zh_TW" w:bidi="zh_TW"/>
+          </w:rPr>
+          <w:rPr>
+            <w:color w:val="0000EE"/>
+            <w:u w:val="single"/>
+          </w:rPr>
+          <w:t>145:10–12</w:t>
+        </w:r>
+      </w:hyperlink>
+      <w:r>
+        <w:rPr>
+          <w:lang w:val="zh_TW" w:bidi="zh_TW"/>
+        </w:rPr>
+        <w:t>；</w:t>
+      </w:r>
+      <w:hyperlink r:id="rId31">
+        <w:r>
+          <w:rPr>
+            <w:lang w:val="zh_TW" w:bidi="zh_TW"/>
+          </w:rPr>
+          <w:rPr>
+            <w:color w:val="0000EE"/>
+            <w:u w:val="single"/>
+          </w:rPr>
+          <w:t>約11:4、40</w:t>
+        </w:r>
+      </w:hyperlink>
+      <w:r>
+        <w:rPr>
+          <w:lang w:val="zh_TW" w:bidi="zh_TW"/>
+        </w:rPr>
+        <w:t>）。祂的榮耀是人讚美祂的主題（</w:t>
+      </w:r>
+      <w:hyperlink r:id="rId32">
+        <w:r>
+          <w:rPr>
+            <w:lang w:val="zh_TW" w:bidi="zh_TW"/>
+          </w:rPr>
+          <w:rPr>
+            <w:color w:val="0000EE"/>
+            <w:u w:val="single"/>
+          </w:rPr>
+          <w:t>代上16:24–29</w:t>
+        </w:r>
+      </w:hyperlink>
+      <w:r>
+        <w:rPr>
+          <w:lang w:val="zh_TW" w:bidi="zh_TW"/>
+        </w:rPr>
+        <w:t>；</w:t>
+      </w:r>
+      <w:hyperlink r:id="rId33">
+        <w:r>
+          <w:rPr>
+            <w:lang w:val="zh_TW" w:bidi="zh_TW"/>
+          </w:rPr>
+          <w:rPr>
+            <w:color w:val="0000EE"/>
+            <w:u w:val="single"/>
+          </w:rPr>
+          <w:t>詩29:1–2、9，</w:t>
+        </w:r>
+      </w:hyperlink>
+      <w:hyperlink r:id="rId34">
+        <w:r>
+          <w:rPr>
+            <w:lang w:val="zh_TW" w:bidi="zh_TW"/>
+          </w:rPr>
+          <w:rPr>
+            <w:color w:val="0000EE"/>
+            <w:u w:val="single"/>
+          </w:rPr>
+          <w:t>66:1–2，</w:t>
+        </w:r>
+      </w:hyperlink>
+      <w:hyperlink r:id="rId35">
+        <w:r>
+          <w:rPr>
+            <w:lang w:val="zh_TW" w:bidi="zh_TW"/>
+          </w:rPr>
+          <w:rPr>
+            <w:color w:val="0000EE"/>
+            <w:u w:val="single"/>
+          </w:rPr>
+          <w:t>96:7–8，</w:t>
+        </w:r>
+      </w:hyperlink>
+      <w:hyperlink r:id="rId36">
+        <w:r>
+          <w:rPr>
+            <w:lang w:val="zh_TW" w:bidi="zh_TW"/>
+          </w:rPr>
+          <w:rPr>
+            <w:color w:val="0000EE"/>
+            <w:u w:val="single"/>
+          </w:rPr>
+          <w:t>115:1</w:t>
+        </w:r>
+      </w:hyperlink>
+      <w:r>
+        <w:rPr>
+          <w:lang w:val="zh_TW" w:bidi="zh_TW"/>
+        </w:rPr>
+        <w:t>；</w:t>
+      </w:r>
+      <w:hyperlink r:id="rId37">
+        <w:r>
+          <w:rPr>
+            <w:lang w:val="zh_TW" w:bidi="zh_TW"/>
+          </w:rPr>
+          <w:rPr>
+            <w:color w:val="0000EE"/>
+            <w:u w:val="single"/>
+          </w:rPr>
+          <w:t>賽42:12</w:t>
+        </w:r>
+      </w:hyperlink>
+      <w:r>
+        <w:rPr>
+          <w:lang w:val="zh_TW" w:bidi="zh_TW"/>
+        </w:rPr>
+        <w:t>；</w:t>
+      </w:r>
+      <w:hyperlink r:id="rId38">
+        <w:r>
+          <w:rPr>
+            <w:lang w:val="zh_TW" w:bidi="zh_TW"/>
+          </w:rPr>
+          <w:rPr>
+            <w:color w:val="0000EE"/>
+            <w:u w:val="single"/>
+          </w:rPr>
+          <w:t>羅4:20</w:t>
+        </w:r>
+      </w:hyperlink>
+      <w:r>
+        <w:rPr>
+          <w:lang w:val="zh_TW" w:bidi="zh_TW"/>
+        </w:rPr>
+        <w:t>；</w:t>
       </w:r>
       <w:hyperlink r:id="rId39">
         <w:r>
@@ -966,7 +726,7 @@
             <w:color w:val="0000EE"/>
             <w:u w:val="single"/>
           </w:rPr>
-          <w:t>徒13:9</w:t>
+          <w:t>腓2:9–11</w:t>
         </w:r>
       </w:hyperlink>
       <w:r>
@@ -975,12 +735,1493 @@
         </w:rPr>
         <w:t>）。</w:t>
       </w:r>
+    </w:p>
+    <w:p>
+      <w:pPr>
+        <w:pStyle w:val="Heading4"/>
+      </w:pPr>
+      <w:r>
+        <w:rPr>
+          <w:lang w:val="zh_TW" w:bidi="zh_TW"/>
+        </w:rPr>
+        <w:t>作為祂的臨在</w:t>
+      </w:r>
+    </w:p>
+    <w:p>
+      <w:pPr/>
+      <w:r>
+        <w:rPr>
+          <w:lang w:val="zh_TW" w:bidi="zh_TW"/>
+        </w:rPr>
+      </w:r>
+      <w:r>
+        <w:rPr>
+          <w:lang w:val="zh_TW" w:bidi="zh_TW"/>
+        </w:rPr>
+        <w:t>提到主的榮耀時，通常是指祂臨在的特定歷史顯現；這些場合通常與光和火的意象密切相關。最典型的例子是猶太拉比文獻中所稱的「舍吉拿榮耀（Shekinah Glory）」，意為「居住的榮耀」，主要指舊約中神在雲柱和火柱中的臨在。</w:t>
+      </w:r>
+    </w:p>
+    <w:p>
+      <w:pPr/>
+      <w:r>
+        <w:rPr>
+          <w:lang w:val="zh_TW" w:bidi="zh_TW"/>
+        </w:rPr>
+      </w:r>
+      <w:r>
+        <w:rPr>
+          <w:lang w:val="zh_TW" w:bidi="zh_TW"/>
+        </w:rPr>
+        <w:t>首次明確提到榮耀的雲彩的經文出現在</w:t>
+      </w:r>
+      <w:hyperlink r:id="rId40">
+        <w:r>
+          <w:rPr>
+            <w:lang w:val="zh_TW" w:bidi="zh_TW"/>
+          </w:rPr>
+          <w:rPr>
+            <w:color w:val="0000EE"/>
+            <w:u w:val="single"/>
+          </w:rPr>
+          <w:t>出埃及記十三章21至22節</w:t>
+        </w:r>
+      </w:hyperlink>
+      <w:r>
+        <w:rPr>
+          <w:lang w:val="zh_TW" w:bidi="zh_TW"/>
+        </w:rPr>
+        <w:t>。在出埃及事件中，神的榮耀顯現在雲柱和火柱中，引領百姓穿越海洋和曠野（</w:t>
+      </w:r>
+      <w:hyperlink r:id="rId41">
+        <w:r>
+          <w:rPr>
+            <w:lang w:val="zh_TW" w:bidi="zh_TW"/>
+          </w:rPr>
+          <w:rPr>
+            <w:color w:val="0000EE"/>
+            <w:u w:val="single"/>
+          </w:rPr>
+          <w:t>尼9:11–12、19</w:t>
+        </w:r>
+      </w:hyperlink>
+      <w:r>
+        <w:rPr>
+          <w:lang w:val="zh_TW" w:bidi="zh_TW"/>
+        </w:rPr>
+        <w:t>）。在西奈山，當以色列人安營在山下時，神的榮耀伴隨雲和火降臨，向摩西說話，並讓百姓看見（</w:t>
+      </w:r>
+      <w:hyperlink r:id="rId42">
+        <w:r>
+          <w:rPr>
+            <w:lang w:val="zh_TW" w:bidi="zh_TW"/>
+          </w:rPr>
+          <w:rPr>
+            <w:color w:val="0000EE"/>
+            <w:u w:val="single"/>
+          </w:rPr>
+          <w:t>出19:9、16–18，</w:t>
+        </w:r>
+      </w:hyperlink>
+      <w:hyperlink r:id="rId43">
+        <w:r>
+          <w:rPr>
+            <w:lang w:val="zh_TW" w:bidi="zh_TW"/>
+          </w:rPr>
+          <w:rPr>
+            <w:color w:val="0000EE"/>
+            <w:u w:val="single"/>
+          </w:rPr>
+          <w:t>24:15–18</w:t>
+        </w:r>
+      </w:hyperlink>
+      <w:r>
+        <w:rPr>
+          <w:lang w:val="zh_TW" w:bidi="zh_TW"/>
+        </w:rPr>
+        <w:t>；</w:t>
+      </w:r>
+      <w:hyperlink r:id="rId44">
+        <w:r>
+          <w:rPr>
+            <w:lang w:val="zh_TW" w:bidi="zh_TW"/>
+          </w:rPr>
+          <w:rPr>
+            <w:color w:val="0000EE"/>
+            <w:u w:val="single"/>
+          </w:rPr>
+          <w:t>申5:5、22–24</w:t>
+        </w:r>
+      </w:hyperlink>
+      <w:r>
+        <w:rPr>
+          <w:lang w:val="zh_TW" w:bidi="zh_TW"/>
+        </w:rPr>
+        <w:t>）。當摩西得以一睹未被雲火遮蔽的榮耀時，他的臉發光，百姓對此感到懼怕，他需要用帕子蒙上臉（</w:t>
+      </w:r>
+      <w:hyperlink r:id="rId45">
+        <w:r>
+          <w:rPr>
+            <w:lang w:val="zh_TW" w:bidi="zh_TW"/>
+          </w:rPr>
+          <w:rPr>
+            <w:color w:val="0000EE"/>
+            <w:u w:val="single"/>
+          </w:rPr>
+          <w:t>出33:18–23，</w:t>
+        </w:r>
+      </w:hyperlink>
+      <w:hyperlink r:id="rId46">
+        <w:r>
+          <w:rPr>
+            <w:lang w:val="zh_TW" w:bidi="zh_TW"/>
+          </w:rPr>
+          <w:rPr>
+            <w:color w:val="0000EE"/>
+            <w:u w:val="single"/>
+          </w:rPr>
+          <w:t>34:29–35</w:t>
+        </w:r>
+      </w:hyperlink>
+      <w:r>
+        <w:rPr>
+          <w:lang w:val="zh_TW" w:bidi="zh_TW"/>
+        </w:rPr>
+        <w:t>；</w:t>
+      </w:r>
+      <w:hyperlink r:id="rId47">
+        <w:r>
+          <w:rPr>
+            <w:lang w:val="zh_TW" w:bidi="zh_TW"/>
+          </w:rPr>
+          <w:rPr>
+            <w:color w:val="0000EE"/>
+            <w:u w:val="single"/>
+          </w:rPr>
+          <w:t>林後3:7–18</w:t>
+        </w:r>
+      </w:hyperlink>
+      <w:r>
+        <w:rPr>
+          <w:lang w:val="zh_TW" w:bidi="zh_TW"/>
+        </w:rPr>
+        <w:t>）。</w:t>
+      </w:r>
+    </w:p>
+    <w:p>
+      <w:pPr/>
+      <w:r>
+        <w:rPr>
+          <w:lang w:val="zh_TW" w:bidi="zh_TW"/>
+        </w:rPr>
+      </w:r>
+      <w:r>
+        <w:rPr>
+          <w:lang w:val="zh_TW" w:bidi="zh_TW"/>
+        </w:rPr>
+        <w:t>以色列圍繞著西奈山上的神的榮耀紮營的畫面，描繪神住在祂百姓中間的情景。當會幕完成後，百姓開始旅程時，神同在的榮耀雲彩始終停留在他們上方（</w:t>
+      </w:r>
+      <w:hyperlink r:id="rId48">
+        <w:r>
+          <w:rPr>
+            <w:lang w:val="zh_TW" w:bidi="zh_TW"/>
+          </w:rPr>
+          <w:rPr>
+            <w:color w:val="0000EE"/>
+            <w:u w:val="single"/>
+          </w:rPr>
+          <w:t>出40:34–38</w:t>
+        </w:r>
+      </w:hyperlink>
+      <w:r>
+        <w:rPr>
+          <w:lang w:val="zh_TW" w:bidi="zh_TW"/>
+        </w:rPr>
+        <w:t>；</w:t>
+      </w:r>
+      <w:hyperlink r:id="rId49">
+        <w:r>
+          <w:rPr>
+            <w:lang w:val="zh_TW" w:bidi="zh_TW"/>
+          </w:rPr>
+          <w:rPr>
+            <w:color w:val="0000EE"/>
+            <w:u w:val="single"/>
+          </w:rPr>
+          <w:t>民10:11–12</w:t>
+        </w:r>
+      </w:hyperlink>
+      <w:r>
+        <w:rPr>
+          <w:lang w:val="zh_TW" w:bidi="zh_TW"/>
+        </w:rPr>
+        <w:t>）。當他們安營時，各支派圍繞會幕紮營（</w:t>
+      </w:r>
+      <w:hyperlink r:id="rId50">
+        <w:r>
+          <w:rPr>
+            <w:lang w:val="zh_TW" w:bidi="zh_TW"/>
+          </w:rPr>
+          <w:rPr>
+            <w:color w:val="0000EE"/>
+            <w:u w:val="single"/>
+          </w:rPr>
+          <w:t>民1:50–2:2</w:t>
+        </w:r>
+      </w:hyperlink>
+      <w:r>
+        <w:rPr>
+          <w:lang w:val="zh_TW" w:bidi="zh_TW"/>
+        </w:rPr>
+        <w:t>），雲彩提醒他們，神與他們同在。後來，同樣的榮耀充滿了所羅門所建的新聖殿（</w:t>
+      </w:r>
+      <w:hyperlink r:id="rId51">
+        <w:r>
+          <w:rPr>
+            <w:lang w:val="zh_TW" w:bidi="zh_TW"/>
+          </w:rPr>
+          <w:rPr>
+            <w:color w:val="0000EE"/>
+            <w:u w:val="single"/>
+          </w:rPr>
+          <w:t>代下5:13–6:1，</w:t>
+        </w:r>
+      </w:hyperlink>
+      <w:hyperlink r:id="rId52">
+        <w:r>
+          <w:rPr>
+            <w:lang w:val="zh_TW" w:bidi="zh_TW"/>
+          </w:rPr>
+          <w:rPr>
+            <w:color w:val="0000EE"/>
+            <w:u w:val="single"/>
+          </w:rPr>
+          <w:t>7:1–3</w:t>
+        </w:r>
+      </w:hyperlink>
+      <w:r>
+        <w:rPr>
+          <w:lang w:val="zh_TW" w:bidi="zh_TW"/>
+        </w:rPr>
+        <w:t>）。詩篇作者讚頌耶路撒冷和聖殿為神榮耀的居所（</w:t>
+      </w:r>
+      <w:hyperlink r:id="rId53">
+        <w:r>
+          <w:rPr>
+            <w:lang w:val="zh_TW" w:bidi="zh_TW"/>
+          </w:rPr>
+          <w:rPr>
+            <w:color w:val="0000EE"/>
+            <w:u w:val="single"/>
+          </w:rPr>
+          <w:t>詩26:8，</w:t>
+        </w:r>
+      </w:hyperlink>
+      <w:hyperlink r:id="rId54">
+        <w:r>
+          <w:rPr>
+            <w:lang w:val="zh_TW" w:bidi="zh_TW"/>
+          </w:rPr>
+          <w:rPr>
+            <w:color w:val="0000EE"/>
+            <w:u w:val="single"/>
+          </w:rPr>
+          <w:t>63:2，</w:t>
+        </w:r>
+      </w:hyperlink>
+      <w:hyperlink r:id="rId55">
+        <w:r>
+          <w:rPr>
+            <w:lang w:val="zh_TW" w:bidi="zh_TW"/>
+          </w:rPr>
+          <w:rPr>
+            <w:color w:val="0000EE"/>
+            <w:u w:val="single"/>
+          </w:rPr>
+          <w:t>85:9</w:t>
+        </w:r>
+      </w:hyperlink>
+      <w:r>
+        <w:rPr>
+          <w:lang w:val="zh_TW" w:bidi="zh_TW"/>
+        </w:rPr>
+        <w:t>）；神住在祂百姓中間。</w:t>
+      </w:r>
+    </w:p>
+    <w:p>
+      <w:pPr/>
+      <w:r>
+        <w:rPr>
+          <w:lang w:val="zh_TW" w:bidi="zh_TW"/>
+        </w:rPr>
+      </w:r>
+      <w:r>
+        <w:rPr>
+          <w:lang w:val="zh_TW" w:bidi="zh_TW"/>
+        </w:rPr>
+        <w:t>然而，在以色列歷史的後期，他們否認神榮耀的同在（</w:t>
+      </w:r>
+      <w:hyperlink r:id="rId56">
+        <w:r>
+          <w:rPr>
+            <w:lang w:val="zh_TW" w:bidi="zh_TW"/>
+          </w:rPr>
+          <w:rPr>
+            <w:color w:val="0000EE"/>
+            <w:u w:val="single"/>
+          </w:rPr>
+          <w:t>賽3:8</w:t>
+        </w:r>
+      </w:hyperlink>
+      <w:r>
+        <w:rPr>
+          <w:lang w:val="zh_TW" w:bidi="zh_TW"/>
+        </w:rPr>
+        <w:t>），並以人手製造的偶像取代耶和華的榮耀（</w:t>
+      </w:r>
+      <w:hyperlink r:id="rId57">
+        <w:r>
+          <w:rPr>
+            <w:lang w:val="zh_TW" w:bidi="zh_TW"/>
+          </w:rPr>
+          <w:rPr>
+            <w:color w:val="0000EE"/>
+            <w:u w:val="single"/>
+          </w:rPr>
+          <w:t>詩106:20</w:t>
+        </w:r>
+      </w:hyperlink>
+      <w:r>
+        <w:rPr>
+          <w:lang w:val="zh_TW" w:bidi="zh_TW"/>
+        </w:rPr>
+        <w:t>；</w:t>
+      </w:r>
+      <w:hyperlink r:id="rId58">
+        <w:r>
+          <w:rPr>
+            <w:lang w:val="zh_TW" w:bidi="zh_TW"/>
+          </w:rPr>
+          <w:rPr>
+            <w:color w:val="0000EE"/>
+            <w:u w:val="single"/>
+          </w:rPr>
+          <w:t>耶2:10–11</w:t>
+        </w:r>
+      </w:hyperlink>
+      <w:r>
+        <w:rPr>
+          <w:lang w:val="zh_TW" w:bidi="zh_TW"/>
+        </w:rPr>
+        <w:t>；參</w:t>
+      </w:r>
+      <w:hyperlink r:id="rId59">
+        <w:r>
+          <w:rPr>
+            <w:lang w:val="zh_TW" w:bidi="zh_TW"/>
+          </w:rPr>
+          <w:rPr>
+            <w:color w:val="0000EE"/>
+            <w:u w:val="single"/>
+          </w:rPr>
+          <w:t>羅1:23</w:t>
+        </w:r>
+      </w:hyperlink>
+      <w:r>
+        <w:rPr>
+          <w:lang w:val="zh_TW" w:bidi="zh_TW"/>
+        </w:rPr>
+        <w:t>）。因他們的悖逆，審判臨到耶路撒冷，執行違背約而帶來的懲罰。神不再作悖逆祂的百姓的神（</w:t>
+      </w:r>
+      <w:hyperlink r:id="rId60">
+        <w:r>
+          <w:rPr>
+            <w:lang w:val="zh_TW" w:bidi="zh_TW"/>
+          </w:rPr>
+          <w:rPr>
+            <w:color w:val="0000EE"/>
+            <w:u w:val="single"/>
+          </w:rPr>
+          <w:t>何1:9</w:t>
+        </w:r>
+      </w:hyperlink>
+      <w:r>
+        <w:rPr>
+          <w:lang w:val="zh_TW" w:bidi="zh_TW"/>
+        </w:rPr>
+        <w:t>）。神榮耀的雲彩離開了聖殿（</w:t>
+      </w:r>
+      <w:hyperlink r:id="rId61">
+        <w:r>
+          <w:rPr>
+            <w:lang w:val="zh_TW" w:bidi="zh_TW"/>
+          </w:rPr>
+          <w:rPr>
+            <w:color w:val="0000EE"/>
+            <w:u w:val="single"/>
+          </w:rPr>
+          <w:t>結10:4、18–19，</w:t>
+        </w:r>
+      </w:hyperlink>
+      <w:hyperlink r:id="rId62">
+        <w:r>
+          <w:rPr>
+            <w:lang w:val="zh_TW" w:bidi="zh_TW"/>
+          </w:rPr>
+          <w:rPr>
+            <w:color w:val="0000EE"/>
+            <w:u w:val="single"/>
+          </w:rPr>
+          <w:t>11:22</w:t>
+        </w:r>
+      </w:hyperlink>
+      <w:r>
+        <w:rPr>
+          <w:lang w:val="zh_TW" w:bidi="zh_TW"/>
+        </w:rPr>
+        <w:t>），然後以色列人被擄（</w:t>
+      </w:r>
+      <w:hyperlink r:id="rId63">
+        <w:r>
+          <w:rPr>
+            <w:lang w:val="zh_TW" w:bidi="zh_TW"/>
+          </w:rPr>
+          <w:rPr>
+            <w:color w:val="0000EE"/>
+            <w:u w:val="single"/>
+          </w:rPr>
+          <w:t>12:1–15</w:t>
+        </w:r>
+      </w:hyperlink>
+      <w:r>
+        <w:rPr>
+          <w:lang w:val="zh_TW" w:bidi="zh_TW"/>
+        </w:rPr>
+        <w:t>）。</w:t>
+      </w:r>
+    </w:p>
+    <w:p>
+      <w:pPr/>
+      <w:r>
+        <w:rPr>
+          <w:lang w:val="zh_TW" w:bidi="zh_TW"/>
+        </w:rPr>
+      </w:r>
+      <w:r>
+        <w:rPr>
+          <w:lang w:val="zh_TW" w:bidi="zh_TW"/>
+        </w:rPr>
+        <w:t>然而，神決定在這審判中留下餘民，以重建城和聖殿。以西結在異象中看見耶和華的榮耀回到聖殿中（</w:t>
+      </w:r>
+      <w:hyperlink r:id="rId64">
+        <w:r>
+          <w:rPr>
+            <w:lang w:val="zh_TW" w:bidi="zh_TW"/>
+          </w:rPr>
+          <w:rPr>
+            <w:color w:val="0000EE"/>
+            <w:u w:val="single"/>
+          </w:rPr>
+          <w:t>結43:2–9</w:t>
+        </w:r>
+      </w:hyperlink>
+      <w:r>
+        <w:rPr>
+          <w:lang w:val="zh_TW" w:bidi="zh_TW"/>
+        </w:rPr>
+        <w:t>），這是一個榮耀回到純潔百姓並永遠與他們同住的時刻。當被擄結束、第二聖殿建造時，哈該和撒迦利亞以神榮耀將如同初建的聖殿般充滿新聖殿的應許，鼓勵百姓繼續建造，並使榮耀「住在你們中間」（</w:t>
+      </w:r>
+      <w:hyperlink r:id="rId65">
+        <w:r>
+          <w:rPr>
+            <w:lang w:val="zh_TW" w:bidi="zh_TW"/>
+          </w:rPr>
+          <w:rPr>
+            <w:color w:val="0000EE"/>
+            <w:u w:val="single"/>
+          </w:rPr>
+          <w:t>該2:3–9</w:t>
+        </w:r>
+      </w:hyperlink>
+      <w:r>
+        <w:rPr>
+          <w:lang w:val="zh_TW" w:bidi="zh_TW"/>
+        </w:rPr>
+        <w:t>；</w:t>
+      </w:r>
+      <w:hyperlink r:id="rId66">
+        <w:r>
+          <w:rPr>
+            <w:lang w:val="zh_TW" w:bidi="zh_TW"/>
+          </w:rPr>
+          <w:rPr>
+            <w:color w:val="0000EE"/>
+            <w:u w:val="single"/>
+          </w:rPr>
+          <w:t>亞2:5、10–11</w:t>
+        </w:r>
+      </w:hyperlink>
+      <w:r>
+        <w:rPr>
+          <w:lang w:val="zh_TW" w:bidi="zh_TW"/>
+        </w:rPr>
+        <w:t>）。</w:t>
+      </w:r>
+    </w:p>
+    <w:p>
+      <w:pPr>
+        <w:pStyle w:val="Heading3"/>
+      </w:pPr>
+      <w:r>
+        <w:rPr>
+          <w:lang w:val="zh_TW" w:bidi="zh_TW"/>
+        </w:rPr>
+        <w:t>耶穌基督顯出神的榮耀</w:t>
+      </w:r>
+    </w:p>
+    <w:p>
+      <w:pPr/>
+      <w:r>
+        <w:rPr>
+          <w:lang w:val="zh_TW" w:bidi="zh_TW"/>
+        </w:rPr>
+      </w:r>
+      <w:r>
+        <w:rPr>
+          <w:lang w:val="zh_TW" w:bidi="zh_TW"/>
+        </w:rPr>
+        <w:t>我們並未被告知舍吉拿榮耀是否回到第二聖殿，但聖經確告訴我們，神的榮耀藉著耶穌基督再次顯現在地上。</w:t>
+      </w:r>
+      <w:hyperlink r:id="rId67">
+        <w:r>
+          <w:rPr>
+            <w:lang w:val="zh_TW" w:bidi="zh_TW"/>
+          </w:rPr>
+          <w:rPr>
+            <w:color w:val="0000EE"/>
+            <w:u w:val="single"/>
+          </w:rPr>
+          <w:t>約翰福音一章14節</w:t>
+        </w:r>
+      </w:hyperlink>
+      <w:r>
+        <w:rPr>
+          <w:lang w:val="zh_TW" w:bidi="zh_TW"/>
+        </w:rPr>
+        <w:t>說：「道成了肉身，</w:t>
+      </w:r>
       <w:r>
         <w:rPr>
           <w:i/>
           <w:lang w:val="zh_TW" w:bidi="zh_TW"/>
         </w:rPr>
-        <w:t>見</w:t>
+        <w:t>住</w:t>
+      </w:r>
+      <w:r>
+        <w:rPr>
+          <w:lang w:val="zh_TW" w:bidi="zh_TW"/>
+        </w:rPr>
+        <w:t>在我們中間，充充滿滿地有恩典有真理。我們也見過他的</w:t>
+      </w:r>
+      <w:r>
+        <w:rPr>
+          <w:i/>
+          <w:lang w:val="zh_TW" w:bidi="zh_TW"/>
+        </w:rPr>
+        <w:t>榮光</w:t>
+      </w:r>
+      <w:r>
+        <w:rPr>
+          <w:lang w:val="zh_TW" w:bidi="zh_TW"/>
+        </w:rPr>
+        <w:t>，正是父獨生子的</w:t>
+      </w:r>
+      <w:r>
+        <w:rPr>
+          <w:i/>
+          <w:lang w:val="zh_TW" w:bidi="zh_TW"/>
+        </w:rPr>
+        <w:t>榮光</w:t>
+      </w:r>
+      <w:r>
+        <w:rPr>
+          <w:lang w:val="zh_TW" w:bidi="zh_TW"/>
+        </w:rPr>
+        <w:t>」。耶穌成為神永住榮耀的新會幕。神在耶穌裡住在人間。由於基督是（且仍是）神的真實形像，看到祂臉上的光就等於認識神的榮耀（</w:t>
+      </w:r>
+      <w:hyperlink r:id="rId68">
+        <w:r>
+          <w:rPr>
+            <w:lang w:val="zh_TW" w:bidi="zh_TW"/>
+          </w:rPr>
+          <w:rPr>
+            <w:color w:val="0000EE"/>
+            <w:u w:val="single"/>
+          </w:rPr>
+          <w:t>林後4:4–6</w:t>
+        </w:r>
+      </w:hyperlink>
+      <w:r>
+        <w:rPr>
+          <w:lang w:val="zh_TW" w:bidi="zh_TW"/>
+        </w:rPr>
+        <w:t>）。看到耶穌就是看到「外邦人的光， 又是你民以色列的榮耀」（</w:t>
+      </w:r>
+      <w:hyperlink r:id="rId69">
+        <w:r>
+          <w:rPr>
+            <w:lang w:val="zh_TW" w:bidi="zh_TW"/>
+          </w:rPr>
+          <w:rPr>
+            <w:color w:val="0000EE"/>
+            <w:u w:val="single"/>
+          </w:rPr>
+          <w:t>路2:30–32</w:t>
+        </w:r>
+      </w:hyperlink>
+      <w:r>
+        <w:rPr>
+          <w:lang w:val="zh_TW" w:bidi="zh_TW"/>
+        </w:rPr>
+        <w:t>）。那些見證耶穌登山變像的門徒（</w:t>
+      </w:r>
+      <w:hyperlink r:id="rId70">
+        <w:r>
+          <w:rPr>
+            <w:lang w:val="zh_TW" w:bidi="zh_TW"/>
+          </w:rPr>
+          <w:rPr>
+            <w:color w:val="0000EE"/>
+            <w:u w:val="single"/>
+          </w:rPr>
+          <w:t>太17:1–8</w:t>
+        </w:r>
+      </w:hyperlink>
+      <w:r>
+        <w:rPr>
+          <w:lang w:val="zh_TW" w:bidi="zh_TW"/>
+        </w:rPr>
+        <w:t>）以奇妙的方式看到祂的榮耀（</w:t>
+      </w:r>
+      <w:hyperlink r:id="rId71">
+        <w:r>
+          <w:rPr>
+            <w:lang w:val="zh_TW" w:bidi="zh_TW"/>
+          </w:rPr>
+          <w:rPr>
+            <w:color w:val="0000EE"/>
+            <w:u w:val="single"/>
+          </w:rPr>
+          <w:t>彼後1:16–17</w:t>
+        </w:r>
+      </w:hyperlink>
+      <w:r>
+        <w:rPr>
+          <w:lang w:val="zh_TW" w:bidi="zh_TW"/>
+        </w:rPr>
+        <w:t>），因為那是從祂人的身體中迸發出的榮耀。這榮耀的顯現預示了基督在復活與升天中所經歷的榮耀（見</w:t>
+      </w:r>
+      <w:hyperlink r:id="rId72">
+        <w:r>
+          <w:rPr>
+            <w:lang w:val="zh_TW" w:bidi="zh_TW"/>
+          </w:rPr>
+          <w:rPr>
+            <w:color w:val="0000EE"/>
+            <w:u w:val="single"/>
+          </w:rPr>
+          <w:t>約17:5</w:t>
+        </w:r>
+      </w:hyperlink>
+      <w:r>
+        <w:rPr>
+          <w:lang w:val="zh_TW" w:bidi="zh_TW"/>
+        </w:rPr>
+        <w:t>；</w:t>
+      </w:r>
+      <w:hyperlink r:id="rId73">
+        <w:r>
+          <w:rPr>
+            <w:lang w:val="zh_TW" w:bidi="zh_TW"/>
+          </w:rPr>
+          <w:rPr>
+            <w:color w:val="0000EE"/>
+            <w:u w:val="single"/>
+          </w:rPr>
+          <w:t>腓2:5–11</w:t>
+        </w:r>
+      </w:hyperlink>
+      <w:r>
+        <w:rPr>
+          <w:lang w:val="zh_TW" w:bidi="zh_TW"/>
+        </w:rPr>
+        <w:t>）。</w:t>
+      </w:r>
+    </w:p>
+    <w:p>
+      <w:pPr/>
+      <w:r>
+        <w:rPr>
+          <w:lang w:val="zh_TW" w:bidi="zh_TW"/>
+        </w:rPr>
+      </w:r>
+      <w:r>
+        <w:rPr>
+          <w:lang w:val="zh_TW" w:bidi="zh_TW"/>
+        </w:rPr>
+        <w:t>因為耶穌謙卑自己，順服至死，神就將祂升為至高（</w:t>
+      </w:r>
+      <w:hyperlink r:id="rId74">
+        <w:r>
+          <w:rPr>
+            <w:lang w:val="zh_TW" w:bidi="zh_TW"/>
+          </w:rPr>
+          <w:rPr>
+            <w:color w:val="0000EE"/>
+            <w:u w:val="single"/>
+          </w:rPr>
+          <w:t>腓2:8–9</w:t>
+        </w:r>
+      </w:hyperlink>
+      <w:r>
+        <w:rPr>
+          <w:lang w:val="zh_TW" w:bidi="zh_TW"/>
+        </w:rPr>
+        <w:t>）。祂在十字架上受死之後，進入了祂的榮耀（</w:t>
+      </w:r>
+      <w:hyperlink r:id="rId75">
+        <w:r>
+          <w:rPr>
+            <w:lang w:val="zh_TW" w:bidi="zh_TW"/>
+          </w:rPr>
+          <w:rPr>
+            <w:color w:val="0000EE"/>
+            <w:u w:val="single"/>
+          </w:rPr>
+          <w:t>路24:26</w:t>
+        </w:r>
+      </w:hyperlink>
+      <w:r>
+        <w:rPr>
+          <w:lang w:val="zh_TW" w:bidi="zh_TW"/>
+        </w:rPr>
+        <w:t>），擁有一個全新的榮耀身體（</w:t>
+      </w:r>
+      <w:hyperlink r:id="rId76">
+        <w:r>
+          <w:rPr>
+            <w:lang w:val="zh_TW" w:bidi="zh_TW"/>
+          </w:rPr>
+          <w:rPr>
+            <w:color w:val="0000EE"/>
+            <w:u w:val="single"/>
+          </w:rPr>
+          <w:t>林前15:39–43</w:t>
+        </w:r>
+      </w:hyperlink>
+      <w:r>
+        <w:rPr>
+          <w:lang w:val="zh_TW" w:bidi="zh_TW"/>
+        </w:rPr>
+        <w:t>；</w:t>
+      </w:r>
+      <w:hyperlink r:id="rId77">
+        <w:r>
+          <w:rPr>
+            <w:lang w:val="zh_TW" w:bidi="zh_TW"/>
+          </w:rPr>
+          <w:rPr>
+            <w:color w:val="0000EE"/>
+            <w:u w:val="single"/>
+          </w:rPr>
+          <w:t>腓3:21</w:t>
+        </w:r>
+      </w:hyperlink>
+      <w:r>
+        <w:rPr>
+          <w:lang w:val="zh_TW" w:bidi="zh_TW"/>
+        </w:rPr>
+        <w:t>）。榮耀的基督向祂的僕人顯現。司提反看見了祂的榮耀（</w:t>
+      </w:r>
+      <w:hyperlink r:id="rId78">
+        <w:r>
+          <w:rPr>
+            <w:lang w:val="zh_TW" w:bidi="zh_TW"/>
+          </w:rPr>
+          <w:rPr>
+            <w:color w:val="0000EE"/>
+            <w:u w:val="single"/>
+          </w:rPr>
+          <w:t>徒7:55</w:t>
+        </w:r>
+      </w:hyperlink>
+      <w:r>
+        <w:rPr>
+          <w:lang w:val="zh_TW" w:bidi="zh_TW"/>
+        </w:rPr>
+        <w:t>），掃羅因祂的光輝而失明（</w:t>
+      </w:r>
+      <w:hyperlink r:id="rId79">
+        <w:r>
+          <w:rPr>
+            <w:lang w:val="zh_TW" w:bidi="zh_TW"/>
+          </w:rPr>
+          <w:rPr>
+            <w:color w:val="0000EE"/>
+            <w:u w:val="single"/>
+          </w:rPr>
+          <w:t>9:3</w:t>
+        </w:r>
+      </w:hyperlink>
+      <w:r>
+        <w:rPr>
+          <w:lang w:val="zh_TW" w:bidi="zh_TW"/>
+        </w:rPr>
+        <w:t>）。同一位基督被預言將以榮耀再來。祂將坐在寶座上施行審判（</w:t>
+      </w:r>
+      <w:hyperlink r:id="rId80">
+        <w:r>
+          <w:rPr>
+            <w:lang w:val="zh_TW" w:bidi="zh_TW"/>
+          </w:rPr>
+          <w:rPr>
+            <w:color w:val="0000EE"/>
+            <w:u w:val="single"/>
+          </w:rPr>
+          <w:t>太25:31</w:t>
+        </w:r>
+      </w:hyperlink>
+      <w:r>
+        <w:rPr>
+          <w:lang w:val="zh_TW" w:bidi="zh_TW"/>
+        </w:rPr>
+        <w:t>）；惡人將受到懲罰（</w:t>
+      </w:r>
+      <w:hyperlink r:id="rId81">
+        <w:r>
+          <w:rPr>
+            <w:lang w:val="zh_TW" w:bidi="zh_TW"/>
+          </w:rPr>
+          <w:rPr>
+            <w:color w:val="0000EE"/>
+            <w:u w:val="single"/>
+          </w:rPr>
+          <w:t>16:27，</w:t>
+        </w:r>
+      </w:hyperlink>
+      <w:hyperlink r:id="rId82">
+        <w:r>
+          <w:rPr>
+            <w:lang w:val="zh_TW" w:bidi="zh_TW"/>
+          </w:rPr>
+          <w:rPr>
+            <w:color w:val="0000EE"/>
+            <w:u w:val="single"/>
+          </w:rPr>
+          <w:t>24:30</w:t>
+        </w:r>
+      </w:hyperlink>
+      <w:r>
+        <w:rPr>
+          <w:lang w:val="zh_TW" w:bidi="zh_TW"/>
+        </w:rPr>
+        <w:t>；</w:t>
+      </w:r>
+      <w:hyperlink r:id="rId83">
+        <w:r>
+          <w:rPr>
+            <w:lang w:val="zh_TW" w:bidi="zh_TW"/>
+          </w:rPr>
+          <w:rPr>
+            <w:color w:val="0000EE"/>
+            <w:u w:val="single"/>
+          </w:rPr>
+          <w:t>可13:26</w:t>
+        </w:r>
+      </w:hyperlink>
+      <w:r>
+        <w:rPr>
+          <w:lang w:val="zh_TW" w:bidi="zh_TW"/>
+        </w:rPr>
+        <w:t>；</w:t>
+      </w:r>
+      <w:hyperlink r:id="rId84">
+        <w:r>
+          <w:rPr>
+            <w:lang w:val="zh_TW" w:bidi="zh_TW"/>
+          </w:rPr>
+          <w:rPr>
+            <w:color w:val="0000EE"/>
+            <w:u w:val="single"/>
+          </w:rPr>
+          <w:t>路21:27</w:t>
+        </w:r>
+      </w:hyperlink>
+      <w:r>
+        <w:rPr>
+          <w:lang w:val="zh_TW" w:bidi="zh_TW"/>
+        </w:rPr>
+        <w:t>；</w:t>
+      </w:r>
+      <w:hyperlink r:id="rId85">
+        <w:r>
+          <w:rPr>
+            <w:lang w:val="zh_TW" w:bidi="zh_TW"/>
+          </w:rPr>
+          <w:rPr>
+            <w:color w:val="0000EE"/>
+            <w:u w:val="single"/>
+          </w:rPr>
+          <w:t>帖後2:9–10</w:t>
+        </w:r>
+      </w:hyperlink>
+      <w:r>
+        <w:rPr>
+          <w:lang w:val="zh_TW" w:bidi="zh_TW"/>
+        </w:rPr>
+        <w:t>）。那些在人前承認祂的人，不必懼怕祂榮耀的顯現（</w:t>
+      </w:r>
+      <w:hyperlink r:id="rId86">
+        <w:r>
+          <w:rPr>
+            <w:lang w:val="zh_TW" w:bidi="zh_TW"/>
+          </w:rPr>
+          <w:rPr>
+            <w:color w:val="0000EE"/>
+            <w:u w:val="single"/>
+          </w:rPr>
+          <w:t>可8:38</w:t>
+        </w:r>
+      </w:hyperlink>
+      <w:r>
+        <w:rPr>
+          <w:lang w:val="zh_TW" w:bidi="zh_TW"/>
+        </w:rPr>
+        <w:t>）。</w:t>
+      </w:r>
+    </w:p>
+    <w:p>
+      <w:pPr/>
+      <w:r>
+        <w:rPr>
+          <w:lang w:val="zh_TW" w:bidi="zh_TW"/>
+        </w:rPr>
+      </w:r>
+      <w:r>
+        <w:rPr>
+          <w:lang w:val="zh_TW" w:bidi="zh_TW"/>
+        </w:rPr>
+        <w:t>到了成全的時候，全地將被祂的榮耀充滿（</w:t>
+      </w:r>
+      <w:hyperlink r:id="rId87">
+        <w:r>
+          <w:rPr>
+            <w:lang w:val="zh_TW" w:bidi="zh_TW"/>
+          </w:rPr>
+          <w:rPr>
+            <w:color w:val="0000EE"/>
+            <w:u w:val="single"/>
+          </w:rPr>
+          <w:t>詩72:19</w:t>
+        </w:r>
+      </w:hyperlink>
+      <w:r>
+        <w:rPr>
+          <w:lang w:val="zh_TW" w:bidi="zh_TW"/>
+        </w:rPr>
+        <w:t>；</w:t>
+      </w:r>
+      <w:hyperlink r:id="rId88">
+        <w:r>
+          <w:rPr>
+            <w:lang w:val="zh_TW" w:bidi="zh_TW"/>
+          </w:rPr>
+          <w:rPr>
+            <w:color w:val="0000EE"/>
+            <w:u w:val="single"/>
+          </w:rPr>
+          <w:t>賽6:3</w:t>
+        </w:r>
+      </w:hyperlink>
+      <w:r>
+        <w:rPr>
+          <w:lang w:val="zh_TW" w:bidi="zh_TW"/>
+        </w:rPr>
+        <w:t>；</w:t>
+      </w:r>
+      <w:hyperlink r:id="rId89">
+        <w:r>
+          <w:rPr>
+            <w:lang w:val="zh_TW" w:bidi="zh_TW"/>
+          </w:rPr>
+          <w:rPr>
+            <w:color w:val="0000EE"/>
+            <w:u w:val="single"/>
+          </w:rPr>
+          <w:t>哈2:14</w:t>
+        </w:r>
+      </w:hyperlink>
+      <w:r>
+        <w:rPr>
+          <w:lang w:val="zh_TW" w:bidi="zh_TW"/>
+        </w:rPr>
+        <w:t>）。屆時，不再有榮耀的雲彩停留在聖殿上標誌聖所，因為將有新天新地（</w:t>
+      </w:r>
+      <w:hyperlink r:id="rId90">
+        <w:r>
+          <w:rPr>
+            <w:lang w:val="zh_TW" w:bidi="zh_TW"/>
+          </w:rPr>
+          <w:rPr>
+            <w:color w:val="0000EE"/>
+            <w:u w:val="single"/>
+          </w:rPr>
+          <w:t>啟21:1</w:t>
+        </w:r>
+      </w:hyperlink>
+      <w:r>
+        <w:rPr>
+          <w:lang w:val="zh_TW" w:bidi="zh_TW"/>
+        </w:rPr>
+        <w:t>）。聖城將發出神榮耀的光輝（</w:t>
+      </w:r>
+      <w:hyperlink r:id="rId91">
+        <w:r>
+          <w:rPr>
+            <w:lang w:val="zh_TW" w:bidi="zh_TW"/>
+          </w:rPr>
+          <w:rPr>
+            <w:color w:val="0000EE"/>
+            <w:u w:val="single"/>
+          </w:rPr>
+          <w:t>10–11</w:t>
+        </w:r>
+      </w:hyperlink>
+      <w:r>
+        <w:rPr>
+          <w:lang w:val="zh_TW" w:bidi="zh_TW"/>
+        </w:rPr>
+        <w:t>節）。</w:t>
+      </w:r>
+    </w:p>
+    <w:p>
+      <w:pPr>
+        <w:pStyle w:val="Heading3"/>
+      </w:pPr>
+      <w:r>
+        <w:rPr>
+          <w:lang w:val="zh_TW" w:bidi="zh_TW"/>
+        </w:rPr>
+        <w:t>榮耀與神的百姓</w:t>
+      </w:r>
+    </w:p>
+    <w:p>
+      <w:pPr/>
+      <w:r>
+        <w:rPr>
+          <w:lang w:val="zh_TW" w:bidi="zh_TW"/>
+        </w:rPr>
+      </w:r>
+      <w:r>
+        <w:rPr>
+          <w:lang w:val="zh_TW" w:bidi="zh_TW"/>
+        </w:rPr>
+        <w:t>神的百姓已經經歷了神同在的榮耀。舊約中的榮耀的雲彩就是</w:t>
+      </w:r>
+      <w:r>
+        <w:rPr>
+          <w:i/>
+          <w:lang w:val="zh_TW" w:bidi="zh_TW"/>
+        </w:rPr>
+        <w:t>他們</w:t>
+      </w:r>
+      <w:r>
+        <w:rPr>
+          <w:lang w:val="zh_TW" w:bidi="zh_TW"/>
+        </w:rPr>
+        <w:t>的榮耀（</w:t>
+      </w:r>
+      <w:hyperlink r:id="rId57">
+        <w:r>
+          <w:rPr>
+            <w:lang w:val="zh_TW" w:bidi="zh_TW"/>
+          </w:rPr>
+          <w:rPr>
+            <w:color w:val="0000EE"/>
+            <w:u w:val="single"/>
+          </w:rPr>
+          <w:t>詩106:20</w:t>
+        </w:r>
+      </w:hyperlink>
+      <w:r>
+        <w:rPr>
+          <w:lang w:val="zh_TW" w:bidi="zh_TW"/>
+        </w:rPr>
+        <w:t>；</w:t>
+      </w:r>
+      <w:hyperlink r:id="rId92">
+        <w:r>
+          <w:rPr>
+            <w:lang w:val="zh_TW" w:bidi="zh_TW"/>
+          </w:rPr>
+          <w:rPr>
+            <w:color w:val="0000EE"/>
+            <w:u w:val="single"/>
+          </w:rPr>
+          <w:t>耶2:11</w:t>
+        </w:r>
+      </w:hyperlink>
+      <w:r>
+        <w:rPr>
+          <w:lang w:val="zh_TW" w:bidi="zh_TW"/>
+        </w:rPr>
+        <w:t>）。基督作為神榮耀的化身來到祂的百姓中間，當基督升天後，祂將聖靈賜給信徒（</w:t>
+      </w:r>
+      <w:hyperlink r:id="rId93">
+        <w:r>
+          <w:rPr>
+            <w:lang w:val="zh_TW" w:bidi="zh_TW"/>
+          </w:rPr>
+          <w:rPr>
+            <w:color w:val="0000EE"/>
+            <w:u w:val="single"/>
+          </w:rPr>
+          <w:t>約16:7–14</w:t>
+        </w:r>
+      </w:hyperlink>
+      <w:r>
+        <w:rPr>
+          <w:lang w:val="zh_TW" w:bidi="zh_TW"/>
+        </w:rPr>
+        <w:t>），使神可以住在祂的百姓中間。為基督名受苦的人，榮耀的靈住在他們身上（</w:t>
+      </w:r>
+      <w:hyperlink r:id="rId94">
+        <w:r>
+          <w:rPr>
+            <w:lang w:val="zh_TW" w:bidi="zh_TW"/>
+          </w:rPr>
+          <w:rPr>
+            <w:color w:val="0000EE"/>
+            <w:u w:val="single"/>
+          </w:rPr>
+          <w:t>彼前4:14</w:t>
+        </w:r>
+      </w:hyperlink>
+      <w:r>
+        <w:rPr>
+          <w:lang w:val="zh_TW" w:bidi="zh_TW"/>
+        </w:rPr>
+        <w:t>）；這靈是聖徒榮耀基業的保證（</w:t>
+      </w:r>
+      <w:hyperlink r:id="rId95">
+        <w:r>
+          <w:rPr>
+            <w:lang w:val="zh_TW" w:bidi="zh_TW"/>
+          </w:rPr>
+          <w:rPr>
+            <w:color w:val="0000EE"/>
+            <w:u w:val="single"/>
+          </w:rPr>
+          <w:t>羅8:16–17</w:t>
+        </w:r>
+      </w:hyperlink>
+      <w:r>
+        <w:rPr>
+          <w:lang w:val="zh_TW" w:bidi="zh_TW"/>
+        </w:rPr>
+        <w:t>）。</w:t>
+      </w:r>
+    </w:p>
+    <w:p>
+      <w:pPr/>
+      <w:r>
+        <w:rPr>
+          <w:lang w:val="zh_TW" w:bidi="zh_TW"/>
+        </w:rPr>
+      </w:r>
+      <w:r>
+        <w:rPr>
+          <w:lang w:val="zh_TW" w:bidi="zh_TW"/>
+        </w:rPr>
+        <w:t>神賜給祂百姓「榮耀的盼望」（</w:t>
+      </w:r>
+      <w:hyperlink r:id="rId96">
+        <w:r>
+          <w:rPr>
+            <w:lang w:val="zh_TW" w:bidi="zh_TW"/>
+          </w:rPr>
+          <w:rPr>
+            <w:color w:val="0000EE"/>
+            <w:u w:val="single"/>
+          </w:rPr>
+          <w:t>羅5:2</w:t>
+        </w:r>
+      </w:hyperlink>
+      <w:r>
+        <w:rPr>
+          <w:lang w:val="zh_TW" w:bidi="zh_TW"/>
+        </w:rPr>
+        <w:t>；</w:t>
+      </w:r>
+      <w:hyperlink r:id="rId77">
+        <w:r>
+          <w:rPr>
+            <w:lang w:val="zh_TW" w:bidi="zh_TW"/>
+          </w:rPr>
+          <w:rPr>
+            <w:color w:val="0000EE"/>
+            <w:u w:val="single"/>
+          </w:rPr>
+          <w:t>腓3:21</w:t>
+        </w:r>
+      </w:hyperlink>
+      <w:r>
+        <w:rPr>
+          <w:lang w:val="zh_TW" w:bidi="zh_TW"/>
+        </w:rPr>
+        <w:t>；</w:t>
+      </w:r>
+      <w:hyperlink r:id="rId97">
+        <w:r>
+          <w:rPr>
+            <w:lang w:val="zh_TW" w:bidi="zh_TW"/>
+          </w:rPr>
+          <w:rPr>
+            <w:color w:val="0000EE"/>
+            <w:u w:val="single"/>
+          </w:rPr>
+          <w:t>西1:27</w:t>
+        </w:r>
+      </w:hyperlink>
+      <w:r>
+        <w:rPr>
+          <w:lang w:val="zh_TW" w:bidi="zh_TW"/>
+        </w:rPr>
+        <w:t>；</w:t>
+      </w:r>
+      <w:hyperlink r:id="rId98">
+        <w:r>
+          <w:rPr>
+            <w:lang w:val="zh_TW" w:bidi="zh_TW"/>
+          </w:rPr>
+          <w:rPr>
+            <w:color w:val="0000EE"/>
+            <w:u w:val="single"/>
+          </w:rPr>
+          <w:t>猶24–25</w:t>
+        </w:r>
+      </w:hyperlink>
+      <w:r>
+        <w:rPr>
+          <w:lang w:val="zh_TW" w:bidi="zh_TW"/>
+        </w:rPr>
+        <w:t>）。那些祂所揀選的人，祂也必使他們得榮耀（</w:t>
+      </w:r>
+      <w:hyperlink r:id="rId99">
+        <w:r>
+          <w:rPr>
+            <w:lang w:val="zh_TW" w:bidi="zh_TW"/>
+          </w:rPr>
+          <w:rPr>
+            <w:color w:val="0000EE"/>
+            <w:u w:val="single"/>
+          </w:rPr>
+          <w:t>羅8:30，</w:t>
+        </w:r>
+      </w:hyperlink>
+      <w:hyperlink r:id="rId100">
+        <w:r>
+          <w:rPr>
+            <w:lang w:val="zh_TW" w:bidi="zh_TW"/>
+          </w:rPr>
+          <w:rPr>
+            <w:color w:val="0000EE"/>
+            <w:u w:val="single"/>
+          </w:rPr>
+          <w:t>9:23</w:t>
+        </w:r>
+      </w:hyperlink>
+      <w:r>
+        <w:rPr>
+          <w:lang w:val="zh_TW" w:bidi="zh_TW"/>
+        </w:rPr>
+        <w:t>）；他們將在基督裡分享祂的榮耀（</w:t>
+      </w:r>
+      <w:hyperlink r:id="rId101">
+        <w:r>
+          <w:rPr>
+            <w:lang w:val="zh_TW" w:bidi="zh_TW"/>
+          </w:rPr>
+          <w:rPr>
+            <w:color w:val="0000EE"/>
+            <w:u w:val="single"/>
+          </w:rPr>
+          <w:t>西3:4</w:t>
+        </w:r>
+      </w:hyperlink>
+      <w:r>
+        <w:rPr>
+          <w:lang w:val="zh_TW" w:bidi="zh_TW"/>
+        </w:rPr>
+        <w:t>；</w:t>
+      </w:r>
+      <w:hyperlink r:id="rId102">
+        <w:r>
+          <w:rPr>
+            <w:lang w:val="zh_TW" w:bidi="zh_TW"/>
+          </w:rPr>
+          <w:rPr>
+            <w:color w:val="0000EE"/>
+            <w:u w:val="single"/>
+          </w:rPr>
+          <w:t>帖後2:14</w:t>
+        </w:r>
+      </w:hyperlink>
+      <w:r>
+        <w:rPr>
+          <w:lang w:val="zh_TW" w:bidi="zh_TW"/>
+        </w:rPr>
+        <w:t>；</w:t>
+      </w:r>
+      <w:hyperlink r:id="rId103">
+        <w:r>
+          <w:rPr>
+            <w:lang w:val="zh_TW" w:bidi="zh_TW"/>
+          </w:rPr>
+          <w:rPr>
+            <w:color w:val="0000EE"/>
+            <w:u w:val="single"/>
+          </w:rPr>
+          <w:t>提後2:10</w:t>
+        </w:r>
+      </w:hyperlink>
+      <w:r>
+        <w:rPr>
+          <w:lang w:val="zh_TW" w:bidi="zh_TW"/>
+        </w:rPr>
+        <w:t>）。今世的苦楚與將來要顯於我們的榮耀無法相比（</w:t>
+      </w:r>
+      <w:hyperlink r:id="rId104">
+        <w:r>
+          <w:rPr>
+            <w:lang w:val="zh_TW" w:bidi="zh_TW"/>
+          </w:rPr>
+          <w:rPr>
+            <w:color w:val="0000EE"/>
+            <w:u w:val="single"/>
+          </w:rPr>
+          <w:t>羅8:18</w:t>
+        </w:r>
+      </w:hyperlink>
+      <w:r>
+        <w:rPr>
+          <w:lang w:val="zh_TW" w:bidi="zh_TW"/>
+        </w:rPr>
+        <w:t>；</w:t>
+      </w:r>
+      <w:hyperlink r:id="rId105">
+        <w:r>
+          <w:rPr>
+            <w:lang w:val="zh_TW" w:bidi="zh_TW"/>
+          </w:rPr>
+          <w:rPr>
+            <w:color w:val="0000EE"/>
+            <w:u w:val="single"/>
+          </w:rPr>
+          <w:t>林後4:17</w:t>
+        </w:r>
+      </w:hyperlink>
+      <w:r>
+        <w:rPr>
+          <w:lang w:val="zh_TW" w:bidi="zh_TW"/>
+        </w:rPr>
+        <w:t>）。整個受造界渴望看見神兒女自由的榮耀（</w:t>
+      </w:r>
+      <w:hyperlink r:id="rId106">
+        <w:r>
+          <w:rPr>
+            <w:lang w:val="zh_TW" w:bidi="zh_TW"/>
+          </w:rPr>
+          <w:rPr>
+            <w:color w:val="0000EE"/>
+            <w:u w:val="single"/>
+          </w:rPr>
+          <w:t>羅8:21</w:t>
+        </w:r>
+      </w:hyperlink>
+      <w:r>
+        <w:rPr>
+          <w:lang w:val="zh_TW" w:bidi="zh_TW"/>
+        </w:rPr>
+        <w:t>）。這樣的榮耀盼望如此確定，以致彼得甚至可以在今世就說自己同享基督的榮耀（</w:t>
+      </w:r>
+      <w:hyperlink r:id="rId107">
+        <w:r>
+          <w:rPr>
+            <w:lang w:val="zh_TW" w:bidi="zh_TW"/>
+          </w:rPr>
+          <w:rPr>
+            <w:color w:val="0000EE"/>
+            <w:u w:val="single"/>
+          </w:rPr>
+          <w:t>彼前5:1</w:t>
+        </w:r>
+      </w:hyperlink>
+      <w:r>
+        <w:rPr>
+          <w:lang w:val="zh_TW" w:bidi="zh_TW"/>
+        </w:rPr>
+        <w:t>），同時也仰望那永恆的榮耀（見</w:t>
+      </w:r>
+      <w:hyperlink r:id="rId108">
+        <w:r>
+          <w:rPr>
+            <w:lang w:val="zh_TW" w:bidi="zh_TW"/>
+          </w:rPr>
+          <w:rPr>
+            <w:color w:val="0000EE"/>
+            <w:u w:val="single"/>
+          </w:rPr>
+          <w:t>10</w:t>
+        </w:r>
+      </w:hyperlink>
+      <w:r>
+        <w:rPr>
+          <w:lang w:val="zh_TW" w:bidi="zh_TW"/>
+        </w:rPr>
+        <w:t>節）。作為基督榮耀的分享者，教會被召去榮耀神。因著他們內心的盼望，他們潔淨自己（</w:t>
+      </w:r>
+      <w:hyperlink r:id="rId109">
+        <w:r>
+          <w:rPr>
+            <w:lang w:val="zh_TW" w:bidi="zh_TW"/>
+          </w:rPr>
+          <w:rPr>
+            <w:color w:val="0000EE"/>
+            <w:u w:val="single"/>
+          </w:rPr>
+          <w:t>約一3:3</w:t>
+        </w:r>
+      </w:hyperlink>
+      <w:r>
+        <w:rPr>
+          <w:lang w:val="zh_TW" w:bidi="zh_TW"/>
+        </w:rPr>
+        <w:t>）。</w:t>
+      </w:r>
+    </w:p>
+    <w:p>
+      <w:pPr/>
+      <w:r>
+        <w:rPr>
+          <w:lang w:val="zh_TW" w:bidi="zh_TW"/>
+        </w:rPr>
+      </w:r>
+      <w:r>
+        <w:rPr>
+          <w:i/>
+          <w:lang w:val="zh_TW" w:bidi="zh_TW"/>
+        </w:rPr>
+        <w:t>另見</w:t>
       </w:r>
       <w:r>
         <w:rPr>
@@ -992,7 +2233,67 @@
         <w:rPr>
           <w:lang w:val="zh_TW" w:bidi="zh_TW"/>
         </w:rPr>
-        <w:t>使徒保羅</w:t>
+        <w:t>誇耀</w:t>
+      </w:r>
+      <w:r>
+        <w:rPr>
+          <w:lang w:val="zh_TW" w:bidi="zh_TW"/>
+        </w:rPr>
+        <w:t>；</w:t>
+      </w:r>
+      <w:r>
+        <w:rPr>
+          <w:lang w:val="zh_TW" w:bidi="zh_TW"/>
+        </w:rPr>
+        <w:t>神的存在與屬性</w:t>
+      </w:r>
+      <w:r>
+        <w:rPr>
+          <w:lang w:val="zh_TW" w:bidi="zh_TW"/>
+        </w:rPr>
+        <w:t>；</w:t>
+      </w:r>
+      <w:r>
+        <w:rPr>
+          <w:lang w:val="zh_TW" w:bidi="zh_TW"/>
+        </w:rPr>
+        <w:t>火柱與雲柱</w:t>
+      </w:r>
+      <w:r>
+        <w:rPr>
+          <w:lang w:val="zh_TW" w:bidi="zh_TW"/>
+        </w:rPr>
+        <w:t>；</w:t>
+      </w:r>
+      <w:r>
+        <w:rPr>
+          <w:lang w:val="zh_TW" w:bidi="zh_TW"/>
+        </w:rPr>
+        <w:t>舍吉拿</w:t>
+      </w:r>
+      <w:r>
+        <w:rPr>
+          <w:lang w:val="zh_TW" w:bidi="zh_TW"/>
+        </w:rPr>
+        <w:t>；</w:t>
+      </w:r>
+      <w:r>
+        <w:rPr>
+          <w:lang w:val="zh_TW" w:bidi="zh_TW"/>
+        </w:rPr>
+        <w:t>神顯現</w:t>
+      </w:r>
+      <w:r>
+        <w:rPr>
+          <w:lang w:val="zh_TW" w:bidi="zh_TW"/>
+        </w:rPr>
+        <w:t>；</w:t>
+      </w:r>
+      <w:r>
+        <w:rPr>
+          <w:lang w:val="zh_TW" w:bidi="zh_TW"/>
+        </w:rPr>
+        <w:t>財富</w:t>
       </w:r>
       <w:r>
         <w:rPr>
@@ -2900,12 +4201,6 @@
   </w:num>
   <w:num w:numId="13" w16cid:durableId="592781308">
     <w:abstractNumId w:val="11"/>
-  </w:num>
-  <w:num w:numId="14">
-    <w:abstractNumId w:val="3"/>
-    <w:lvlOverride w:ilvl="0">
-      <w:startOverride w:val="1"/>
-    </w:lvlOverride>
   </w:num>
   <w:numIdMacAtCleanup w:val="10"/>
 </w:numbering>

--- a/zht/docx/135.content.docx
+++ b/zht/docx/135.content.docx
@@ -149,7 +149,7 @@
         <w:rPr>
           <w:lang w:val="zh_TW" w:bidi="zh_TW"/>
         </w:rPr>
-        <w:t>rong</w:t>
+        <w:t>ran</w:t>
       </w:r>
       <w:r>
         <w:rPr>
@@ -212,7 +212,7 @@
         <w:rPr>
           <w:lang w:val="zh_TW" w:bidi="zh_TW"/>
         </w:rPr>
-        <w:t>榮耀</w:t>
+        <w:t>燃燒的荊棘</w:t>
       </w:r>
       <w:r>
         <w:rPr>
@@ -231,57 +231,7 @@
         <w:rPr>
           <w:lang w:val="zh_TW" w:bidi="zh_TW"/>
         </w:rPr>
-        <w:t>神的獨特的榮光及其對人的影響。</w:t>
-      </w:r>
-    </w:p>
-    <w:p>
-      <w:pPr>
-        <w:pStyle w:val="Heading3"/>
-      </w:pPr>
-      <w:r>
-        <w:rPr>
-          <w:lang w:val="zh_TW" w:bidi="zh_TW"/>
-        </w:rPr>
-        <w:t>神的榮耀</w:t>
-      </w:r>
-    </w:p>
-    <w:p>
-      <w:pPr/>
-      <w:r>
-        <w:rPr>
-          <w:lang w:val="zh_TW" w:bidi="zh_TW"/>
-        </w:rPr>
-      </w:r>
-      <w:r>
-        <w:rPr>
-          <w:lang w:val="zh_TW" w:bidi="zh_TW"/>
-        </w:rPr>
-        <w:t>神的榮耀可以從兩個方面來描述：（1）作為一種普遍的屬性（attribute)；（2）作為指特定歷史中祂臨在的顯現。</w:t>
-      </w:r>
-    </w:p>
-    <w:p>
-      <w:pPr>
-        <w:pStyle w:val="Heading4"/>
-      </w:pPr>
-      <w:r>
-        <w:rPr>
-          <w:lang w:val="zh_TW" w:bidi="zh_TW"/>
-        </w:rPr>
-        <w:t>作為屬性</w:t>
-      </w:r>
-    </w:p>
-    <w:p>
-      <w:pPr/>
-      <w:r>
-        <w:rPr>
-          <w:lang w:val="zh_TW" w:bidi="zh_TW"/>
-        </w:rPr>
-      </w:r>
-      <w:r>
-        <w:rPr>
-          <w:lang w:val="zh_TW" w:bidi="zh_TW"/>
-        </w:rPr>
-        <w:t>神的榮耀主要指祂的威嚴之美和和榮光，也指祂品格的彰顯（</w:t>
+        <w:t>摩西在何烈山的荊棘火焰中遇見神，並被差派帶領以色列的百姓出埃及（</w:t>
       </w:r>
       <w:hyperlink r:id="rId13">
         <w:r>
@@ -292,14 +242,32 @@
             <w:color w:val="0000EE"/>
             <w:u w:val="single"/>
           </w:rPr>
-          <w:t>羅3:23</w:t>
+          <w:t>出3:1</w:t>
         </w:r>
       </w:hyperlink>
       <w:r>
         <w:rPr>
           <w:lang w:val="zh_TW" w:bidi="zh_TW"/>
         </w:rPr>
-        <w:t>）。聖經記載讚美祂榮耀的名（</w:t>
+        <w:t>–</w:t>
+      </w:r>
+      <w:hyperlink r:id="rId13">
+        <w:r>
+          <w:rPr>
+            <w:lang w:val="zh_TW" w:bidi="zh_TW"/>
+          </w:rPr>
+          <w:rPr>
+            <w:color w:val="0000EE"/>
+            <w:u w:val="single"/>
+          </w:rPr>
+          <w:t>15</w:t>
+        </w:r>
+      </w:hyperlink>
+      <w:r>
+        <w:rPr>
+          <w:lang w:val="zh_TW" w:bidi="zh_TW"/>
+        </w:rPr>
+        <w:t>；</w:t>
       </w:r>
       <w:hyperlink r:id="rId14">
         <w:r>
@@ -310,14 +278,14 @@
             <w:color w:val="0000EE"/>
             <w:u w:val="single"/>
           </w:rPr>
-          <w:t>尼9:5</w:t>
+          <w:t>可12:26</w:t>
         </w:r>
       </w:hyperlink>
       <w:r>
         <w:rPr>
           <w:lang w:val="zh_TW" w:bidi="zh_TW"/>
         </w:rPr>
-        <w:t>），稱祂為榮耀的父（</w:t>
+        <w:t>；</w:t>
       </w:r>
       <w:hyperlink r:id="rId15">
         <w:r>
@@ -328,14 +296,14 @@
             <w:color w:val="0000EE"/>
             <w:u w:val="single"/>
           </w:rPr>
-          <w:t>弗1:17</w:t>
+          <w:t>路20:37</w:t>
         </w:r>
       </w:hyperlink>
       <w:r>
         <w:rPr>
           <w:lang w:val="zh_TW" w:bidi="zh_TW"/>
         </w:rPr>
-        <w:t>）和榮耀的王（</w:t>
+        <w:t>；</w:t>
       </w:r>
       <w:hyperlink r:id="rId16">
         <w:r>
@@ -346,14 +314,32 @@
             <w:color w:val="0000EE"/>
             <w:u w:val="single"/>
           </w:rPr>
-          <w:t>詩24篇</w:t>
+          <w:t>徒7:30</w:t>
         </w:r>
       </w:hyperlink>
       <w:r>
         <w:rPr>
           <w:lang w:val="zh_TW" w:bidi="zh_TW"/>
         </w:rPr>
-        <w:t>）；祂被高舉在諸天之上，祂的榮耀遍滿全地（</w:t>
+        <w:t>–</w:t>
+      </w:r>
+      <w:hyperlink r:id="rId16">
+        <w:r>
+          <w:rPr>
+            <w:lang w:val="zh_TW" w:bidi="zh_TW"/>
+          </w:rPr>
+          <w:rPr>
+            <w:color w:val="0000EE"/>
+            <w:u w:val="single"/>
+          </w:rPr>
+          <w:t>34</w:t>
+        </w:r>
+      </w:hyperlink>
+      <w:r>
+        <w:rPr>
+          <w:lang w:val="zh_TW" w:bidi="zh_TW"/>
+        </w:rPr>
+        <w:t>）。荊棘燃燒卻不被燒毀的奧秘，使神向摩西啟示了祂的名：「我是自有永有的。」燃燒的荊棘是神顯現，是神同在的可見神蹟。在聖經中，神的榮耀經常與雲、火和煙相聯繫（見</w:t>
       </w:r>
       <w:hyperlink r:id="rId17">
         <w:r>
@@ -364,7 +350,7 @@
             <w:color w:val="0000EE"/>
             <w:u w:val="single"/>
           </w:rPr>
-          <w:t>詩57:5、11，</w:t>
+          <w:t>出13:21，</w:t>
         </w:r>
       </w:hyperlink>
       <w:hyperlink r:id="rId18">
@@ -376,9 +362,15 @@
             <w:color w:val="0000EE"/>
             <w:u w:val="single"/>
           </w:rPr>
-          <w:t>108:5，</w:t>
+          <w:t>19:18</w:t>
         </w:r>
       </w:hyperlink>
+      <w:r>
+        <w:rPr>
+          <w:lang w:val="zh_TW" w:bidi="zh_TW"/>
+        </w:rPr>
+        <w:t>；</w:t>
+      </w:r>
       <w:hyperlink r:id="rId19">
         <w:r>
           <w:rPr>
@@ -388,14 +380,32 @@
             <w:color w:val="0000EE"/>
             <w:u w:val="single"/>
           </w:rPr>
-          <w:t>113:4</w:t>
+          <w:t>王上8:10</w:t>
         </w:r>
       </w:hyperlink>
       <w:r>
         <w:rPr>
           <w:lang w:val="zh_TW" w:bidi="zh_TW"/>
         </w:rPr>
-        <w:t>）。祂是榮耀的神，曾向舊約的族長顯現（</w:t>
+        <w:t>–</w:t>
+      </w:r>
+      <w:hyperlink r:id="rId19">
+        <w:r>
+          <w:rPr>
+            <w:lang w:val="zh_TW" w:bidi="zh_TW"/>
+          </w:rPr>
+          <w:rPr>
+            <w:color w:val="0000EE"/>
+            <w:u w:val="single"/>
+          </w:rPr>
+          <w:t>11</w:t>
+        </w:r>
+      </w:hyperlink>
+      <w:r>
+        <w:rPr>
+          <w:lang w:val="zh_TW" w:bidi="zh_TW"/>
+        </w:rPr>
+        <w:t>；</w:t>
       </w:r>
       <w:hyperlink r:id="rId20">
         <w:r>
@@ -406,15 +416,9 @@
             <w:color w:val="0000EE"/>
             <w:u w:val="single"/>
           </w:rPr>
-          <w:t>徒7:2</w:t>
+          <w:t>王下1:12，</w:t>
         </w:r>
       </w:hyperlink>
-      <w:r>
-        <w:rPr>
-          <w:lang w:val="zh_TW" w:bidi="zh_TW"/>
-        </w:rPr>
-        <w:t>）。祂嫉妒地維護祂的榮耀，不容讓歸予他人（</w:t>
-      </w:r>
       <w:hyperlink r:id="rId21">
         <w:r>
           <w:rPr>
@@ -424,14 +428,14 @@
             <w:color w:val="0000EE"/>
             <w:u w:val="single"/>
           </w:rPr>
-          <w:t>賽42:8</w:t>
+          <w:t>2:11</w:t>
         </w:r>
       </w:hyperlink>
       <w:r>
         <w:rPr>
           <w:lang w:val="zh_TW" w:bidi="zh_TW"/>
         </w:rPr>
-        <w:t>）；祂的作為旨在榮耀祂自己（</w:t>
+        <w:t>；</w:t>
       </w:r>
       <w:hyperlink r:id="rId22">
         <w:r>
@@ -442,7 +446,25 @@
             <w:color w:val="0000EE"/>
             <w:u w:val="single"/>
           </w:rPr>
-          <w:t>詩79:9</w:t>
+          <w:t>賽6:1</w:t>
+        </w:r>
+      </w:hyperlink>
+      <w:r>
+        <w:rPr>
+          <w:lang w:val="zh_TW" w:bidi="zh_TW"/>
+        </w:rPr>
+        <w:t>–</w:t>
+      </w:r>
+      <w:hyperlink r:id="rId22">
+        <w:r>
+          <w:rPr>
+            <w:lang w:val="zh_TW" w:bidi="zh_TW"/>
+          </w:rPr>
+          <w:rPr>
+            <w:color w:val="0000EE"/>
+            <w:u w:val="single"/>
+          </w:rPr>
+          <w:t>6</w:t>
         </w:r>
       </w:hyperlink>
       <w:r>
@@ -460,28 +482,14 @@
             <w:color w:val="0000EE"/>
             <w:u w:val="single"/>
           </w:rPr>
-          <w:t>賽48:11</w:t>
+          <w:t>帖後1:7</w:t>
         </w:r>
       </w:hyperlink>
       <w:r>
         <w:rPr>
           <w:lang w:val="zh_TW" w:bidi="zh_TW"/>
         </w:rPr>
-        <w:t>）。</w:t>
-      </w:r>
-    </w:p>
-    <w:p>
-      <w:pPr/>
-      <w:r>
-        <w:rPr>
-          <w:lang w:val="zh_TW" w:bidi="zh_TW"/>
-        </w:rPr>
-      </w:r>
-      <w:r>
-        <w:rPr>
-          <w:lang w:val="zh_TW" w:bidi="zh_TW"/>
-        </w:rPr>
-        <w:t>神的榮耀由受造之物所宣揚（</w:t>
+        <w:t>；</w:t>
       </w:r>
       <w:hyperlink r:id="rId24">
         <w:r>
@@ -492,7 +500,7 @@
             <w:color w:val="0000EE"/>
             <w:u w:val="single"/>
           </w:rPr>
-          <w:t>詩19:1，</w:t>
+          <w:t>啟1:14，</w:t>
         </w:r>
       </w:hyperlink>
       <w:hyperlink r:id="rId25">
@@ -504,14 +512,28 @@
             <w:color w:val="0000EE"/>
             <w:u w:val="single"/>
           </w:rPr>
-          <w:t>97:6</w:t>
+          <w:t>19:12</w:t>
         </w:r>
       </w:hyperlink>
       <w:r>
         <w:rPr>
           <w:lang w:val="zh_TW" w:bidi="zh_TW"/>
         </w:rPr>
-        <w:t>；</w:t>
+        <w:t>）。</w:t>
+      </w:r>
+    </w:p>
+    <w:p>
+      <w:pPr/>
+      <w:r>
+        <w:rPr>
+          <w:lang w:val="zh_TW" w:bidi="zh_TW"/>
+        </w:rPr>
+      </w:r>
+      <w:r>
+        <w:rPr>
+          <w:lang w:val="zh_TW" w:bidi="zh_TW"/>
+        </w:rPr>
+        <w:t>燃燒的荊棘象徵神的聖潔。摩西被吩咐脫鞋，因為他所站之地是聖地（</w:t>
       </w:r>
       <w:hyperlink r:id="rId26">
         <w:r>
@@ -522,14 +544,14 @@
             <w:color w:val="0000EE"/>
             <w:u w:val="single"/>
           </w:rPr>
-          <w:t>羅1:20</w:t>
+          <w:t>出3:5</w:t>
         </w:r>
       </w:hyperlink>
       <w:r>
         <w:rPr>
           <w:lang w:val="zh_TW" w:bidi="zh_TW"/>
         </w:rPr>
-        <w:t>），也藉著祂拯救和解救的偉大行動彰顯（</w:t>
+        <w:t>）。埃及的神常被認為居於幽暗之中，但以色列的神卻居於人不能接近的光中（</w:t>
       </w:r>
       <w:hyperlink r:id="rId27">
         <w:r>
@@ -540,211 +562,14 @@
             <w:color w:val="0000EE"/>
             <w:u w:val="single"/>
           </w:rPr>
-          <w:t>代上16:24</w:t>
+          <w:t>提前6:16</w:t>
         </w:r>
       </w:hyperlink>
       <w:r>
         <w:rPr>
           <w:lang w:val="zh_TW" w:bidi="zh_TW"/>
         </w:rPr>
-        <w:t>；</w:t>
-      </w:r>
-      <w:hyperlink r:id="rId28">
-        <w:r>
-          <w:rPr>
-            <w:lang w:val="zh_TW" w:bidi="zh_TW"/>
-          </w:rPr>
-          <w:rPr>
-            <w:color w:val="0000EE"/>
-            <w:u w:val="single"/>
-          </w:rPr>
-          <w:t>詩72:18–19，</w:t>
-        </w:r>
-      </w:hyperlink>
-      <w:hyperlink r:id="rId29">
-        <w:r>
-          <w:rPr>
-            <w:lang w:val="zh_TW" w:bidi="zh_TW"/>
-          </w:rPr>
-          <w:rPr>
-            <w:color w:val="0000EE"/>
-            <w:u w:val="single"/>
-          </w:rPr>
-          <w:t>96:3，</w:t>
-        </w:r>
-      </w:hyperlink>
-      <w:hyperlink r:id="rId30">
-        <w:r>
-          <w:rPr>
-            <w:lang w:val="zh_TW" w:bidi="zh_TW"/>
-          </w:rPr>
-          <w:rPr>
-            <w:color w:val="0000EE"/>
-            <w:u w:val="single"/>
-          </w:rPr>
-          <w:t>145:10–12</w:t>
-        </w:r>
-      </w:hyperlink>
-      <w:r>
-        <w:rPr>
-          <w:lang w:val="zh_TW" w:bidi="zh_TW"/>
-        </w:rPr>
-        <w:t>；</w:t>
-      </w:r>
-      <w:hyperlink r:id="rId31">
-        <w:r>
-          <w:rPr>
-            <w:lang w:val="zh_TW" w:bidi="zh_TW"/>
-          </w:rPr>
-          <w:rPr>
-            <w:color w:val="0000EE"/>
-            <w:u w:val="single"/>
-          </w:rPr>
-          <w:t>約11:4、40</w:t>
-        </w:r>
-      </w:hyperlink>
-      <w:r>
-        <w:rPr>
-          <w:lang w:val="zh_TW" w:bidi="zh_TW"/>
-        </w:rPr>
-        <w:t>）。祂的榮耀是人讚美祂的主題（</w:t>
-      </w:r>
-      <w:hyperlink r:id="rId32">
-        <w:r>
-          <w:rPr>
-            <w:lang w:val="zh_TW" w:bidi="zh_TW"/>
-          </w:rPr>
-          <w:rPr>
-            <w:color w:val="0000EE"/>
-            <w:u w:val="single"/>
-          </w:rPr>
-          <w:t>代上16:24–29</w:t>
-        </w:r>
-      </w:hyperlink>
-      <w:r>
-        <w:rPr>
-          <w:lang w:val="zh_TW" w:bidi="zh_TW"/>
-        </w:rPr>
-        <w:t>；</w:t>
-      </w:r>
-      <w:hyperlink r:id="rId33">
-        <w:r>
-          <w:rPr>
-            <w:lang w:val="zh_TW" w:bidi="zh_TW"/>
-          </w:rPr>
-          <w:rPr>
-            <w:color w:val="0000EE"/>
-            <w:u w:val="single"/>
-          </w:rPr>
-          <w:t>詩29:1–2、9，</w:t>
-        </w:r>
-      </w:hyperlink>
-      <w:hyperlink r:id="rId34">
-        <w:r>
-          <w:rPr>
-            <w:lang w:val="zh_TW" w:bidi="zh_TW"/>
-          </w:rPr>
-          <w:rPr>
-            <w:color w:val="0000EE"/>
-            <w:u w:val="single"/>
-          </w:rPr>
-          <w:t>66:1–2，</w:t>
-        </w:r>
-      </w:hyperlink>
-      <w:hyperlink r:id="rId35">
-        <w:r>
-          <w:rPr>
-            <w:lang w:val="zh_TW" w:bidi="zh_TW"/>
-          </w:rPr>
-          <w:rPr>
-            <w:color w:val="0000EE"/>
-            <w:u w:val="single"/>
-          </w:rPr>
-          <w:t>96:7–8，</w:t>
-        </w:r>
-      </w:hyperlink>
-      <w:hyperlink r:id="rId36">
-        <w:r>
-          <w:rPr>
-            <w:lang w:val="zh_TW" w:bidi="zh_TW"/>
-          </w:rPr>
-          <w:rPr>
-            <w:color w:val="0000EE"/>
-            <w:u w:val="single"/>
-          </w:rPr>
-          <w:t>115:1</w:t>
-        </w:r>
-      </w:hyperlink>
-      <w:r>
-        <w:rPr>
-          <w:lang w:val="zh_TW" w:bidi="zh_TW"/>
-        </w:rPr>
-        <w:t>；</w:t>
-      </w:r>
-      <w:hyperlink r:id="rId37">
-        <w:r>
-          <w:rPr>
-            <w:lang w:val="zh_TW" w:bidi="zh_TW"/>
-          </w:rPr>
-          <w:rPr>
-            <w:color w:val="0000EE"/>
-            <w:u w:val="single"/>
-          </w:rPr>
-          <w:t>賽42:12</w:t>
-        </w:r>
-      </w:hyperlink>
-      <w:r>
-        <w:rPr>
-          <w:lang w:val="zh_TW" w:bidi="zh_TW"/>
-        </w:rPr>
-        <w:t>；</w:t>
-      </w:r>
-      <w:hyperlink r:id="rId38">
-        <w:r>
-          <w:rPr>
-            <w:lang w:val="zh_TW" w:bidi="zh_TW"/>
-          </w:rPr>
-          <w:rPr>
-            <w:color w:val="0000EE"/>
-            <w:u w:val="single"/>
-          </w:rPr>
-          <w:t>羅4:20</w:t>
-        </w:r>
-      </w:hyperlink>
-      <w:r>
-        <w:rPr>
-          <w:lang w:val="zh_TW" w:bidi="zh_TW"/>
-        </w:rPr>
-        <w:t>；</w:t>
-      </w:r>
-      <w:hyperlink r:id="rId39">
-        <w:r>
-          <w:rPr>
-            <w:lang w:val="zh_TW" w:bidi="zh_TW"/>
-          </w:rPr>
-          <w:rPr>
-            <w:color w:val="0000EE"/>
-            <w:u w:val="single"/>
-          </w:rPr>
-          <w:t>腓2:9–11</w:t>
-        </w:r>
-      </w:hyperlink>
-      <w:r>
-        <w:rPr>
-          <w:lang w:val="zh_TW" w:bidi="zh_TW"/>
-        </w:rPr>
-        <w:t>）。</w:t>
-      </w:r>
-    </w:p>
-    <w:p>
-      <w:pPr>
-        <w:pStyle w:val="Heading4"/>
-      </w:pPr>
-      <w:r>
-        <w:rPr>
-          <w:lang w:val="zh_TW" w:bidi="zh_TW"/>
-        </w:rPr>
-        <w:t>作為祂的臨在</w:t>
+        <w:t>）。燃燒的荊棘象徵著神的旨意不是要毀滅祂的子民，而是要拯救他們，帶領他們脫離埃及的奴役，進入應許之地。</w:t>
       </w:r>
     </w:p>
     <w:p>
@@ -756,1471 +581,9 @@
       </w:r>
       <w:r>
         <w:rPr>
-          <w:lang w:val="zh_TW" w:bidi="zh_TW"/>
-        </w:rPr>
-        <w:t>提到主的榮耀時，通常是指祂臨在的特定歷史顯現；這些場合通常與光和火的意象密切相關。最典型的例子是猶太拉比文獻中所稱的「舍吉拿榮耀（Shekinah Glory）」，意為「居住的榮耀」，主要指舊約中神在雲柱和火柱中的臨在。</w:t>
-      </w:r>
-    </w:p>
-    <w:p>
-      <w:pPr/>
-      <w:r>
-        <w:rPr>
-          <w:lang w:val="zh_TW" w:bidi="zh_TW"/>
-        </w:rPr>
-      </w:r>
-      <w:r>
-        <w:rPr>
-          <w:lang w:val="zh_TW" w:bidi="zh_TW"/>
-        </w:rPr>
-        <w:t>首次明確提到榮耀的雲彩的經文出現在</w:t>
-      </w:r>
-      <w:hyperlink r:id="rId40">
-        <w:r>
-          <w:rPr>
-            <w:lang w:val="zh_TW" w:bidi="zh_TW"/>
-          </w:rPr>
-          <w:rPr>
-            <w:color w:val="0000EE"/>
-            <w:u w:val="single"/>
-          </w:rPr>
-          <w:t>出埃及記十三章21至22節</w:t>
-        </w:r>
-      </w:hyperlink>
-      <w:r>
-        <w:rPr>
-          <w:lang w:val="zh_TW" w:bidi="zh_TW"/>
-        </w:rPr>
-        <w:t>。在出埃及事件中，神的榮耀顯現在雲柱和火柱中，引領百姓穿越海洋和曠野（</w:t>
-      </w:r>
-      <w:hyperlink r:id="rId41">
-        <w:r>
-          <w:rPr>
-            <w:lang w:val="zh_TW" w:bidi="zh_TW"/>
-          </w:rPr>
-          <w:rPr>
-            <w:color w:val="0000EE"/>
-            <w:u w:val="single"/>
-          </w:rPr>
-          <w:t>尼9:11–12、19</w:t>
-        </w:r>
-      </w:hyperlink>
-      <w:r>
-        <w:rPr>
-          <w:lang w:val="zh_TW" w:bidi="zh_TW"/>
-        </w:rPr>
-        <w:t>）。在西奈山，當以色列人安營在山下時，神的榮耀伴隨雲和火降臨，向摩西說話，並讓百姓看見（</w:t>
-      </w:r>
-      <w:hyperlink r:id="rId42">
-        <w:r>
-          <w:rPr>
-            <w:lang w:val="zh_TW" w:bidi="zh_TW"/>
-          </w:rPr>
-          <w:rPr>
-            <w:color w:val="0000EE"/>
-            <w:u w:val="single"/>
-          </w:rPr>
-          <w:t>出19:9、16–18，</w:t>
-        </w:r>
-      </w:hyperlink>
-      <w:hyperlink r:id="rId43">
-        <w:r>
-          <w:rPr>
-            <w:lang w:val="zh_TW" w:bidi="zh_TW"/>
-          </w:rPr>
-          <w:rPr>
-            <w:color w:val="0000EE"/>
-            <w:u w:val="single"/>
-          </w:rPr>
-          <w:t>24:15–18</w:t>
-        </w:r>
-      </w:hyperlink>
-      <w:r>
-        <w:rPr>
-          <w:lang w:val="zh_TW" w:bidi="zh_TW"/>
-        </w:rPr>
-        <w:t>；</w:t>
-      </w:r>
-      <w:hyperlink r:id="rId44">
-        <w:r>
-          <w:rPr>
-            <w:lang w:val="zh_TW" w:bidi="zh_TW"/>
-          </w:rPr>
-          <w:rPr>
-            <w:color w:val="0000EE"/>
-            <w:u w:val="single"/>
-          </w:rPr>
-          <w:t>申5:5、22–24</w:t>
-        </w:r>
-      </w:hyperlink>
-      <w:r>
-        <w:rPr>
-          <w:lang w:val="zh_TW" w:bidi="zh_TW"/>
-        </w:rPr>
-        <w:t>）。當摩西得以一睹未被雲火遮蔽的榮耀時，他的臉發光，百姓對此感到懼怕，他需要用帕子蒙上臉（</w:t>
-      </w:r>
-      <w:hyperlink r:id="rId45">
-        <w:r>
-          <w:rPr>
-            <w:lang w:val="zh_TW" w:bidi="zh_TW"/>
-          </w:rPr>
-          <w:rPr>
-            <w:color w:val="0000EE"/>
-            <w:u w:val="single"/>
-          </w:rPr>
-          <w:t>出33:18–23，</w:t>
-        </w:r>
-      </w:hyperlink>
-      <w:hyperlink r:id="rId46">
-        <w:r>
-          <w:rPr>
-            <w:lang w:val="zh_TW" w:bidi="zh_TW"/>
-          </w:rPr>
-          <w:rPr>
-            <w:color w:val="0000EE"/>
-            <w:u w:val="single"/>
-          </w:rPr>
-          <w:t>34:29–35</w:t>
-        </w:r>
-      </w:hyperlink>
-      <w:r>
-        <w:rPr>
-          <w:lang w:val="zh_TW" w:bidi="zh_TW"/>
-        </w:rPr>
-        <w:t>；</w:t>
-      </w:r>
-      <w:hyperlink r:id="rId47">
-        <w:r>
-          <w:rPr>
-            <w:lang w:val="zh_TW" w:bidi="zh_TW"/>
-          </w:rPr>
-          <w:rPr>
-            <w:color w:val="0000EE"/>
-            <w:u w:val="single"/>
-          </w:rPr>
-          <w:t>林後3:7–18</w:t>
-        </w:r>
-      </w:hyperlink>
-      <w:r>
-        <w:rPr>
-          <w:lang w:val="zh_TW" w:bidi="zh_TW"/>
-        </w:rPr>
-        <w:t>）。</w:t>
-      </w:r>
-    </w:p>
-    <w:p>
-      <w:pPr/>
-      <w:r>
-        <w:rPr>
-          <w:lang w:val="zh_TW" w:bidi="zh_TW"/>
-        </w:rPr>
-      </w:r>
-      <w:r>
-        <w:rPr>
-          <w:lang w:val="zh_TW" w:bidi="zh_TW"/>
-        </w:rPr>
-        <w:t>以色列圍繞著西奈山上的神的榮耀紮營的畫面，描繪神住在祂百姓中間的情景。當會幕完成後，百姓開始旅程時，神同在的榮耀雲彩始終停留在他們上方（</w:t>
-      </w:r>
-      <w:hyperlink r:id="rId48">
-        <w:r>
-          <w:rPr>
-            <w:lang w:val="zh_TW" w:bidi="zh_TW"/>
-          </w:rPr>
-          <w:rPr>
-            <w:color w:val="0000EE"/>
-            <w:u w:val="single"/>
-          </w:rPr>
-          <w:t>出40:34–38</w:t>
-        </w:r>
-      </w:hyperlink>
-      <w:r>
-        <w:rPr>
-          <w:lang w:val="zh_TW" w:bidi="zh_TW"/>
-        </w:rPr>
-        <w:t>；</w:t>
-      </w:r>
-      <w:hyperlink r:id="rId49">
-        <w:r>
-          <w:rPr>
-            <w:lang w:val="zh_TW" w:bidi="zh_TW"/>
-          </w:rPr>
-          <w:rPr>
-            <w:color w:val="0000EE"/>
-            <w:u w:val="single"/>
-          </w:rPr>
-          <w:t>民10:11–12</w:t>
-        </w:r>
-      </w:hyperlink>
-      <w:r>
-        <w:rPr>
-          <w:lang w:val="zh_TW" w:bidi="zh_TW"/>
-        </w:rPr>
-        <w:t>）。當他們安營時，各支派圍繞會幕紮營（</w:t>
-      </w:r>
-      <w:hyperlink r:id="rId50">
-        <w:r>
-          <w:rPr>
-            <w:lang w:val="zh_TW" w:bidi="zh_TW"/>
-          </w:rPr>
-          <w:rPr>
-            <w:color w:val="0000EE"/>
-            <w:u w:val="single"/>
-          </w:rPr>
-          <w:t>民1:50–2:2</w:t>
-        </w:r>
-      </w:hyperlink>
-      <w:r>
-        <w:rPr>
-          <w:lang w:val="zh_TW" w:bidi="zh_TW"/>
-        </w:rPr>
-        <w:t>），雲彩提醒他們，神與他們同在。後來，同樣的榮耀充滿了所羅門所建的新聖殿（</w:t>
-      </w:r>
-      <w:hyperlink r:id="rId51">
-        <w:r>
-          <w:rPr>
-            <w:lang w:val="zh_TW" w:bidi="zh_TW"/>
-          </w:rPr>
-          <w:rPr>
-            <w:color w:val="0000EE"/>
-            <w:u w:val="single"/>
-          </w:rPr>
-          <w:t>代下5:13–6:1，</w:t>
-        </w:r>
-      </w:hyperlink>
-      <w:hyperlink r:id="rId52">
-        <w:r>
-          <w:rPr>
-            <w:lang w:val="zh_TW" w:bidi="zh_TW"/>
-          </w:rPr>
-          <w:rPr>
-            <w:color w:val="0000EE"/>
-            <w:u w:val="single"/>
-          </w:rPr>
-          <w:t>7:1–3</w:t>
-        </w:r>
-      </w:hyperlink>
-      <w:r>
-        <w:rPr>
-          <w:lang w:val="zh_TW" w:bidi="zh_TW"/>
-        </w:rPr>
-        <w:t>）。詩篇作者讚頌耶路撒冷和聖殿為神榮耀的居所（</w:t>
-      </w:r>
-      <w:hyperlink r:id="rId53">
-        <w:r>
-          <w:rPr>
-            <w:lang w:val="zh_TW" w:bidi="zh_TW"/>
-          </w:rPr>
-          <w:rPr>
-            <w:color w:val="0000EE"/>
-            <w:u w:val="single"/>
-          </w:rPr>
-          <w:t>詩26:8，</w:t>
-        </w:r>
-      </w:hyperlink>
-      <w:hyperlink r:id="rId54">
-        <w:r>
-          <w:rPr>
-            <w:lang w:val="zh_TW" w:bidi="zh_TW"/>
-          </w:rPr>
-          <w:rPr>
-            <w:color w:val="0000EE"/>
-            <w:u w:val="single"/>
-          </w:rPr>
-          <w:t>63:2，</w:t>
-        </w:r>
-      </w:hyperlink>
-      <w:hyperlink r:id="rId55">
-        <w:r>
-          <w:rPr>
-            <w:lang w:val="zh_TW" w:bidi="zh_TW"/>
-          </w:rPr>
-          <w:rPr>
-            <w:color w:val="0000EE"/>
-            <w:u w:val="single"/>
-          </w:rPr>
-          <w:t>85:9</w:t>
-        </w:r>
-      </w:hyperlink>
-      <w:r>
-        <w:rPr>
-          <w:lang w:val="zh_TW" w:bidi="zh_TW"/>
-        </w:rPr>
-        <w:t>）；神住在祂百姓中間。</w:t>
-      </w:r>
-    </w:p>
-    <w:p>
-      <w:pPr/>
-      <w:r>
-        <w:rPr>
-          <w:lang w:val="zh_TW" w:bidi="zh_TW"/>
-        </w:rPr>
-      </w:r>
-      <w:r>
-        <w:rPr>
-          <w:lang w:val="zh_TW" w:bidi="zh_TW"/>
-        </w:rPr>
-        <w:t>然而，在以色列歷史的後期，他們否認神榮耀的同在（</w:t>
-      </w:r>
-      <w:hyperlink r:id="rId56">
-        <w:r>
-          <w:rPr>
-            <w:lang w:val="zh_TW" w:bidi="zh_TW"/>
-          </w:rPr>
-          <w:rPr>
-            <w:color w:val="0000EE"/>
-            <w:u w:val="single"/>
-          </w:rPr>
-          <w:t>賽3:8</w:t>
-        </w:r>
-      </w:hyperlink>
-      <w:r>
-        <w:rPr>
-          <w:lang w:val="zh_TW" w:bidi="zh_TW"/>
-        </w:rPr>
-        <w:t>），並以人手製造的偶像取代耶和華的榮耀（</w:t>
-      </w:r>
-      <w:hyperlink r:id="rId57">
-        <w:r>
-          <w:rPr>
-            <w:lang w:val="zh_TW" w:bidi="zh_TW"/>
-          </w:rPr>
-          <w:rPr>
-            <w:color w:val="0000EE"/>
-            <w:u w:val="single"/>
-          </w:rPr>
-          <w:t>詩106:20</w:t>
-        </w:r>
-      </w:hyperlink>
-      <w:r>
-        <w:rPr>
-          <w:lang w:val="zh_TW" w:bidi="zh_TW"/>
-        </w:rPr>
-        <w:t>；</w:t>
-      </w:r>
-      <w:hyperlink r:id="rId58">
-        <w:r>
-          <w:rPr>
-            <w:lang w:val="zh_TW" w:bidi="zh_TW"/>
-          </w:rPr>
-          <w:rPr>
-            <w:color w:val="0000EE"/>
-            <w:u w:val="single"/>
-          </w:rPr>
-          <w:t>耶2:10–11</w:t>
-        </w:r>
-      </w:hyperlink>
-      <w:r>
-        <w:rPr>
-          <w:lang w:val="zh_TW" w:bidi="zh_TW"/>
-        </w:rPr>
-        <w:t>；參</w:t>
-      </w:r>
-      <w:hyperlink r:id="rId59">
-        <w:r>
-          <w:rPr>
-            <w:lang w:val="zh_TW" w:bidi="zh_TW"/>
-          </w:rPr>
-          <w:rPr>
-            <w:color w:val="0000EE"/>
-            <w:u w:val="single"/>
-          </w:rPr>
-          <w:t>羅1:23</w:t>
-        </w:r>
-      </w:hyperlink>
-      <w:r>
-        <w:rPr>
-          <w:lang w:val="zh_TW" w:bidi="zh_TW"/>
-        </w:rPr>
-        <w:t>）。因他們的悖逆，審判臨到耶路撒冷，執行違背約而帶來的懲罰。神不再作悖逆祂的百姓的神（</w:t>
-      </w:r>
-      <w:hyperlink r:id="rId60">
-        <w:r>
-          <w:rPr>
-            <w:lang w:val="zh_TW" w:bidi="zh_TW"/>
-          </w:rPr>
-          <w:rPr>
-            <w:color w:val="0000EE"/>
-            <w:u w:val="single"/>
-          </w:rPr>
-          <w:t>何1:9</w:t>
-        </w:r>
-      </w:hyperlink>
-      <w:r>
-        <w:rPr>
-          <w:lang w:val="zh_TW" w:bidi="zh_TW"/>
-        </w:rPr>
-        <w:t>）。神榮耀的雲彩離開了聖殿（</w:t>
-      </w:r>
-      <w:hyperlink r:id="rId61">
-        <w:r>
-          <w:rPr>
-            <w:lang w:val="zh_TW" w:bidi="zh_TW"/>
-          </w:rPr>
-          <w:rPr>
-            <w:color w:val="0000EE"/>
-            <w:u w:val="single"/>
-          </w:rPr>
-          <w:t>結10:4、18–19，</w:t>
-        </w:r>
-      </w:hyperlink>
-      <w:hyperlink r:id="rId62">
-        <w:r>
-          <w:rPr>
-            <w:lang w:val="zh_TW" w:bidi="zh_TW"/>
-          </w:rPr>
-          <w:rPr>
-            <w:color w:val="0000EE"/>
-            <w:u w:val="single"/>
-          </w:rPr>
-          <w:t>11:22</w:t>
-        </w:r>
-      </w:hyperlink>
-      <w:r>
-        <w:rPr>
-          <w:lang w:val="zh_TW" w:bidi="zh_TW"/>
-        </w:rPr>
-        <w:t>），然後以色列人被擄（</w:t>
-      </w:r>
-      <w:hyperlink r:id="rId63">
-        <w:r>
-          <w:rPr>
-            <w:lang w:val="zh_TW" w:bidi="zh_TW"/>
-          </w:rPr>
-          <w:rPr>
-            <w:color w:val="0000EE"/>
-            <w:u w:val="single"/>
-          </w:rPr>
-          <w:t>12:1–15</w:t>
-        </w:r>
-      </w:hyperlink>
-      <w:r>
-        <w:rPr>
-          <w:lang w:val="zh_TW" w:bidi="zh_TW"/>
-        </w:rPr>
-        <w:t>）。</w:t>
-      </w:r>
-    </w:p>
-    <w:p>
-      <w:pPr/>
-      <w:r>
-        <w:rPr>
-          <w:lang w:val="zh_TW" w:bidi="zh_TW"/>
-        </w:rPr>
-      </w:r>
-      <w:r>
-        <w:rPr>
-          <w:lang w:val="zh_TW" w:bidi="zh_TW"/>
-        </w:rPr>
-        <w:t>然而，神決定在這審判中留下餘民，以重建城和聖殿。以西結在異象中看見耶和華的榮耀回到聖殿中（</w:t>
-      </w:r>
-      <w:hyperlink r:id="rId64">
-        <w:r>
-          <w:rPr>
-            <w:lang w:val="zh_TW" w:bidi="zh_TW"/>
-          </w:rPr>
-          <w:rPr>
-            <w:color w:val="0000EE"/>
-            <w:u w:val="single"/>
-          </w:rPr>
-          <w:t>結43:2–9</w:t>
-        </w:r>
-      </w:hyperlink>
-      <w:r>
-        <w:rPr>
-          <w:lang w:val="zh_TW" w:bidi="zh_TW"/>
-        </w:rPr>
-        <w:t>），這是一個榮耀回到純潔百姓並永遠與他們同住的時刻。當被擄結束、第二聖殿建造時，哈該和撒迦利亞以神榮耀將如同初建的聖殿般充滿新聖殿的應許，鼓勵百姓繼續建造，並使榮耀「住在你們中間」（</w:t>
-      </w:r>
-      <w:hyperlink r:id="rId65">
-        <w:r>
-          <w:rPr>
-            <w:lang w:val="zh_TW" w:bidi="zh_TW"/>
-          </w:rPr>
-          <w:rPr>
-            <w:color w:val="0000EE"/>
-            <w:u w:val="single"/>
-          </w:rPr>
-          <w:t>該2:3–9</w:t>
-        </w:r>
-      </w:hyperlink>
-      <w:r>
-        <w:rPr>
-          <w:lang w:val="zh_TW" w:bidi="zh_TW"/>
-        </w:rPr>
-        <w:t>；</w:t>
-      </w:r>
-      <w:hyperlink r:id="rId66">
-        <w:r>
-          <w:rPr>
-            <w:lang w:val="zh_TW" w:bidi="zh_TW"/>
-          </w:rPr>
-          <w:rPr>
-            <w:color w:val="0000EE"/>
-            <w:u w:val="single"/>
-          </w:rPr>
-          <w:t>亞2:5、10–11</w:t>
-        </w:r>
-      </w:hyperlink>
-      <w:r>
-        <w:rPr>
-          <w:lang w:val="zh_TW" w:bidi="zh_TW"/>
-        </w:rPr>
-        <w:t>）。</w:t>
-      </w:r>
-    </w:p>
-    <w:p>
-      <w:pPr>
-        <w:pStyle w:val="Heading3"/>
-      </w:pPr>
-      <w:r>
-        <w:rPr>
-          <w:lang w:val="zh_TW" w:bidi="zh_TW"/>
-        </w:rPr>
-        <w:t>耶穌基督顯出神的榮耀</w:t>
-      </w:r>
-    </w:p>
-    <w:p>
-      <w:pPr/>
-      <w:r>
-        <w:rPr>
-          <w:lang w:val="zh_TW" w:bidi="zh_TW"/>
-        </w:rPr>
-      </w:r>
-      <w:r>
-        <w:rPr>
-          <w:lang w:val="zh_TW" w:bidi="zh_TW"/>
-        </w:rPr>
-        <w:t>我們並未被告知舍吉拿榮耀是否回到第二聖殿，但聖經確告訴我們，神的榮耀藉著耶穌基督再次顯現在地上。</w:t>
-      </w:r>
-      <w:hyperlink r:id="rId67">
-        <w:r>
-          <w:rPr>
-            <w:lang w:val="zh_TW" w:bidi="zh_TW"/>
-          </w:rPr>
-          <w:rPr>
-            <w:color w:val="0000EE"/>
-            <w:u w:val="single"/>
-          </w:rPr>
-          <w:t>約翰福音一章14節</w:t>
-        </w:r>
-      </w:hyperlink>
-      <w:r>
-        <w:rPr>
-          <w:lang w:val="zh_TW" w:bidi="zh_TW"/>
-        </w:rPr>
-        <w:t>說：「道成了肉身，</w:t>
-      </w:r>
-      <w:r>
-        <w:rPr>
           <w:i/>
           <w:lang w:val="zh_TW" w:bidi="zh_TW"/>
         </w:rPr>
-        <w:t>住</w:t>
-      </w:r>
-      <w:r>
-        <w:rPr>
-          <w:lang w:val="zh_TW" w:bidi="zh_TW"/>
-        </w:rPr>
-        <w:t>在我們中間，充充滿滿地有恩典有真理。我們也見過他的</w:t>
-      </w:r>
-      <w:r>
-        <w:rPr>
-          <w:i/>
-          <w:lang w:val="zh_TW" w:bidi="zh_TW"/>
-        </w:rPr>
-        <w:t>榮光</w:t>
-      </w:r>
-      <w:r>
-        <w:rPr>
-          <w:lang w:val="zh_TW" w:bidi="zh_TW"/>
-        </w:rPr>
-        <w:t>，正是父獨生子的</w:t>
-      </w:r>
-      <w:r>
-        <w:rPr>
-          <w:i/>
-          <w:lang w:val="zh_TW" w:bidi="zh_TW"/>
-        </w:rPr>
-        <w:t>榮光</w:t>
-      </w:r>
-      <w:r>
-        <w:rPr>
-          <w:lang w:val="zh_TW" w:bidi="zh_TW"/>
-        </w:rPr>
-        <w:t>」。耶穌成為神永住榮耀的新會幕。神在耶穌裡住在人間。由於基督是（且仍是）神的真實形像，看到祂臉上的光就等於認識神的榮耀（</w:t>
-      </w:r>
-      <w:hyperlink r:id="rId68">
-        <w:r>
-          <w:rPr>
-            <w:lang w:val="zh_TW" w:bidi="zh_TW"/>
-          </w:rPr>
-          <w:rPr>
-            <w:color w:val="0000EE"/>
-            <w:u w:val="single"/>
-          </w:rPr>
-          <w:t>林後4:4–6</w:t>
-        </w:r>
-      </w:hyperlink>
-      <w:r>
-        <w:rPr>
-          <w:lang w:val="zh_TW" w:bidi="zh_TW"/>
-        </w:rPr>
-        <w:t>）。看到耶穌就是看到「外邦人的光， 又是你民以色列的榮耀」（</w:t>
-      </w:r>
-      <w:hyperlink r:id="rId69">
-        <w:r>
-          <w:rPr>
-            <w:lang w:val="zh_TW" w:bidi="zh_TW"/>
-          </w:rPr>
-          <w:rPr>
-            <w:color w:val="0000EE"/>
-            <w:u w:val="single"/>
-          </w:rPr>
-          <w:t>路2:30–32</w:t>
-        </w:r>
-      </w:hyperlink>
-      <w:r>
-        <w:rPr>
-          <w:lang w:val="zh_TW" w:bidi="zh_TW"/>
-        </w:rPr>
-        <w:t>）。那些見證耶穌登山變像的門徒（</w:t>
-      </w:r>
-      <w:hyperlink r:id="rId70">
-        <w:r>
-          <w:rPr>
-            <w:lang w:val="zh_TW" w:bidi="zh_TW"/>
-          </w:rPr>
-          <w:rPr>
-            <w:color w:val="0000EE"/>
-            <w:u w:val="single"/>
-          </w:rPr>
-          <w:t>太17:1–8</w:t>
-        </w:r>
-      </w:hyperlink>
-      <w:r>
-        <w:rPr>
-          <w:lang w:val="zh_TW" w:bidi="zh_TW"/>
-        </w:rPr>
-        <w:t>）以奇妙的方式看到祂的榮耀（</w:t>
-      </w:r>
-      <w:hyperlink r:id="rId71">
-        <w:r>
-          <w:rPr>
-            <w:lang w:val="zh_TW" w:bidi="zh_TW"/>
-          </w:rPr>
-          <w:rPr>
-            <w:color w:val="0000EE"/>
-            <w:u w:val="single"/>
-          </w:rPr>
-          <w:t>彼後1:16–17</w:t>
-        </w:r>
-      </w:hyperlink>
-      <w:r>
-        <w:rPr>
-          <w:lang w:val="zh_TW" w:bidi="zh_TW"/>
-        </w:rPr>
-        <w:t>），因為那是從祂人的身體中迸發出的榮耀。這榮耀的顯現預示了基督在復活與升天中所經歷的榮耀（見</w:t>
-      </w:r>
-      <w:hyperlink r:id="rId72">
-        <w:r>
-          <w:rPr>
-            <w:lang w:val="zh_TW" w:bidi="zh_TW"/>
-          </w:rPr>
-          <w:rPr>
-            <w:color w:val="0000EE"/>
-            <w:u w:val="single"/>
-          </w:rPr>
-          <w:t>約17:5</w:t>
-        </w:r>
-      </w:hyperlink>
-      <w:r>
-        <w:rPr>
-          <w:lang w:val="zh_TW" w:bidi="zh_TW"/>
-        </w:rPr>
-        <w:t>；</w:t>
-      </w:r>
-      <w:hyperlink r:id="rId73">
-        <w:r>
-          <w:rPr>
-            <w:lang w:val="zh_TW" w:bidi="zh_TW"/>
-          </w:rPr>
-          <w:rPr>
-            <w:color w:val="0000EE"/>
-            <w:u w:val="single"/>
-          </w:rPr>
-          <w:t>腓2:5–11</w:t>
-        </w:r>
-      </w:hyperlink>
-      <w:r>
-        <w:rPr>
-          <w:lang w:val="zh_TW" w:bidi="zh_TW"/>
-        </w:rPr>
-        <w:t>）。</w:t>
-      </w:r>
-    </w:p>
-    <w:p>
-      <w:pPr/>
-      <w:r>
-        <w:rPr>
-          <w:lang w:val="zh_TW" w:bidi="zh_TW"/>
-        </w:rPr>
-      </w:r>
-      <w:r>
-        <w:rPr>
-          <w:lang w:val="zh_TW" w:bidi="zh_TW"/>
-        </w:rPr>
-        <w:t>因為耶穌謙卑自己，順服至死，神就將祂升為至高（</w:t>
-      </w:r>
-      <w:hyperlink r:id="rId74">
-        <w:r>
-          <w:rPr>
-            <w:lang w:val="zh_TW" w:bidi="zh_TW"/>
-          </w:rPr>
-          <w:rPr>
-            <w:color w:val="0000EE"/>
-            <w:u w:val="single"/>
-          </w:rPr>
-          <w:t>腓2:8–9</w:t>
-        </w:r>
-      </w:hyperlink>
-      <w:r>
-        <w:rPr>
-          <w:lang w:val="zh_TW" w:bidi="zh_TW"/>
-        </w:rPr>
-        <w:t>）。祂在十字架上受死之後，進入了祂的榮耀（</w:t>
-      </w:r>
-      <w:hyperlink r:id="rId75">
-        <w:r>
-          <w:rPr>
-            <w:lang w:val="zh_TW" w:bidi="zh_TW"/>
-          </w:rPr>
-          <w:rPr>
-            <w:color w:val="0000EE"/>
-            <w:u w:val="single"/>
-          </w:rPr>
-          <w:t>路24:26</w:t>
-        </w:r>
-      </w:hyperlink>
-      <w:r>
-        <w:rPr>
-          <w:lang w:val="zh_TW" w:bidi="zh_TW"/>
-        </w:rPr>
-        <w:t>），擁有一個全新的榮耀身體（</w:t>
-      </w:r>
-      <w:hyperlink r:id="rId76">
-        <w:r>
-          <w:rPr>
-            <w:lang w:val="zh_TW" w:bidi="zh_TW"/>
-          </w:rPr>
-          <w:rPr>
-            <w:color w:val="0000EE"/>
-            <w:u w:val="single"/>
-          </w:rPr>
-          <w:t>林前15:39–43</w:t>
-        </w:r>
-      </w:hyperlink>
-      <w:r>
-        <w:rPr>
-          <w:lang w:val="zh_TW" w:bidi="zh_TW"/>
-        </w:rPr>
-        <w:t>；</w:t>
-      </w:r>
-      <w:hyperlink r:id="rId77">
-        <w:r>
-          <w:rPr>
-            <w:lang w:val="zh_TW" w:bidi="zh_TW"/>
-          </w:rPr>
-          <w:rPr>
-            <w:color w:val="0000EE"/>
-            <w:u w:val="single"/>
-          </w:rPr>
-          <w:t>腓3:21</w:t>
-        </w:r>
-      </w:hyperlink>
-      <w:r>
-        <w:rPr>
-          <w:lang w:val="zh_TW" w:bidi="zh_TW"/>
-        </w:rPr>
-        <w:t>）。榮耀的基督向祂的僕人顯現。司提反看見了祂的榮耀（</w:t>
-      </w:r>
-      <w:hyperlink r:id="rId78">
-        <w:r>
-          <w:rPr>
-            <w:lang w:val="zh_TW" w:bidi="zh_TW"/>
-          </w:rPr>
-          <w:rPr>
-            <w:color w:val="0000EE"/>
-            <w:u w:val="single"/>
-          </w:rPr>
-          <w:t>徒7:55</w:t>
-        </w:r>
-      </w:hyperlink>
-      <w:r>
-        <w:rPr>
-          <w:lang w:val="zh_TW" w:bidi="zh_TW"/>
-        </w:rPr>
-        <w:t>），掃羅因祂的光輝而失明（</w:t>
-      </w:r>
-      <w:hyperlink r:id="rId79">
-        <w:r>
-          <w:rPr>
-            <w:lang w:val="zh_TW" w:bidi="zh_TW"/>
-          </w:rPr>
-          <w:rPr>
-            <w:color w:val="0000EE"/>
-            <w:u w:val="single"/>
-          </w:rPr>
-          <w:t>9:3</w:t>
-        </w:r>
-      </w:hyperlink>
-      <w:r>
-        <w:rPr>
-          <w:lang w:val="zh_TW" w:bidi="zh_TW"/>
-        </w:rPr>
-        <w:t>）。同一位基督被預言將以榮耀再來。祂將坐在寶座上施行審判（</w:t>
-      </w:r>
-      <w:hyperlink r:id="rId80">
-        <w:r>
-          <w:rPr>
-            <w:lang w:val="zh_TW" w:bidi="zh_TW"/>
-          </w:rPr>
-          <w:rPr>
-            <w:color w:val="0000EE"/>
-            <w:u w:val="single"/>
-          </w:rPr>
-          <w:t>太25:31</w:t>
-        </w:r>
-      </w:hyperlink>
-      <w:r>
-        <w:rPr>
-          <w:lang w:val="zh_TW" w:bidi="zh_TW"/>
-        </w:rPr>
-        <w:t>）；惡人將受到懲罰（</w:t>
-      </w:r>
-      <w:hyperlink r:id="rId81">
-        <w:r>
-          <w:rPr>
-            <w:lang w:val="zh_TW" w:bidi="zh_TW"/>
-          </w:rPr>
-          <w:rPr>
-            <w:color w:val="0000EE"/>
-            <w:u w:val="single"/>
-          </w:rPr>
-          <w:t>16:27，</w:t>
-        </w:r>
-      </w:hyperlink>
-      <w:hyperlink r:id="rId82">
-        <w:r>
-          <w:rPr>
-            <w:lang w:val="zh_TW" w:bidi="zh_TW"/>
-          </w:rPr>
-          <w:rPr>
-            <w:color w:val="0000EE"/>
-            <w:u w:val="single"/>
-          </w:rPr>
-          <w:t>24:30</w:t>
-        </w:r>
-      </w:hyperlink>
-      <w:r>
-        <w:rPr>
-          <w:lang w:val="zh_TW" w:bidi="zh_TW"/>
-        </w:rPr>
-        <w:t>；</w:t>
-      </w:r>
-      <w:hyperlink r:id="rId83">
-        <w:r>
-          <w:rPr>
-            <w:lang w:val="zh_TW" w:bidi="zh_TW"/>
-          </w:rPr>
-          <w:rPr>
-            <w:color w:val="0000EE"/>
-            <w:u w:val="single"/>
-          </w:rPr>
-          <w:t>可13:26</w:t>
-        </w:r>
-      </w:hyperlink>
-      <w:r>
-        <w:rPr>
-          <w:lang w:val="zh_TW" w:bidi="zh_TW"/>
-        </w:rPr>
-        <w:t>；</w:t>
-      </w:r>
-      <w:hyperlink r:id="rId84">
-        <w:r>
-          <w:rPr>
-            <w:lang w:val="zh_TW" w:bidi="zh_TW"/>
-          </w:rPr>
-          <w:rPr>
-            <w:color w:val="0000EE"/>
-            <w:u w:val="single"/>
-          </w:rPr>
-          <w:t>路21:27</w:t>
-        </w:r>
-      </w:hyperlink>
-      <w:r>
-        <w:rPr>
-          <w:lang w:val="zh_TW" w:bidi="zh_TW"/>
-        </w:rPr>
-        <w:t>；</w:t>
-      </w:r>
-      <w:hyperlink r:id="rId85">
-        <w:r>
-          <w:rPr>
-            <w:lang w:val="zh_TW" w:bidi="zh_TW"/>
-          </w:rPr>
-          <w:rPr>
-            <w:color w:val="0000EE"/>
-            <w:u w:val="single"/>
-          </w:rPr>
-          <w:t>帖後2:9–10</w:t>
-        </w:r>
-      </w:hyperlink>
-      <w:r>
-        <w:rPr>
-          <w:lang w:val="zh_TW" w:bidi="zh_TW"/>
-        </w:rPr>
-        <w:t>）。那些在人前承認祂的人，不必懼怕祂榮耀的顯現（</w:t>
-      </w:r>
-      <w:hyperlink r:id="rId86">
-        <w:r>
-          <w:rPr>
-            <w:lang w:val="zh_TW" w:bidi="zh_TW"/>
-          </w:rPr>
-          <w:rPr>
-            <w:color w:val="0000EE"/>
-            <w:u w:val="single"/>
-          </w:rPr>
-          <w:t>可8:38</w:t>
-        </w:r>
-      </w:hyperlink>
-      <w:r>
-        <w:rPr>
-          <w:lang w:val="zh_TW" w:bidi="zh_TW"/>
-        </w:rPr>
-        <w:t>）。</w:t>
-      </w:r>
-    </w:p>
-    <w:p>
-      <w:pPr/>
-      <w:r>
-        <w:rPr>
-          <w:lang w:val="zh_TW" w:bidi="zh_TW"/>
-        </w:rPr>
-      </w:r>
-      <w:r>
-        <w:rPr>
-          <w:lang w:val="zh_TW" w:bidi="zh_TW"/>
-        </w:rPr>
-        <w:t>到了成全的時候，全地將被祂的榮耀充滿（</w:t>
-      </w:r>
-      <w:hyperlink r:id="rId87">
-        <w:r>
-          <w:rPr>
-            <w:lang w:val="zh_TW" w:bidi="zh_TW"/>
-          </w:rPr>
-          <w:rPr>
-            <w:color w:val="0000EE"/>
-            <w:u w:val="single"/>
-          </w:rPr>
-          <w:t>詩72:19</w:t>
-        </w:r>
-      </w:hyperlink>
-      <w:r>
-        <w:rPr>
-          <w:lang w:val="zh_TW" w:bidi="zh_TW"/>
-        </w:rPr>
-        <w:t>；</w:t>
-      </w:r>
-      <w:hyperlink r:id="rId88">
-        <w:r>
-          <w:rPr>
-            <w:lang w:val="zh_TW" w:bidi="zh_TW"/>
-          </w:rPr>
-          <w:rPr>
-            <w:color w:val="0000EE"/>
-            <w:u w:val="single"/>
-          </w:rPr>
-          <w:t>賽6:3</w:t>
-        </w:r>
-      </w:hyperlink>
-      <w:r>
-        <w:rPr>
-          <w:lang w:val="zh_TW" w:bidi="zh_TW"/>
-        </w:rPr>
-        <w:t>；</w:t>
-      </w:r>
-      <w:hyperlink r:id="rId89">
-        <w:r>
-          <w:rPr>
-            <w:lang w:val="zh_TW" w:bidi="zh_TW"/>
-          </w:rPr>
-          <w:rPr>
-            <w:color w:val="0000EE"/>
-            <w:u w:val="single"/>
-          </w:rPr>
-          <w:t>哈2:14</w:t>
-        </w:r>
-      </w:hyperlink>
-      <w:r>
-        <w:rPr>
-          <w:lang w:val="zh_TW" w:bidi="zh_TW"/>
-        </w:rPr>
-        <w:t>）。屆時，不再有榮耀的雲彩停留在聖殿上標誌聖所，因為將有新天新地（</w:t>
-      </w:r>
-      <w:hyperlink r:id="rId90">
-        <w:r>
-          <w:rPr>
-            <w:lang w:val="zh_TW" w:bidi="zh_TW"/>
-          </w:rPr>
-          <w:rPr>
-            <w:color w:val="0000EE"/>
-            <w:u w:val="single"/>
-          </w:rPr>
-          <w:t>啟21:1</w:t>
-        </w:r>
-      </w:hyperlink>
-      <w:r>
-        <w:rPr>
-          <w:lang w:val="zh_TW" w:bidi="zh_TW"/>
-        </w:rPr>
-        <w:t>）。聖城將發出神榮耀的光輝（</w:t>
-      </w:r>
-      <w:hyperlink r:id="rId91">
-        <w:r>
-          <w:rPr>
-            <w:lang w:val="zh_TW" w:bidi="zh_TW"/>
-          </w:rPr>
-          <w:rPr>
-            <w:color w:val="0000EE"/>
-            <w:u w:val="single"/>
-          </w:rPr>
-          <w:t>10–11</w:t>
-        </w:r>
-      </w:hyperlink>
-      <w:r>
-        <w:rPr>
-          <w:lang w:val="zh_TW" w:bidi="zh_TW"/>
-        </w:rPr>
-        <w:t>節）。</w:t>
-      </w:r>
-    </w:p>
-    <w:p>
-      <w:pPr>
-        <w:pStyle w:val="Heading3"/>
-      </w:pPr>
-      <w:r>
-        <w:rPr>
-          <w:lang w:val="zh_TW" w:bidi="zh_TW"/>
-        </w:rPr>
-        <w:t>榮耀與神的百姓</w:t>
-      </w:r>
-    </w:p>
-    <w:p>
-      <w:pPr/>
-      <w:r>
-        <w:rPr>
-          <w:lang w:val="zh_TW" w:bidi="zh_TW"/>
-        </w:rPr>
-      </w:r>
-      <w:r>
-        <w:rPr>
-          <w:lang w:val="zh_TW" w:bidi="zh_TW"/>
-        </w:rPr>
-        <w:t>神的百姓已經經歷了神同在的榮耀。舊約中的榮耀的雲彩就是</w:t>
-      </w:r>
-      <w:r>
-        <w:rPr>
-          <w:i/>
-          <w:lang w:val="zh_TW" w:bidi="zh_TW"/>
-        </w:rPr>
-        <w:t>他們</w:t>
-      </w:r>
-      <w:r>
-        <w:rPr>
-          <w:lang w:val="zh_TW" w:bidi="zh_TW"/>
-        </w:rPr>
-        <w:t>的榮耀（</w:t>
-      </w:r>
-      <w:hyperlink r:id="rId57">
-        <w:r>
-          <w:rPr>
-            <w:lang w:val="zh_TW" w:bidi="zh_TW"/>
-          </w:rPr>
-          <w:rPr>
-            <w:color w:val="0000EE"/>
-            <w:u w:val="single"/>
-          </w:rPr>
-          <w:t>詩106:20</w:t>
-        </w:r>
-      </w:hyperlink>
-      <w:r>
-        <w:rPr>
-          <w:lang w:val="zh_TW" w:bidi="zh_TW"/>
-        </w:rPr>
-        <w:t>；</w:t>
-      </w:r>
-      <w:hyperlink r:id="rId92">
-        <w:r>
-          <w:rPr>
-            <w:lang w:val="zh_TW" w:bidi="zh_TW"/>
-          </w:rPr>
-          <w:rPr>
-            <w:color w:val="0000EE"/>
-            <w:u w:val="single"/>
-          </w:rPr>
-          <w:t>耶2:11</w:t>
-        </w:r>
-      </w:hyperlink>
-      <w:r>
-        <w:rPr>
-          <w:lang w:val="zh_TW" w:bidi="zh_TW"/>
-        </w:rPr>
-        <w:t>）。基督作為神榮耀的化身來到祂的百姓中間，當基督升天後，祂將聖靈賜給信徒（</w:t>
-      </w:r>
-      <w:hyperlink r:id="rId93">
-        <w:r>
-          <w:rPr>
-            <w:lang w:val="zh_TW" w:bidi="zh_TW"/>
-          </w:rPr>
-          <w:rPr>
-            <w:color w:val="0000EE"/>
-            <w:u w:val="single"/>
-          </w:rPr>
-          <w:t>約16:7–14</w:t>
-        </w:r>
-      </w:hyperlink>
-      <w:r>
-        <w:rPr>
-          <w:lang w:val="zh_TW" w:bidi="zh_TW"/>
-        </w:rPr>
-        <w:t>），使神可以住在祂的百姓中間。為基督名受苦的人，榮耀的靈住在他們身上（</w:t>
-      </w:r>
-      <w:hyperlink r:id="rId94">
-        <w:r>
-          <w:rPr>
-            <w:lang w:val="zh_TW" w:bidi="zh_TW"/>
-          </w:rPr>
-          <w:rPr>
-            <w:color w:val="0000EE"/>
-            <w:u w:val="single"/>
-          </w:rPr>
-          <w:t>彼前4:14</w:t>
-        </w:r>
-      </w:hyperlink>
-      <w:r>
-        <w:rPr>
-          <w:lang w:val="zh_TW" w:bidi="zh_TW"/>
-        </w:rPr>
-        <w:t>）；這靈是聖徒榮耀基業的保證（</w:t>
-      </w:r>
-      <w:hyperlink r:id="rId95">
-        <w:r>
-          <w:rPr>
-            <w:lang w:val="zh_TW" w:bidi="zh_TW"/>
-          </w:rPr>
-          <w:rPr>
-            <w:color w:val="0000EE"/>
-            <w:u w:val="single"/>
-          </w:rPr>
-          <w:t>羅8:16–17</w:t>
-        </w:r>
-      </w:hyperlink>
-      <w:r>
-        <w:rPr>
-          <w:lang w:val="zh_TW" w:bidi="zh_TW"/>
-        </w:rPr>
-        <w:t>）。</w:t>
-      </w:r>
-    </w:p>
-    <w:p>
-      <w:pPr/>
-      <w:r>
-        <w:rPr>
-          <w:lang w:val="zh_TW" w:bidi="zh_TW"/>
-        </w:rPr>
-      </w:r>
-      <w:r>
-        <w:rPr>
-          <w:lang w:val="zh_TW" w:bidi="zh_TW"/>
-        </w:rPr>
-        <w:t>神賜給祂百姓「榮耀的盼望」（</w:t>
-      </w:r>
-      <w:hyperlink r:id="rId96">
-        <w:r>
-          <w:rPr>
-            <w:lang w:val="zh_TW" w:bidi="zh_TW"/>
-          </w:rPr>
-          <w:rPr>
-            <w:color w:val="0000EE"/>
-            <w:u w:val="single"/>
-          </w:rPr>
-          <w:t>羅5:2</w:t>
-        </w:r>
-      </w:hyperlink>
-      <w:r>
-        <w:rPr>
-          <w:lang w:val="zh_TW" w:bidi="zh_TW"/>
-        </w:rPr>
-        <w:t>；</w:t>
-      </w:r>
-      <w:hyperlink r:id="rId77">
-        <w:r>
-          <w:rPr>
-            <w:lang w:val="zh_TW" w:bidi="zh_TW"/>
-          </w:rPr>
-          <w:rPr>
-            <w:color w:val="0000EE"/>
-            <w:u w:val="single"/>
-          </w:rPr>
-          <w:t>腓3:21</w:t>
-        </w:r>
-      </w:hyperlink>
-      <w:r>
-        <w:rPr>
-          <w:lang w:val="zh_TW" w:bidi="zh_TW"/>
-        </w:rPr>
-        <w:t>；</w:t>
-      </w:r>
-      <w:hyperlink r:id="rId97">
-        <w:r>
-          <w:rPr>
-            <w:lang w:val="zh_TW" w:bidi="zh_TW"/>
-          </w:rPr>
-          <w:rPr>
-            <w:color w:val="0000EE"/>
-            <w:u w:val="single"/>
-          </w:rPr>
-          <w:t>西1:27</w:t>
-        </w:r>
-      </w:hyperlink>
-      <w:r>
-        <w:rPr>
-          <w:lang w:val="zh_TW" w:bidi="zh_TW"/>
-        </w:rPr>
-        <w:t>；</w:t>
-      </w:r>
-      <w:hyperlink r:id="rId98">
-        <w:r>
-          <w:rPr>
-            <w:lang w:val="zh_TW" w:bidi="zh_TW"/>
-          </w:rPr>
-          <w:rPr>
-            <w:color w:val="0000EE"/>
-            <w:u w:val="single"/>
-          </w:rPr>
-          <w:t>猶24–25</w:t>
-        </w:r>
-      </w:hyperlink>
-      <w:r>
-        <w:rPr>
-          <w:lang w:val="zh_TW" w:bidi="zh_TW"/>
-        </w:rPr>
-        <w:t>）。那些祂所揀選的人，祂也必使他們得榮耀（</w:t>
-      </w:r>
-      <w:hyperlink r:id="rId99">
-        <w:r>
-          <w:rPr>
-            <w:lang w:val="zh_TW" w:bidi="zh_TW"/>
-          </w:rPr>
-          <w:rPr>
-            <w:color w:val="0000EE"/>
-            <w:u w:val="single"/>
-          </w:rPr>
-          <w:t>羅8:30，</w:t>
-        </w:r>
-      </w:hyperlink>
-      <w:hyperlink r:id="rId100">
-        <w:r>
-          <w:rPr>
-            <w:lang w:val="zh_TW" w:bidi="zh_TW"/>
-          </w:rPr>
-          <w:rPr>
-            <w:color w:val="0000EE"/>
-            <w:u w:val="single"/>
-          </w:rPr>
-          <w:t>9:23</w:t>
-        </w:r>
-      </w:hyperlink>
-      <w:r>
-        <w:rPr>
-          <w:lang w:val="zh_TW" w:bidi="zh_TW"/>
-        </w:rPr>
-        <w:t>）；他們將在基督裡分享祂的榮耀（</w:t>
-      </w:r>
-      <w:hyperlink r:id="rId101">
-        <w:r>
-          <w:rPr>
-            <w:lang w:val="zh_TW" w:bidi="zh_TW"/>
-          </w:rPr>
-          <w:rPr>
-            <w:color w:val="0000EE"/>
-            <w:u w:val="single"/>
-          </w:rPr>
-          <w:t>西3:4</w:t>
-        </w:r>
-      </w:hyperlink>
-      <w:r>
-        <w:rPr>
-          <w:lang w:val="zh_TW" w:bidi="zh_TW"/>
-        </w:rPr>
-        <w:t>；</w:t>
-      </w:r>
-      <w:hyperlink r:id="rId102">
-        <w:r>
-          <w:rPr>
-            <w:lang w:val="zh_TW" w:bidi="zh_TW"/>
-          </w:rPr>
-          <w:rPr>
-            <w:color w:val="0000EE"/>
-            <w:u w:val="single"/>
-          </w:rPr>
-          <w:t>帖後2:14</w:t>
-        </w:r>
-      </w:hyperlink>
-      <w:r>
-        <w:rPr>
-          <w:lang w:val="zh_TW" w:bidi="zh_TW"/>
-        </w:rPr>
-        <w:t>；</w:t>
-      </w:r>
-      <w:hyperlink r:id="rId103">
-        <w:r>
-          <w:rPr>
-            <w:lang w:val="zh_TW" w:bidi="zh_TW"/>
-          </w:rPr>
-          <w:rPr>
-            <w:color w:val="0000EE"/>
-            <w:u w:val="single"/>
-          </w:rPr>
-          <w:t>提後2:10</w:t>
-        </w:r>
-      </w:hyperlink>
-      <w:r>
-        <w:rPr>
-          <w:lang w:val="zh_TW" w:bidi="zh_TW"/>
-        </w:rPr>
-        <w:t>）。今世的苦楚與將來要顯於我們的榮耀無法相比（</w:t>
-      </w:r>
-      <w:hyperlink r:id="rId104">
-        <w:r>
-          <w:rPr>
-            <w:lang w:val="zh_TW" w:bidi="zh_TW"/>
-          </w:rPr>
-          <w:rPr>
-            <w:color w:val="0000EE"/>
-            <w:u w:val="single"/>
-          </w:rPr>
-          <w:t>羅8:18</w:t>
-        </w:r>
-      </w:hyperlink>
-      <w:r>
-        <w:rPr>
-          <w:lang w:val="zh_TW" w:bidi="zh_TW"/>
-        </w:rPr>
-        <w:t>；</w:t>
-      </w:r>
-      <w:hyperlink r:id="rId105">
-        <w:r>
-          <w:rPr>
-            <w:lang w:val="zh_TW" w:bidi="zh_TW"/>
-          </w:rPr>
-          <w:rPr>
-            <w:color w:val="0000EE"/>
-            <w:u w:val="single"/>
-          </w:rPr>
-          <w:t>林後4:17</w:t>
-        </w:r>
-      </w:hyperlink>
-      <w:r>
-        <w:rPr>
-          <w:lang w:val="zh_TW" w:bidi="zh_TW"/>
-        </w:rPr>
-        <w:t>）。整個受造界渴望看見神兒女自由的榮耀（</w:t>
-      </w:r>
-      <w:hyperlink r:id="rId106">
-        <w:r>
-          <w:rPr>
-            <w:lang w:val="zh_TW" w:bidi="zh_TW"/>
-          </w:rPr>
-          <w:rPr>
-            <w:color w:val="0000EE"/>
-            <w:u w:val="single"/>
-          </w:rPr>
-          <w:t>羅8:21</w:t>
-        </w:r>
-      </w:hyperlink>
-      <w:r>
-        <w:rPr>
-          <w:lang w:val="zh_TW" w:bidi="zh_TW"/>
-        </w:rPr>
-        <w:t>）。這樣的榮耀盼望如此確定，以致彼得甚至可以在今世就說自己同享基督的榮耀（</w:t>
-      </w:r>
-      <w:hyperlink r:id="rId107">
-        <w:r>
-          <w:rPr>
-            <w:lang w:val="zh_TW" w:bidi="zh_TW"/>
-          </w:rPr>
-          <w:rPr>
-            <w:color w:val="0000EE"/>
-            <w:u w:val="single"/>
-          </w:rPr>
-          <w:t>彼前5:1</w:t>
-        </w:r>
-      </w:hyperlink>
-      <w:r>
-        <w:rPr>
-          <w:lang w:val="zh_TW" w:bidi="zh_TW"/>
-        </w:rPr>
-        <w:t>），同時也仰望那永恆的榮耀（見</w:t>
-      </w:r>
-      <w:hyperlink r:id="rId108">
-        <w:r>
-          <w:rPr>
-            <w:lang w:val="zh_TW" w:bidi="zh_TW"/>
-          </w:rPr>
-          <w:rPr>
-            <w:color w:val="0000EE"/>
-            <w:u w:val="single"/>
-          </w:rPr>
-          <w:t>10</w:t>
-        </w:r>
-      </w:hyperlink>
-      <w:r>
-        <w:rPr>
-          <w:lang w:val="zh_TW" w:bidi="zh_TW"/>
-        </w:rPr>
-        <w:t>節）。作為基督榮耀的分享者，教會被召去榮耀神。因著他們內心的盼望，他們潔淨自己（</w:t>
-      </w:r>
-      <w:hyperlink r:id="rId109">
-        <w:r>
-          <w:rPr>
-            <w:lang w:val="zh_TW" w:bidi="zh_TW"/>
-          </w:rPr>
-          <w:rPr>
-            <w:color w:val="0000EE"/>
-            <w:u w:val="single"/>
-          </w:rPr>
-          <w:t>約一3:3</w:t>
-        </w:r>
-      </w:hyperlink>
-      <w:r>
-        <w:rPr>
-          <w:lang w:val="zh_TW" w:bidi="zh_TW"/>
-        </w:rPr>
-        <w:t>）。</w:t>
-      </w:r>
-    </w:p>
-    <w:p>
-      <w:pPr/>
-      <w:r>
-        <w:rPr>
-          <w:lang w:val="zh_TW" w:bidi="zh_TW"/>
-        </w:rPr>
-      </w:r>
-      <w:r>
-        <w:rPr>
-          <w:i/>
-          <w:lang w:val="zh_TW" w:bidi="zh_TW"/>
-        </w:rPr>
         <w:t>另見</w:t>
       </w:r>
       <w:r>
@@ -2233,67 +596,25 @@
         <w:rPr>
           <w:lang w:val="zh_TW" w:bidi="zh_TW"/>
         </w:rPr>
-        <w:t>誇耀</w:t>
-      </w:r>
-      <w:r>
-        <w:rPr>
-          <w:lang w:val="zh_TW" w:bidi="zh_TW"/>
-        </w:rPr>
-        <w:t>；</w:t>
-      </w:r>
-      <w:r>
-        <w:rPr>
-          <w:lang w:val="zh_TW" w:bidi="zh_TW"/>
-        </w:rPr>
-        <w:t>神的存在與屬性</w:t>
-      </w:r>
-      <w:r>
-        <w:rPr>
-          <w:lang w:val="zh_TW" w:bidi="zh_TW"/>
-        </w:rPr>
-        <w:t>；</w:t>
-      </w:r>
-      <w:r>
-        <w:rPr>
-          <w:lang w:val="zh_TW" w:bidi="zh_TW"/>
-        </w:rPr>
-        <w:t>火柱與雲柱</w:t>
-      </w:r>
-      <w:r>
-        <w:rPr>
-          <w:lang w:val="zh_TW" w:bidi="zh_TW"/>
-        </w:rPr>
-        <w:t>；</w:t>
-      </w:r>
-      <w:r>
-        <w:rPr>
-          <w:lang w:val="zh_TW" w:bidi="zh_TW"/>
-        </w:rPr>
-        <w:t>舍吉拿</w:t>
-      </w:r>
-      <w:r>
-        <w:rPr>
-          <w:lang w:val="zh_TW" w:bidi="zh_TW"/>
-        </w:rPr>
-        <w:t>；</w:t>
-      </w:r>
-      <w:r>
-        <w:rPr>
-          <w:lang w:val="zh_TW" w:bidi="zh_TW"/>
-        </w:rPr>
-        <w:t>神顯現</w:t>
-      </w:r>
-      <w:r>
-        <w:rPr>
-          <w:lang w:val="zh_TW" w:bidi="zh_TW"/>
-        </w:rPr>
-        <w:t>；</w:t>
-      </w:r>
-      <w:r>
-        <w:rPr>
-          <w:lang w:val="zh_TW" w:bidi="zh_TW"/>
-        </w:rPr>
-        <w:t>財富</w:t>
+        <w:t>出埃及記；</w:t>
+      </w:r>
+      <w:r>
+        <w:rPr>
+          <w:lang w:val="zh_TW" w:bidi="zh_TW"/>
+        </w:rPr>
+        <w:t>摩西；</w:t>
+      </w:r>
+      <w:r>
+        <w:rPr>
+          <w:lang w:val="zh_TW" w:bidi="zh_TW"/>
+        </w:rPr>
+        <w:t>神顯現；</w:t>
+      </w:r>
+      <w:r>
+        <w:rPr>
+          <w:lang w:val="zh_TW" w:bidi="zh_TW"/>
+        </w:rPr>
+        <w:t>神的名字</w:t>
       </w:r>
       <w:r>
         <w:rPr>

--- a/zht/docx/135.content.docx
+++ b/zht/docx/135.content.docx
@@ -149,7 +149,7 @@
         <w:rPr>
           <w:lang w:val="zh_TW" w:bidi="zh_TW"/>
         </w:rPr>
-        <w:t>ran</w:t>
+        <w:t>qu</w:t>
       </w:r>
       <w:r>
         <w:rPr>
@@ -212,7 +212,7 @@
         <w:rPr>
           <w:lang w:val="zh_TW" w:bidi="zh_TW"/>
         </w:rPr>
-        <w:t>燃燒的荊棘</w:t>
+        <w:t>屈膝</w:t>
       </w:r>
       <w:r>
         <w:rPr>
@@ -231,7 +231,7 @@
         <w:rPr>
           <w:lang w:val="zh_TW" w:bidi="zh_TW"/>
         </w:rPr>
-        <w:t>摩西在何烈山的荊棘火焰中遇見神，並被差派帶領以色列的百姓出埃及（</w:t>
+        <w:t>通常表示崇拜、尊敬或順服的姿勢。強壯的膝象徵著一個人有堅定的信心和目標，因此屈膝表示對上級的順服。人在君王、統治者、長官或神面前屈膝。</w:t>
       </w:r>
       <w:hyperlink r:id="rId13">
         <w:r>
@@ -242,16 +242,16 @@
             <w:color w:val="0000EE"/>
             <w:u w:val="single"/>
           </w:rPr>
-          <w:t>出3:1</w:t>
+          <w:t>創41:43</w:t>
         </w:r>
       </w:hyperlink>
       <w:r>
         <w:rPr>
           <w:lang w:val="zh_TW" w:bidi="zh_TW"/>
         </w:rPr>
-        <w:t>–</w:t>
-      </w:r>
-      <w:hyperlink r:id="rId13">
+        <w:t>描述在法老和約瑟面前跪下的人。人在主面前敬畏地跪下是很常見的（</w:t>
+      </w:r>
+      <w:hyperlink r:id="rId14">
         <w:r>
           <w:rPr>
             <w:lang w:val="zh_TW" w:bidi="zh_TW"/>
@@ -260,7 +260,7 @@
             <w:color w:val="0000EE"/>
             <w:u w:val="single"/>
           </w:rPr>
-          <w:t>15</w:t>
+          <w:t>賽45:23</w:t>
         </w:r>
       </w:hyperlink>
       <w:r>
@@ -269,7 +269,7 @@
         </w:rPr>
         <w:t>；</w:t>
       </w:r>
-      <w:hyperlink r:id="rId14">
+      <w:hyperlink r:id="rId15">
         <w:r>
           <w:rPr>
             <w:lang w:val="zh_TW" w:bidi="zh_TW"/>
@@ -278,7 +278,7 @@
             <w:color w:val="0000EE"/>
             <w:u w:val="single"/>
           </w:rPr>
-          <w:t>可12:26</w:t>
+          <w:t>羅14:11</w:t>
         </w:r>
       </w:hyperlink>
       <w:r>
@@ -287,7 +287,7 @@
         </w:rPr>
         <w:t>；</w:t>
       </w:r>
-      <w:hyperlink r:id="rId15">
+      <w:hyperlink r:id="rId16">
         <w:r>
           <w:rPr>
             <w:lang w:val="zh_TW" w:bidi="zh_TW"/>
@@ -296,16 +296,16 @@
             <w:color w:val="0000EE"/>
             <w:u w:val="single"/>
           </w:rPr>
-          <w:t>路20:37</w:t>
+          <w:t>腓2:10</w:t>
         </w:r>
       </w:hyperlink>
       <w:r>
         <w:rPr>
           <w:lang w:val="zh_TW" w:bidi="zh_TW"/>
         </w:rPr>
-        <w:t>；</w:t>
-      </w:r>
-      <w:hyperlink r:id="rId16">
+        <w:t>）。發生饑荒時，以色列人偏離了主，那些保持忠心的人被描述為「未曾向巴力屈膝的」（</w:t>
+      </w:r>
+      <w:hyperlink r:id="rId17">
         <w:r>
           <w:rPr>
             <w:lang w:val="zh_TW" w:bidi="zh_TW"/>
@@ -314,16 +314,16 @@
             <w:color w:val="0000EE"/>
             <w:u w:val="single"/>
           </w:rPr>
-          <w:t>徒7:30</w:t>
+          <w:t>王上19:18</w:t>
         </w:r>
       </w:hyperlink>
       <w:r>
         <w:rPr>
           <w:lang w:val="zh_TW" w:bidi="zh_TW"/>
         </w:rPr>
-        <w:t>–</w:t>
-      </w:r>
-      <w:hyperlink r:id="rId16">
+        <w:t>；見</w:t>
+      </w:r>
+      <w:hyperlink r:id="rId18">
         <w:r>
           <w:rPr>
             <w:lang w:val="zh_TW" w:bidi="zh_TW"/>
@@ -332,16 +332,30 @@
             <w:color w:val="0000EE"/>
             <w:u w:val="single"/>
           </w:rPr>
-          <w:t>34</w:t>
+          <w:t>羅11:4</w:t>
         </w:r>
       </w:hyperlink>
       <w:r>
         <w:rPr>
           <w:lang w:val="zh_TW" w:bidi="zh_TW"/>
         </w:rPr>
-        <w:t>）。荊棘燃燒卻不被燒毀的奧秘，使神向摩西啟示了祂的名：「我是自有永有的。」燃燒的荊棘是神顯現，是神同在的可見神蹟。在聖經中，神的榮耀經常與雲、火和煙相聯繫（見</w:t>
-      </w:r>
-      <w:hyperlink r:id="rId17">
+        <w:t>）。</w:t>
+      </w:r>
+    </w:p>
+    <w:p>
+      <w:pPr/>
+      <w:r>
+        <w:rPr>
+          <w:lang w:val="zh_TW" w:bidi="zh_TW"/>
+        </w:rPr>
+      </w:r>
+      <w:r>
+        <w:rPr>
+          <w:lang w:val="zh_TW" w:bidi="zh_TW"/>
+        </w:rPr>
+        <w:t>穩固的膝代表力量，雙膝被擊打則代表力量被毀（</w:t>
+      </w:r>
+      <w:hyperlink r:id="rId19">
         <w:r>
           <w:rPr>
             <w:lang w:val="zh_TW" w:bidi="zh_TW"/>
@@ -350,10 +364,16 @@
             <w:color w:val="0000EE"/>
             <w:u w:val="single"/>
           </w:rPr>
-          <w:t>出13:21，</w:t>
+          <w:t>申28:35</w:t>
         </w:r>
       </w:hyperlink>
-      <w:hyperlink r:id="rId18">
+      <w:r>
+        <w:rPr>
+          <w:lang w:val="zh_TW" w:bidi="zh_TW"/>
+        </w:rPr>
+        <w:t>）。以賽亞求主使無力的膝穩固（</w:t>
+      </w:r>
+      <w:hyperlink r:id="rId20">
         <w:r>
           <w:rPr>
             <w:lang w:val="zh_TW" w:bidi="zh_TW"/>
@@ -362,16 +382,16 @@
             <w:color w:val="0000EE"/>
             <w:u w:val="single"/>
           </w:rPr>
-          <w:t>19:18</w:t>
+          <w:t>賽35:3</w:t>
         </w:r>
       </w:hyperlink>
       <w:r>
         <w:rPr>
           <w:lang w:val="zh_TW" w:bidi="zh_TW"/>
         </w:rPr>
-        <w:t>；</w:t>
-      </w:r>
-      <w:hyperlink r:id="rId19">
+        <w:t>）。經文提到軟弱或無力的膝時一般指信心的不穩固（</w:t>
+      </w:r>
+      <w:hyperlink r:id="rId21">
         <w:r>
           <w:rPr>
             <w:lang w:val="zh_TW" w:bidi="zh_TW"/>
@@ -380,16 +400,16 @@
             <w:color w:val="0000EE"/>
             <w:u w:val="single"/>
           </w:rPr>
-          <w:t>王上8:10</w:t>
+          <w:t>伯4:4</w:t>
         </w:r>
       </w:hyperlink>
       <w:r>
         <w:rPr>
           <w:lang w:val="zh_TW" w:bidi="zh_TW"/>
         </w:rPr>
-        <w:t>–</w:t>
-      </w:r>
-      <w:hyperlink r:id="rId19">
+        <w:t>；</w:t>
+      </w:r>
+      <w:hyperlink r:id="rId22">
         <w:r>
           <w:rPr>
             <w:lang w:val="zh_TW" w:bidi="zh_TW"/>
@@ -398,16 +418,16 @@
             <w:color w:val="0000EE"/>
             <w:u w:val="single"/>
           </w:rPr>
-          <w:t>11</w:t>
+          <w:t>來12:12</w:t>
         </w:r>
       </w:hyperlink>
       <w:r>
         <w:rPr>
           <w:lang w:val="zh_TW" w:bidi="zh_TW"/>
         </w:rPr>
-        <w:t>；</w:t>
-      </w:r>
-      <w:hyperlink r:id="rId20">
+        <w:t>），但有時也指健康的衰退（</w:t>
+      </w:r>
+      <w:hyperlink r:id="rId23">
         <w:r>
           <w:rPr>
             <w:lang w:val="zh_TW" w:bidi="zh_TW"/>
@@ -416,10 +436,16 @@
             <w:color w:val="0000EE"/>
             <w:u w:val="single"/>
           </w:rPr>
-          <w:t>王下1:12，</w:t>
+          <w:t>詩109:24</w:t>
         </w:r>
       </w:hyperlink>
-      <w:hyperlink r:id="rId21">
+      <w:r>
+        <w:rPr>
+          <w:lang w:val="zh_TW" w:bidi="zh_TW"/>
+        </w:rPr>
+        <w:t>）。以西結提到那些膝「弱如水」的人（</w:t>
+      </w:r>
+      <w:hyperlink r:id="rId24">
         <w:r>
           <w:rPr>
             <w:lang w:val="zh_TW" w:bidi="zh_TW"/>
@@ -428,16 +454,10 @@
             <w:color w:val="0000EE"/>
             <w:u w:val="single"/>
           </w:rPr>
-          <w:t>2:11</w:t>
+          <w:t>結7:17</w:t>
         </w:r>
       </w:hyperlink>
-      <w:r>
-        <w:rPr>
-          <w:lang w:val="zh_TW" w:bidi="zh_TW"/>
-        </w:rPr>
-        <w:t>；</w:t>
-      </w:r>
-      <w:hyperlink r:id="rId22">
+      <w:hyperlink r:id="rId24">
         <w:r>
           <w:rPr>
             <w:lang w:val="zh_TW" w:bidi="zh_TW"/>
@@ -446,61 +466,7 @@
             <w:color w:val="0000EE"/>
             <w:u w:val="single"/>
           </w:rPr>
-          <w:t>賽6:1</w:t>
-        </w:r>
-      </w:hyperlink>
-      <w:r>
-        <w:rPr>
-          <w:lang w:val="zh_TW" w:bidi="zh_TW"/>
-        </w:rPr>
-        <w:t>–</w:t>
-      </w:r>
-      <w:hyperlink r:id="rId22">
-        <w:r>
-          <w:rPr>
-            <w:lang w:val="zh_TW" w:bidi="zh_TW"/>
-          </w:rPr>
-          <w:rPr>
-            <w:color w:val="0000EE"/>
-            <w:u w:val="single"/>
-          </w:rPr>
-          <w:t>6</w:t>
-        </w:r>
-      </w:hyperlink>
-      <w:r>
-        <w:rPr>
-          <w:lang w:val="zh_TW" w:bidi="zh_TW"/>
-        </w:rPr>
-        <w:t>；</w:t>
-      </w:r>
-      <w:hyperlink r:id="rId23">
-        <w:r>
-          <w:rPr>
-            <w:lang w:val="zh_TW" w:bidi="zh_TW"/>
-          </w:rPr>
-          <w:rPr>
-            <w:color w:val="0000EE"/>
-            <w:u w:val="single"/>
-          </w:rPr>
-          <w:t>帖後1:7</w:t>
-        </w:r>
-      </w:hyperlink>
-      <w:r>
-        <w:rPr>
-          <w:lang w:val="zh_TW" w:bidi="zh_TW"/>
-        </w:rPr>
-        <w:t>；</w:t>
-      </w:r>
-      <w:hyperlink r:id="rId24">
-        <w:r>
-          <w:rPr>
-            <w:lang w:val="zh_TW" w:bidi="zh_TW"/>
-          </w:rPr>
-          <w:rPr>
-            <w:color w:val="0000EE"/>
-            <w:u w:val="single"/>
-          </w:rPr>
-          <w:t>啟1:14，</w:t>
+          <w:t>，</w:t>
         </w:r>
       </w:hyperlink>
       <w:hyperlink r:id="rId25">
@@ -512,7 +478,7 @@
             <w:color w:val="0000EE"/>
             <w:u w:val="single"/>
           </w:rPr>
-          <w:t>19:12</w:t>
+          <w:t>21:7</w:t>
         </w:r>
       </w:hyperlink>
       <w:r>
@@ -533,7 +499,7 @@
         <w:rPr>
           <w:lang w:val="zh_TW" w:bidi="zh_TW"/>
         </w:rPr>
-        <w:t>燃燒的荊棘象徵神的聖潔。摩西被吩咐脫鞋，因為他所站之地是聖地（</w:t>
+        <w:t>在主面前雙膝跪下是一種表示敬拜（</w:t>
       </w:r>
       <w:hyperlink r:id="rId26">
         <w:r>
@@ -544,14 +510,14 @@
             <w:color w:val="0000EE"/>
             <w:u w:val="single"/>
           </w:rPr>
-          <w:t>出3:5</w:t>
+          <w:t>詩95:6</w:t>
         </w:r>
       </w:hyperlink>
       <w:r>
         <w:rPr>
           <w:lang w:val="zh_TW" w:bidi="zh_TW"/>
         </w:rPr>
-        <w:t>）。埃及的神常被認為居於幽暗之中，但以色列的神卻居於人不能接近的光中（</w:t>
+        <w:t>）和禱告的姿勢（</w:t>
       </w:r>
       <w:hyperlink r:id="rId27">
         <w:r>
@@ -562,14 +528,158 @@
             <w:color w:val="0000EE"/>
             <w:u w:val="single"/>
           </w:rPr>
-          <w:t>提前6:16</w:t>
+          <w:t>但6:10</w:t>
         </w:r>
       </w:hyperlink>
       <w:r>
         <w:rPr>
           <w:lang w:val="zh_TW" w:bidi="zh_TW"/>
         </w:rPr>
-        <w:t>）。燃燒的荊棘象徵著神的旨意不是要毀滅祂的子民，而是要拯救他們，帶領他們脫離埃及的奴役，進入應許之地。</w:t>
+        <w:t>）。基督自己在客西馬尼園跪下禱告（</w:t>
+      </w:r>
+      <w:hyperlink r:id="rId28">
+        <w:r>
+          <w:rPr>
+            <w:lang w:val="zh_TW" w:bidi="zh_TW"/>
+          </w:rPr>
+          <w:rPr>
+            <w:color w:val="0000EE"/>
+            <w:u w:val="single"/>
+          </w:rPr>
+          <w:t>路22:41</w:t>
+        </w:r>
+      </w:hyperlink>
+      <w:r>
+        <w:rPr>
+          <w:lang w:val="zh_TW" w:bidi="zh_TW"/>
+        </w:rPr>
+        <w:t>），彼得、保羅和司提反也曾如此（</w:t>
+      </w:r>
+      <w:hyperlink r:id="rId29">
+        <w:r>
+          <w:rPr>
+            <w:lang w:val="zh_TW" w:bidi="zh_TW"/>
+          </w:rPr>
+          <w:rPr>
+            <w:color w:val="0000EE"/>
+            <w:u w:val="single"/>
+          </w:rPr>
+          <w:t>徒7:60</w:t>
+        </w:r>
+      </w:hyperlink>
+      <w:hyperlink r:id="rId29">
+        <w:r>
+          <w:rPr>
+            <w:lang w:val="zh_TW" w:bidi="zh_TW"/>
+          </w:rPr>
+          <w:rPr>
+            <w:color w:val="0000EE"/>
+            <w:u w:val="single"/>
+          </w:rPr>
+          <w:t>，</w:t>
+        </w:r>
+      </w:hyperlink>
+      <w:hyperlink r:id="rId30">
+        <w:r>
+          <w:rPr>
+            <w:lang w:val="zh_TW" w:bidi="zh_TW"/>
+          </w:rPr>
+          <w:rPr>
+            <w:color w:val="0000EE"/>
+            <w:u w:val="single"/>
+          </w:rPr>
+          <w:t>9:40</w:t>
+        </w:r>
+      </w:hyperlink>
+      <w:hyperlink r:id="rId30">
+        <w:r>
+          <w:rPr>
+            <w:lang w:val="zh_TW" w:bidi="zh_TW"/>
+          </w:rPr>
+          <w:rPr>
+            <w:color w:val="0000EE"/>
+            <w:u w:val="single"/>
+          </w:rPr>
+          <w:t>，</w:t>
+        </w:r>
+      </w:hyperlink>
+      <w:hyperlink r:id="rId31">
+        <w:r>
+          <w:rPr>
+            <w:lang w:val="zh_TW" w:bidi="zh_TW"/>
+          </w:rPr>
+          <w:rPr>
+            <w:color w:val="0000EE"/>
+            <w:u w:val="single"/>
+          </w:rPr>
+          <w:t>20:36</w:t>
+        </w:r>
+      </w:hyperlink>
+      <w:hyperlink r:id="rId31">
+        <w:r>
+          <w:rPr>
+            <w:lang w:val="zh_TW" w:bidi="zh_TW"/>
+          </w:rPr>
+          <w:rPr>
+            <w:color w:val="0000EE"/>
+            <w:u w:val="single"/>
+          </w:rPr>
+          <w:t>，</w:t>
+        </w:r>
+      </w:hyperlink>
+      <w:hyperlink r:id="rId32">
+        <w:r>
+          <w:rPr>
+            <w:lang w:val="zh_TW" w:bidi="zh_TW"/>
+          </w:rPr>
+          <w:rPr>
+            <w:color w:val="0000EE"/>
+            <w:u w:val="single"/>
+          </w:rPr>
+          <w:t>21:5</w:t>
+        </w:r>
+      </w:hyperlink>
+      <w:r>
+        <w:rPr>
+          <w:lang w:val="zh_TW" w:bidi="zh_TW"/>
+        </w:rPr>
+        <w:t>）。所羅門在主面前屈膝禱告和祈求（</w:t>
+      </w:r>
+      <w:hyperlink r:id="rId33">
+        <w:r>
+          <w:rPr>
+            <w:lang w:val="zh_TW" w:bidi="zh_TW"/>
+          </w:rPr>
+          <w:rPr>
+            <w:color w:val="0000EE"/>
+            <w:u w:val="single"/>
+          </w:rPr>
+          <w:t>王上8:54</w:t>
+        </w:r>
+      </w:hyperlink>
+      <w:r>
+        <w:rPr>
+          <w:lang w:val="zh_TW" w:bidi="zh_TW"/>
+        </w:rPr>
+        <w:t>），甚至有一次他造了一個方便他能站上去的銅臺，當著以色列的會眾在主面前跪下（</w:t>
+      </w:r>
+      <w:hyperlink r:id="rId34">
+        <w:r>
+          <w:rPr>
+            <w:lang w:val="zh_TW" w:bidi="zh_TW"/>
+          </w:rPr>
+          <w:rPr>
+            <w:color w:val="0000EE"/>
+            <w:u w:val="single"/>
+          </w:rPr>
+          <w:t>代下6:13</w:t>
+        </w:r>
+      </w:hyperlink>
+      <w:r>
+        <w:rPr>
+          <w:lang w:val="zh_TW" w:bidi="zh_TW"/>
+        </w:rPr>
+        <w:t>）。</w:t>
       </w:r>
     </w:p>
     <w:p>
@@ -581,46 +691,171 @@
       </w:r>
       <w:r>
         <w:rPr>
-          <w:i/>
-          <w:lang w:val="zh_TW" w:bidi="zh_TW"/>
-        </w:rPr>
-        <w:t>另見</w:t>
-      </w:r>
-      <w:r>
-        <w:rPr>
-          <w:lang w:val="zh_TW" w:bidi="zh_TW"/>
-        </w:rPr>
-        <w:t xml:space="preserve"> </w:t>
-      </w:r>
-      <w:r>
-        <w:rPr>
-          <w:lang w:val="zh_TW" w:bidi="zh_TW"/>
-        </w:rPr>
-        <w:t>出埃及記；</w:t>
-      </w:r>
-      <w:r>
-        <w:rPr>
-          <w:lang w:val="zh_TW" w:bidi="zh_TW"/>
-        </w:rPr>
-        <w:t>摩西；</w:t>
-      </w:r>
-      <w:r>
-        <w:rPr>
-          <w:lang w:val="zh_TW" w:bidi="zh_TW"/>
-        </w:rPr>
-        <w:t>神顯現；</w:t>
-      </w:r>
-      <w:r>
-        <w:rPr>
-          <w:lang w:val="zh_TW" w:bidi="zh_TW"/>
-        </w:rPr>
-        <w:t>神的名字</w:t>
-      </w:r>
-      <w:r>
-        <w:rPr>
-          <w:lang w:val="zh_TW" w:bidi="zh_TW"/>
-        </w:rPr>
-        <w:t>。</w:t>
+          <w:lang w:val="zh_TW" w:bidi="zh_TW"/>
+        </w:rPr>
+        <w:t>有些人跪下痛悔，好像以斯拉在獻晚祭時那樣（</w:t>
+      </w:r>
+      <w:hyperlink r:id="rId35">
+        <w:r>
+          <w:rPr>
+            <w:lang w:val="zh_TW" w:bidi="zh_TW"/>
+          </w:rPr>
+          <w:rPr>
+            <w:color w:val="0000EE"/>
+            <w:u w:val="single"/>
+          </w:rPr>
+          <w:t>拉9:5</w:t>
+        </w:r>
+      </w:hyperlink>
+      <w:r>
+        <w:rPr>
+          <w:lang w:val="zh_TW" w:bidi="zh_TW"/>
+        </w:rPr>
+        <w:t>），又像彼得求主赦免他的信心和信靠不足時那樣（</w:t>
+      </w:r>
+      <w:hyperlink r:id="rId36">
+        <w:r>
+          <w:rPr>
+            <w:lang w:val="zh_TW" w:bidi="zh_TW"/>
+          </w:rPr>
+          <w:rPr>
+            <w:color w:val="0000EE"/>
+            <w:u w:val="single"/>
+          </w:rPr>
+          <w:t>路5:8</w:t>
+        </w:r>
+      </w:hyperlink>
+      <w:r>
+        <w:rPr>
+          <w:lang w:val="zh_TW" w:bidi="zh_TW"/>
+        </w:rPr>
+        <w:t>）。人在先知以利亞面前跪下哀求，視他為神的代表（</w:t>
+      </w:r>
+      <w:hyperlink r:id="rId37">
+        <w:r>
+          <w:rPr>
+            <w:lang w:val="zh_TW" w:bidi="zh_TW"/>
+          </w:rPr>
+          <w:rPr>
+            <w:color w:val="0000EE"/>
+            <w:u w:val="single"/>
+          </w:rPr>
+          <w:t>王下1:13</w:t>
+        </w:r>
+      </w:hyperlink>
+      <w:r>
+        <w:rPr>
+          <w:lang w:val="zh_TW" w:bidi="zh_TW"/>
+        </w:rPr>
+        <w:t>），還有許多人在主面前跪下求醫治（</w:t>
+      </w:r>
+      <w:hyperlink r:id="rId38">
+        <w:r>
+          <w:rPr>
+            <w:lang w:val="zh_TW" w:bidi="zh_TW"/>
+          </w:rPr>
+          <w:rPr>
+            <w:color w:val="0000EE"/>
+            <w:u w:val="single"/>
+          </w:rPr>
+          <w:t>太17:14</w:t>
+        </w:r>
+      </w:hyperlink>
+      <w:r>
+        <w:rPr>
+          <w:lang w:val="zh_TW" w:bidi="zh_TW"/>
+        </w:rPr>
+        <w:t>；</w:t>
+      </w:r>
+      <w:hyperlink r:id="rId39">
+        <w:r>
+          <w:rPr>
+            <w:lang w:val="zh_TW" w:bidi="zh_TW"/>
+          </w:rPr>
+          <w:rPr>
+            <w:color w:val="0000EE"/>
+            <w:u w:val="single"/>
+          </w:rPr>
+          <w:t>可1:40</w:t>
+        </w:r>
+      </w:hyperlink>
+      <w:r>
+        <w:rPr>
+          <w:lang w:val="zh_TW" w:bidi="zh_TW"/>
+        </w:rPr>
+        <w:t>）。但以理在天使面前心存驚奇和敬畏地跪下（</w:t>
+      </w:r>
+      <w:hyperlink r:id="rId40">
+        <w:r>
+          <w:rPr>
+            <w:lang w:val="zh_TW" w:bidi="zh_TW"/>
+          </w:rPr>
+          <w:rPr>
+            <w:color w:val="0000EE"/>
+            <w:u w:val="single"/>
+          </w:rPr>
+          <w:t>但10:10</w:t>
+        </w:r>
+      </w:hyperlink>
+      <w:r>
+        <w:rPr>
+          <w:lang w:val="zh_TW" w:bidi="zh_TW"/>
+        </w:rPr>
+        <w:t>），伯沙撒的驚惶從他「雙膝彼此相碰」看得出（</w:t>
+      </w:r>
+      <w:hyperlink r:id="rId41">
+        <w:r>
+          <w:rPr>
+            <w:lang w:val="zh_TW" w:bidi="zh_TW"/>
+          </w:rPr>
+          <w:rPr>
+            <w:color w:val="0000EE"/>
+            <w:u w:val="single"/>
+          </w:rPr>
+          <w:t>但5:6</w:t>
+        </w:r>
+      </w:hyperlink>
+      <w:r>
+        <w:rPr>
+          <w:lang w:val="zh_TW" w:bidi="zh_TW"/>
+        </w:rPr>
+        <w:t>）。在新約中，君尊卻寬容的基督遭受士兵們的嘲弄和譏誚，跪在祂面前嘲諷地喊道：「恭喜，猶太人的王啊！」（</w:t>
+      </w:r>
+      <w:hyperlink r:id="rId42">
+        <w:r>
+          <w:rPr>
+            <w:lang w:val="zh_TW" w:bidi="zh_TW"/>
+          </w:rPr>
+          <w:rPr>
+            <w:color w:val="0000EE"/>
+            <w:u w:val="single"/>
+          </w:rPr>
+          <w:t>太27:29</w:t>
+        </w:r>
+      </w:hyperlink>
+      <w:r>
+        <w:rPr>
+          <w:lang w:val="zh_TW" w:bidi="zh_TW"/>
+        </w:rPr>
+        <w:t>；</w:t>
+      </w:r>
+      <w:hyperlink r:id="rId43">
+        <w:r>
+          <w:rPr>
+            <w:lang w:val="zh_TW" w:bidi="zh_TW"/>
+          </w:rPr>
+          <w:rPr>
+            <w:color w:val="0000EE"/>
+            <w:u w:val="single"/>
+          </w:rPr>
+          <w:t>可15:19</w:t>
+        </w:r>
+      </w:hyperlink>
+      <w:r>
+        <w:rPr>
+          <w:lang w:val="zh_TW" w:bidi="zh_TW"/>
+        </w:rPr>
+        <w:t>）。</w:t>
       </w:r>
       <w:r>
         <w:rPr>

--- a/zht/docx/135.content.docx
+++ b/zht/docx/135.content.docx
@@ -233,108 +233,72 @@
         </w:rPr>
         <w:t>通常表示崇拜、尊敬或順服的姿勢。強壯的膝象徵著一個人有堅定的信心和目標，因此屈膝表示對上級的順服。人在君王、統治者、長官或神面前屈膝。</w:t>
       </w:r>
-      <w:hyperlink r:id="rId13">
-        <w:r>
-          <w:rPr>
-            <w:lang w:val="zh_TW" w:bidi="zh_TW"/>
-          </w:rPr>
-          <w:rPr>
-            <w:color w:val="0000EE"/>
-            <w:u w:val="single"/>
-          </w:rPr>
-          <w:t>創41:43</w:t>
-        </w:r>
-      </w:hyperlink>
+      <w:r>
+        <w:rPr>
+          <w:lang w:val="zh_TW" w:bidi="zh_TW"/>
+        </w:rPr>
+        <w:t>創41:43</w:t>
+      </w:r>
       <w:r>
         <w:rPr>
           <w:lang w:val="zh_TW" w:bidi="zh_TW"/>
         </w:rPr>
         <w:t>描述在法老和約瑟面前跪下的人。人在主面前敬畏地跪下是很常見的（</w:t>
       </w:r>
-      <w:hyperlink r:id="rId14">
-        <w:r>
-          <w:rPr>
-            <w:lang w:val="zh_TW" w:bidi="zh_TW"/>
-          </w:rPr>
-          <w:rPr>
-            <w:color w:val="0000EE"/>
-            <w:u w:val="single"/>
-          </w:rPr>
-          <w:t>賽45:23</w:t>
-        </w:r>
-      </w:hyperlink>
+      <w:r>
+        <w:rPr>
+          <w:lang w:val="zh_TW" w:bidi="zh_TW"/>
+        </w:rPr>
+        <w:t>賽45:23</w:t>
+      </w:r>
       <w:r>
         <w:rPr>
           <w:lang w:val="zh_TW" w:bidi="zh_TW"/>
         </w:rPr>
         <w:t>；</w:t>
       </w:r>
-      <w:hyperlink r:id="rId15">
-        <w:r>
-          <w:rPr>
-            <w:lang w:val="zh_TW" w:bidi="zh_TW"/>
-          </w:rPr>
-          <w:rPr>
-            <w:color w:val="0000EE"/>
-            <w:u w:val="single"/>
-          </w:rPr>
-          <w:t>羅14:11</w:t>
-        </w:r>
-      </w:hyperlink>
+      <w:r>
+        <w:rPr>
+          <w:lang w:val="zh_TW" w:bidi="zh_TW"/>
+        </w:rPr>
+        <w:t>羅14:11</w:t>
+      </w:r>
       <w:r>
         <w:rPr>
           <w:lang w:val="zh_TW" w:bidi="zh_TW"/>
         </w:rPr>
         <w:t>；</w:t>
       </w:r>
-      <w:hyperlink r:id="rId16">
-        <w:r>
-          <w:rPr>
-            <w:lang w:val="zh_TW" w:bidi="zh_TW"/>
-          </w:rPr>
-          <w:rPr>
-            <w:color w:val="0000EE"/>
-            <w:u w:val="single"/>
-          </w:rPr>
-          <w:t>腓2:10</w:t>
-        </w:r>
-      </w:hyperlink>
+      <w:r>
+        <w:rPr>
+          <w:lang w:val="zh_TW" w:bidi="zh_TW"/>
+        </w:rPr>
+        <w:t>腓2:10</w:t>
+      </w:r>
       <w:r>
         <w:rPr>
           <w:lang w:val="zh_TW" w:bidi="zh_TW"/>
         </w:rPr>
         <w:t>）。發生饑荒時，以色列人偏離了主，那些保持忠心的人被描述為「未曾向巴力屈膝的」（</w:t>
       </w:r>
-      <w:hyperlink r:id="rId17">
-        <w:r>
-          <w:rPr>
-            <w:lang w:val="zh_TW" w:bidi="zh_TW"/>
-          </w:rPr>
-          <w:rPr>
-            <w:color w:val="0000EE"/>
-            <w:u w:val="single"/>
-          </w:rPr>
-          <w:t>王上19:18</w:t>
-        </w:r>
-      </w:hyperlink>
+      <w:r>
+        <w:rPr>
+          <w:lang w:val="zh_TW" w:bidi="zh_TW"/>
+        </w:rPr>
+        <w:t>王上19:18</w:t>
+      </w:r>
       <w:r>
         <w:rPr>
           <w:lang w:val="zh_TW" w:bidi="zh_TW"/>
         </w:rPr>
         <w:t>；見</w:t>
       </w:r>
-      <w:hyperlink r:id="rId18">
-        <w:r>
-          <w:rPr>
-            <w:lang w:val="zh_TW" w:bidi="zh_TW"/>
-          </w:rPr>
-          <w:rPr>
-            <w:color w:val="0000EE"/>
-            <w:u w:val="single"/>
-          </w:rPr>
-          <w:t>羅11:4</w:t>
-        </w:r>
-      </w:hyperlink>
+      <w:r>
+        <w:rPr>
+          <w:lang w:val="zh_TW" w:bidi="zh_TW"/>
+        </w:rPr>
+        <w:t>羅11:4</w:t>
+      </w:r>
       <w:r>
         <w:rPr>
           <w:lang w:val="zh_TW" w:bidi="zh_TW"/>
@@ -355,132 +319,84 @@
         </w:rPr>
         <w:t>穩固的膝代表力量，雙膝被擊打則代表力量被毀（</w:t>
       </w:r>
-      <w:hyperlink r:id="rId19">
-        <w:r>
-          <w:rPr>
-            <w:lang w:val="zh_TW" w:bidi="zh_TW"/>
-          </w:rPr>
-          <w:rPr>
-            <w:color w:val="0000EE"/>
-            <w:u w:val="single"/>
-          </w:rPr>
-          <w:t>申28:35</w:t>
-        </w:r>
-      </w:hyperlink>
+      <w:r>
+        <w:rPr>
+          <w:lang w:val="zh_TW" w:bidi="zh_TW"/>
+        </w:rPr>
+        <w:t>申28:35</w:t>
+      </w:r>
       <w:r>
         <w:rPr>
           <w:lang w:val="zh_TW" w:bidi="zh_TW"/>
         </w:rPr>
         <w:t>）。以賽亞求主使無力的膝穩固（</w:t>
       </w:r>
-      <w:hyperlink r:id="rId20">
-        <w:r>
-          <w:rPr>
-            <w:lang w:val="zh_TW" w:bidi="zh_TW"/>
-          </w:rPr>
-          <w:rPr>
-            <w:color w:val="0000EE"/>
-            <w:u w:val="single"/>
-          </w:rPr>
-          <w:t>賽35:3</w:t>
-        </w:r>
-      </w:hyperlink>
+      <w:r>
+        <w:rPr>
+          <w:lang w:val="zh_TW" w:bidi="zh_TW"/>
+        </w:rPr>
+        <w:t>賽35:3</w:t>
+      </w:r>
       <w:r>
         <w:rPr>
           <w:lang w:val="zh_TW" w:bidi="zh_TW"/>
         </w:rPr>
         <w:t>）。經文提到軟弱或無力的膝時一般指信心的不穩固（</w:t>
       </w:r>
-      <w:hyperlink r:id="rId21">
-        <w:r>
-          <w:rPr>
-            <w:lang w:val="zh_TW" w:bidi="zh_TW"/>
-          </w:rPr>
-          <w:rPr>
-            <w:color w:val="0000EE"/>
-            <w:u w:val="single"/>
-          </w:rPr>
-          <w:t>伯4:4</w:t>
-        </w:r>
-      </w:hyperlink>
+      <w:r>
+        <w:rPr>
+          <w:lang w:val="zh_TW" w:bidi="zh_TW"/>
+        </w:rPr>
+        <w:t>伯4:4</w:t>
+      </w:r>
       <w:r>
         <w:rPr>
           <w:lang w:val="zh_TW" w:bidi="zh_TW"/>
         </w:rPr>
         <w:t>；</w:t>
       </w:r>
-      <w:hyperlink r:id="rId22">
-        <w:r>
-          <w:rPr>
-            <w:lang w:val="zh_TW" w:bidi="zh_TW"/>
-          </w:rPr>
-          <w:rPr>
-            <w:color w:val="0000EE"/>
-            <w:u w:val="single"/>
-          </w:rPr>
-          <w:t>來12:12</w:t>
-        </w:r>
-      </w:hyperlink>
+      <w:r>
+        <w:rPr>
+          <w:lang w:val="zh_TW" w:bidi="zh_TW"/>
+        </w:rPr>
+        <w:t>來12:12</w:t>
+      </w:r>
       <w:r>
         <w:rPr>
           <w:lang w:val="zh_TW" w:bidi="zh_TW"/>
         </w:rPr>
         <w:t>），但有時也指健康的衰退（</w:t>
       </w:r>
-      <w:hyperlink r:id="rId23">
-        <w:r>
-          <w:rPr>
-            <w:lang w:val="zh_TW" w:bidi="zh_TW"/>
-          </w:rPr>
-          <w:rPr>
-            <w:color w:val="0000EE"/>
-            <w:u w:val="single"/>
-          </w:rPr>
-          <w:t>詩109:24</w:t>
-        </w:r>
-      </w:hyperlink>
+      <w:r>
+        <w:rPr>
+          <w:lang w:val="zh_TW" w:bidi="zh_TW"/>
+        </w:rPr>
+        <w:t>詩109:24</w:t>
+      </w:r>
       <w:r>
         <w:rPr>
           <w:lang w:val="zh_TW" w:bidi="zh_TW"/>
         </w:rPr>
         <w:t>）。以西結提到那些膝「弱如水」的人（</w:t>
       </w:r>
-      <w:hyperlink r:id="rId24">
-        <w:r>
-          <w:rPr>
-            <w:lang w:val="zh_TW" w:bidi="zh_TW"/>
-          </w:rPr>
-          <w:rPr>
-            <w:color w:val="0000EE"/>
-            <w:u w:val="single"/>
-          </w:rPr>
-          <w:t>結7:17</w:t>
-        </w:r>
-      </w:hyperlink>
-      <w:hyperlink r:id="rId24">
-        <w:r>
-          <w:rPr>
-            <w:lang w:val="zh_TW" w:bidi="zh_TW"/>
-          </w:rPr>
-          <w:rPr>
-            <w:color w:val="0000EE"/>
-            <w:u w:val="single"/>
-          </w:rPr>
-          <w:t>，</w:t>
-        </w:r>
-      </w:hyperlink>
-      <w:hyperlink r:id="rId25">
-        <w:r>
-          <w:rPr>
-            <w:lang w:val="zh_TW" w:bidi="zh_TW"/>
-          </w:rPr>
-          <w:rPr>
-            <w:color w:val="0000EE"/>
-            <w:u w:val="single"/>
-          </w:rPr>
-          <w:t>21:7</w:t>
-        </w:r>
-      </w:hyperlink>
+      <w:r>
+        <w:rPr>
+          <w:lang w:val="zh_TW" w:bidi="zh_TW"/>
+        </w:rPr>
+        <w:t>結7:17</w:t>
+      </w:r>
+      <w:r>
+        <w:rPr>
+          <w:lang w:val="zh_TW" w:bidi="zh_TW"/>
+        </w:rPr>
+        <w:t>，</w:t>
+      </w:r>
+      <w:r>
+        <w:rPr>
+          <w:lang w:val="zh_TW" w:bidi="zh_TW"/>
+        </w:rPr>
+        <w:t>21:7</w:t>
+      </w:r>
       <w:r>
         <w:rPr>
           <w:lang w:val="zh_TW" w:bidi="zh_TW"/>
@@ -501,180 +417,108 @@
         </w:rPr>
         <w:t>在主面前雙膝跪下是一種表示敬拜（</w:t>
       </w:r>
-      <w:hyperlink r:id="rId26">
-        <w:r>
-          <w:rPr>
-            <w:lang w:val="zh_TW" w:bidi="zh_TW"/>
-          </w:rPr>
-          <w:rPr>
-            <w:color w:val="0000EE"/>
-            <w:u w:val="single"/>
-          </w:rPr>
-          <w:t>詩95:6</w:t>
-        </w:r>
-      </w:hyperlink>
+      <w:r>
+        <w:rPr>
+          <w:lang w:val="zh_TW" w:bidi="zh_TW"/>
+        </w:rPr>
+        <w:t>詩95:6</w:t>
+      </w:r>
       <w:r>
         <w:rPr>
           <w:lang w:val="zh_TW" w:bidi="zh_TW"/>
         </w:rPr>
         <w:t>）和禱告的姿勢（</w:t>
       </w:r>
-      <w:hyperlink r:id="rId27">
-        <w:r>
-          <w:rPr>
-            <w:lang w:val="zh_TW" w:bidi="zh_TW"/>
-          </w:rPr>
-          <w:rPr>
-            <w:color w:val="0000EE"/>
-            <w:u w:val="single"/>
-          </w:rPr>
-          <w:t>但6:10</w:t>
-        </w:r>
-      </w:hyperlink>
+      <w:r>
+        <w:rPr>
+          <w:lang w:val="zh_TW" w:bidi="zh_TW"/>
+        </w:rPr>
+        <w:t>但6:10</w:t>
+      </w:r>
       <w:r>
         <w:rPr>
           <w:lang w:val="zh_TW" w:bidi="zh_TW"/>
         </w:rPr>
         <w:t>）。基督自己在客西馬尼園跪下禱告（</w:t>
       </w:r>
-      <w:hyperlink r:id="rId28">
-        <w:r>
-          <w:rPr>
-            <w:lang w:val="zh_TW" w:bidi="zh_TW"/>
-          </w:rPr>
-          <w:rPr>
-            <w:color w:val="0000EE"/>
-            <w:u w:val="single"/>
-          </w:rPr>
-          <w:t>路22:41</w:t>
-        </w:r>
-      </w:hyperlink>
+      <w:r>
+        <w:rPr>
+          <w:lang w:val="zh_TW" w:bidi="zh_TW"/>
+        </w:rPr>
+        <w:t>路22:41</w:t>
+      </w:r>
       <w:r>
         <w:rPr>
           <w:lang w:val="zh_TW" w:bidi="zh_TW"/>
         </w:rPr>
         <w:t>），彼得、保羅和司提反也曾如此（</w:t>
       </w:r>
-      <w:hyperlink r:id="rId29">
-        <w:r>
-          <w:rPr>
-            <w:lang w:val="zh_TW" w:bidi="zh_TW"/>
-          </w:rPr>
-          <w:rPr>
-            <w:color w:val="0000EE"/>
-            <w:u w:val="single"/>
-          </w:rPr>
-          <w:t>徒7:60</w:t>
-        </w:r>
-      </w:hyperlink>
-      <w:hyperlink r:id="rId29">
-        <w:r>
-          <w:rPr>
-            <w:lang w:val="zh_TW" w:bidi="zh_TW"/>
-          </w:rPr>
-          <w:rPr>
-            <w:color w:val="0000EE"/>
-            <w:u w:val="single"/>
-          </w:rPr>
-          <w:t>，</w:t>
-        </w:r>
-      </w:hyperlink>
-      <w:hyperlink r:id="rId30">
-        <w:r>
-          <w:rPr>
-            <w:lang w:val="zh_TW" w:bidi="zh_TW"/>
-          </w:rPr>
-          <w:rPr>
-            <w:color w:val="0000EE"/>
-            <w:u w:val="single"/>
-          </w:rPr>
-          <w:t>9:40</w:t>
-        </w:r>
-      </w:hyperlink>
-      <w:hyperlink r:id="rId30">
-        <w:r>
-          <w:rPr>
-            <w:lang w:val="zh_TW" w:bidi="zh_TW"/>
-          </w:rPr>
-          <w:rPr>
-            <w:color w:val="0000EE"/>
-            <w:u w:val="single"/>
-          </w:rPr>
-          <w:t>，</w:t>
-        </w:r>
-      </w:hyperlink>
-      <w:hyperlink r:id="rId31">
-        <w:r>
-          <w:rPr>
-            <w:lang w:val="zh_TW" w:bidi="zh_TW"/>
-          </w:rPr>
-          <w:rPr>
-            <w:color w:val="0000EE"/>
-            <w:u w:val="single"/>
-          </w:rPr>
-          <w:t>20:36</w:t>
-        </w:r>
-      </w:hyperlink>
-      <w:hyperlink r:id="rId31">
-        <w:r>
-          <w:rPr>
-            <w:lang w:val="zh_TW" w:bidi="zh_TW"/>
-          </w:rPr>
-          <w:rPr>
-            <w:color w:val="0000EE"/>
-            <w:u w:val="single"/>
-          </w:rPr>
-          <w:t>，</w:t>
-        </w:r>
-      </w:hyperlink>
-      <w:hyperlink r:id="rId32">
-        <w:r>
-          <w:rPr>
-            <w:lang w:val="zh_TW" w:bidi="zh_TW"/>
-          </w:rPr>
-          <w:rPr>
-            <w:color w:val="0000EE"/>
-            <w:u w:val="single"/>
-          </w:rPr>
-          <w:t>21:5</w:t>
-        </w:r>
-      </w:hyperlink>
+      <w:r>
+        <w:rPr>
+          <w:lang w:val="zh_TW" w:bidi="zh_TW"/>
+        </w:rPr>
+        <w:t>徒7:60</w:t>
+      </w:r>
+      <w:r>
+        <w:rPr>
+          <w:lang w:val="zh_TW" w:bidi="zh_TW"/>
+        </w:rPr>
+        <w:t>，</w:t>
+      </w:r>
+      <w:r>
+        <w:rPr>
+          <w:lang w:val="zh_TW" w:bidi="zh_TW"/>
+        </w:rPr>
+        <w:t>9:40</w:t>
+      </w:r>
+      <w:r>
+        <w:rPr>
+          <w:lang w:val="zh_TW" w:bidi="zh_TW"/>
+        </w:rPr>
+        <w:t>，</w:t>
+      </w:r>
+      <w:r>
+        <w:rPr>
+          <w:lang w:val="zh_TW" w:bidi="zh_TW"/>
+        </w:rPr>
+        <w:t>20:36</w:t>
+      </w:r>
+      <w:r>
+        <w:rPr>
+          <w:lang w:val="zh_TW" w:bidi="zh_TW"/>
+        </w:rPr>
+        <w:t>，</w:t>
+      </w:r>
+      <w:r>
+        <w:rPr>
+          <w:lang w:val="zh_TW" w:bidi="zh_TW"/>
+        </w:rPr>
+        <w:t>21:5</w:t>
+      </w:r>
       <w:r>
         <w:rPr>
           <w:lang w:val="zh_TW" w:bidi="zh_TW"/>
         </w:rPr>
         <w:t>）。所羅門在主面前屈膝禱告和祈求（</w:t>
       </w:r>
-      <w:hyperlink r:id="rId33">
-        <w:r>
-          <w:rPr>
-            <w:lang w:val="zh_TW" w:bidi="zh_TW"/>
-          </w:rPr>
-          <w:rPr>
-            <w:color w:val="0000EE"/>
-            <w:u w:val="single"/>
-          </w:rPr>
-          <w:t>王上8:54</w:t>
-        </w:r>
-      </w:hyperlink>
+      <w:r>
+        <w:rPr>
+          <w:lang w:val="zh_TW" w:bidi="zh_TW"/>
+        </w:rPr>
+        <w:t>王上8:54</w:t>
+      </w:r>
       <w:r>
         <w:rPr>
           <w:lang w:val="zh_TW" w:bidi="zh_TW"/>
         </w:rPr>
         <w:t>），甚至有一次他造了一個方便他能站上去的銅臺，當著以色列的會眾在主面前跪下（</w:t>
       </w:r>
-      <w:hyperlink r:id="rId34">
-        <w:r>
-          <w:rPr>
-            <w:lang w:val="zh_TW" w:bidi="zh_TW"/>
-          </w:rPr>
-          <w:rPr>
-            <w:color w:val="0000EE"/>
-            <w:u w:val="single"/>
-          </w:rPr>
-          <w:t>代下6:13</w:t>
-        </w:r>
-      </w:hyperlink>
+      <w:r>
+        <w:rPr>
+          <w:lang w:val="zh_TW" w:bidi="zh_TW"/>
+        </w:rPr>
+        <w:t>代下6:13</w:t>
+      </w:r>
       <w:r>
         <w:rPr>
           <w:lang w:val="zh_TW" w:bidi="zh_TW"/>
@@ -695,162 +539,108 @@
         </w:rPr>
         <w:t>有些人跪下痛悔，好像以斯拉在獻晚祭時那樣（</w:t>
       </w:r>
-      <w:hyperlink r:id="rId35">
-        <w:r>
-          <w:rPr>
-            <w:lang w:val="zh_TW" w:bidi="zh_TW"/>
-          </w:rPr>
-          <w:rPr>
-            <w:color w:val="0000EE"/>
-            <w:u w:val="single"/>
-          </w:rPr>
-          <w:t>拉9:5</w:t>
-        </w:r>
-      </w:hyperlink>
+      <w:r>
+        <w:rPr>
+          <w:lang w:val="zh_TW" w:bidi="zh_TW"/>
+        </w:rPr>
+        <w:t>拉9:5</w:t>
+      </w:r>
       <w:r>
         <w:rPr>
           <w:lang w:val="zh_TW" w:bidi="zh_TW"/>
         </w:rPr>
         <w:t>），又像彼得求主赦免他的信心和信靠不足時那樣（</w:t>
       </w:r>
-      <w:hyperlink r:id="rId36">
-        <w:r>
-          <w:rPr>
-            <w:lang w:val="zh_TW" w:bidi="zh_TW"/>
-          </w:rPr>
-          <w:rPr>
-            <w:color w:val="0000EE"/>
-            <w:u w:val="single"/>
-          </w:rPr>
-          <w:t>路5:8</w:t>
-        </w:r>
-      </w:hyperlink>
+      <w:r>
+        <w:rPr>
+          <w:lang w:val="zh_TW" w:bidi="zh_TW"/>
+        </w:rPr>
+        <w:t>路5:8</w:t>
+      </w:r>
       <w:r>
         <w:rPr>
           <w:lang w:val="zh_TW" w:bidi="zh_TW"/>
         </w:rPr>
         <w:t>）。人在先知以利亞面前跪下哀求，視他為神的代表（</w:t>
       </w:r>
-      <w:hyperlink r:id="rId37">
-        <w:r>
-          <w:rPr>
-            <w:lang w:val="zh_TW" w:bidi="zh_TW"/>
-          </w:rPr>
-          <w:rPr>
-            <w:color w:val="0000EE"/>
-            <w:u w:val="single"/>
-          </w:rPr>
-          <w:t>王下1:13</w:t>
-        </w:r>
-      </w:hyperlink>
+      <w:r>
+        <w:rPr>
+          <w:lang w:val="zh_TW" w:bidi="zh_TW"/>
+        </w:rPr>
+        <w:t>王下1:13</w:t>
+      </w:r>
       <w:r>
         <w:rPr>
           <w:lang w:val="zh_TW" w:bidi="zh_TW"/>
         </w:rPr>
         <w:t>），還有許多人在主面前跪下求醫治（</w:t>
       </w:r>
-      <w:hyperlink r:id="rId38">
-        <w:r>
-          <w:rPr>
-            <w:lang w:val="zh_TW" w:bidi="zh_TW"/>
-          </w:rPr>
-          <w:rPr>
-            <w:color w:val="0000EE"/>
-            <w:u w:val="single"/>
-          </w:rPr>
-          <w:t>太17:14</w:t>
-        </w:r>
-      </w:hyperlink>
+      <w:r>
+        <w:rPr>
+          <w:lang w:val="zh_TW" w:bidi="zh_TW"/>
+        </w:rPr>
+        <w:t>太17:14</w:t>
+      </w:r>
       <w:r>
         <w:rPr>
           <w:lang w:val="zh_TW" w:bidi="zh_TW"/>
         </w:rPr>
         <w:t>；</w:t>
       </w:r>
-      <w:hyperlink r:id="rId39">
-        <w:r>
-          <w:rPr>
-            <w:lang w:val="zh_TW" w:bidi="zh_TW"/>
-          </w:rPr>
-          <w:rPr>
-            <w:color w:val="0000EE"/>
-            <w:u w:val="single"/>
-          </w:rPr>
-          <w:t>可1:40</w:t>
-        </w:r>
-      </w:hyperlink>
+      <w:r>
+        <w:rPr>
+          <w:lang w:val="zh_TW" w:bidi="zh_TW"/>
+        </w:rPr>
+        <w:t>可1:40</w:t>
+      </w:r>
       <w:r>
         <w:rPr>
           <w:lang w:val="zh_TW" w:bidi="zh_TW"/>
         </w:rPr>
         <w:t>）。但以理在天使面前心存驚奇和敬畏地跪下（</w:t>
       </w:r>
-      <w:hyperlink r:id="rId40">
-        <w:r>
-          <w:rPr>
-            <w:lang w:val="zh_TW" w:bidi="zh_TW"/>
-          </w:rPr>
-          <w:rPr>
-            <w:color w:val="0000EE"/>
-            <w:u w:val="single"/>
-          </w:rPr>
-          <w:t>但10:10</w:t>
-        </w:r>
-      </w:hyperlink>
+      <w:r>
+        <w:rPr>
+          <w:lang w:val="zh_TW" w:bidi="zh_TW"/>
+        </w:rPr>
+        <w:t>但10:10</w:t>
+      </w:r>
       <w:r>
         <w:rPr>
           <w:lang w:val="zh_TW" w:bidi="zh_TW"/>
         </w:rPr>
         <w:t>），伯沙撒的驚惶從他「雙膝彼此相碰」看得出（</w:t>
       </w:r>
-      <w:hyperlink r:id="rId41">
-        <w:r>
-          <w:rPr>
-            <w:lang w:val="zh_TW" w:bidi="zh_TW"/>
-          </w:rPr>
-          <w:rPr>
-            <w:color w:val="0000EE"/>
-            <w:u w:val="single"/>
-          </w:rPr>
-          <w:t>但5:6</w:t>
-        </w:r>
-      </w:hyperlink>
+      <w:r>
+        <w:rPr>
+          <w:lang w:val="zh_TW" w:bidi="zh_TW"/>
+        </w:rPr>
+        <w:t>但5:6</w:t>
+      </w:r>
       <w:r>
         <w:rPr>
           <w:lang w:val="zh_TW" w:bidi="zh_TW"/>
         </w:rPr>
         <w:t>）。在新約中，君尊卻寬容的基督遭受士兵們的嘲弄和譏誚，跪在祂面前嘲諷地喊道：「恭喜，猶太人的王啊！」（</w:t>
       </w:r>
-      <w:hyperlink r:id="rId42">
-        <w:r>
-          <w:rPr>
-            <w:lang w:val="zh_TW" w:bidi="zh_TW"/>
-          </w:rPr>
-          <w:rPr>
-            <w:color w:val="0000EE"/>
-            <w:u w:val="single"/>
-          </w:rPr>
-          <w:t>太27:29</w:t>
-        </w:r>
-      </w:hyperlink>
+      <w:r>
+        <w:rPr>
+          <w:lang w:val="zh_TW" w:bidi="zh_TW"/>
+        </w:rPr>
+        <w:t>太27:29</w:t>
+      </w:r>
       <w:r>
         <w:rPr>
           <w:lang w:val="zh_TW" w:bidi="zh_TW"/>
         </w:rPr>
         <w:t>；</w:t>
       </w:r>
-      <w:hyperlink r:id="rId43">
-        <w:r>
-          <w:rPr>
-            <w:lang w:val="zh_TW" w:bidi="zh_TW"/>
-          </w:rPr>
-          <w:rPr>
-            <w:color w:val="0000EE"/>
-            <w:u w:val="single"/>
-          </w:rPr>
-          <w:t>可15:19</w:t>
-        </w:r>
-      </w:hyperlink>
+      <w:r>
+        <w:rPr>
+          <w:lang w:val="zh_TW" w:bidi="zh_TW"/>
+        </w:rPr>
+        <w:t>可15:19</w:t>
+      </w:r>
       <w:r>
         <w:rPr>
           <w:lang w:val="zh_TW" w:bidi="zh_TW"/>
